--- a/data/outputs/docx/Grade 10 Biology/Bio 1.2/Biology_Specimen_Collection_and_Preservation_CBE_LessonSequence.docx
+++ b/data/outputs/docx/Grade 10 Biology/Bio 1.2/Biology_Specimen_Collection_and_Preservation_CBE_LessonSequence.docx
@@ -3427,7 +3427,7 @@
             <w:pPr>
               <w:spacing w:after="20" w:before="0"/>
             </w:pPr>
-            <w:hyperlink w:history="1" r:id="rIdbt-hucpf8ncccvmf5-gow">
+            <w:hyperlink w:history="1" r:id="rId-h12k034tt9pclku0uf9f">
               <w:r>
                 <w:rPr>
                   <w:rFonts w:ascii="Arial" w:cs="Arial" w:eastAsia="Arial" w:hAnsi="Arial"/>
@@ -3460,7 +3460,7 @@
               <w:spacing w:after="10" w:before="0"/>
               <w:ind w:left="120"/>
             </w:pPr>
-            <w:hyperlink w:history="1" r:id="rIdsdfsyi5gocblyddd7e4uy">
+            <w:hyperlink w:history="1" r:id="rId5ivhqrhrahft8g_d_vsvz">
               <w:r>
                 <w:rPr>
                   <w:rFonts w:ascii="Arial" w:cs="Arial" w:eastAsia="Arial" w:hAnsi="Arial"/>
@@ -3505,7 +3505,7 @@
             <w:pPr>
               <w:spacing w:after="20" w:before="0"/>
             </w:pPr>
-            <w:hyperlink w:history="1" r:id="rId4qgapyoxqzghntlxiokyq">
+            <w:hyperlink w:history="1" r:id="rIdv7aurbmhbnska6ygaciem">
               <w:r>
                 <w:rPr>
                   <w:rFonts w:ascii="Arial" w:cs="Arial" w:eastAsia="Arial" w:hAnsi="Arial"/>
@@ -3538,7 +3538,7 @@
               <w:spacing w:after="10" w:before="0"/>
               <w:ind w:left="120"/>
             </w:pPr>
-            <w:hyperlink w:history="1" r:id="rIdx8x-zot4bziziozlrslka">
+            <w:hyperlink w:history="1" r:id="rIdsgn_v-6-cfkfrrxobkprs">
               <w:r>
                 <w:rPr>
                   <w:rFonts w:ascii="Arial" w:cs="Arial" w:eastAsia="Arial" w:hAnsi="Arial"/>
@@ -3746,7 +3746,7 @@
             <w:pPr>
               <w:spacing w:after="20" w:before="0"/>
             </w:pPr>
-            <w:hyperlink w:history="1" r:id="rIde5sve7na7mervvji9bfcn">
+            <w:hyperlink w:history="1" r:id="rIdtm37qp4l9cadmjrqwsb3i">
               <w:r>
                 <w:rPr>
                   <w:rFonts w:ascii="Arial" w:cs="Arial" w:eastAsia="Arial" w:hAnsi="Arial"/>
@@ -3779,7 +3779,7 @@
               <w:spacing w:after="10" w:before="0"/>
               <w:ind w:left="120"/>
             </w:pPr>
-            <w:hyperlink w:history="1" r:id="rIdn9vbmdl9cc4yvhdilc3yo">
+            <w:hyperlink w:history="1" r:id="rIdxnjxhbvuks6rtz5pfjlze">
               <w:r>
                 <w:rPr>
                   <w:rFonts w:ascii="Arial" w:cs="Arial" w:eastAsia="Arial" w:hAnsi="Arial"/>
@@ -3824,7 +3824,7 @@
             <w:pPr>
               <w:spacing w:after="20" w:before="0"/>
             </w:pPr>
-            <w:hyperlink w:history="1" r:id="rIdmikibjifw8rjurqcfrpo6">
+            <w:hyperlink w:history="1" r:id="rIdf7ituicsjnklkux3fusdg">
               <w:r>
                 <w:rPr>
                   <w:rFonts w:ascii="Arial" w:cs="Arial" w:eastAsia="Arial" w:hAnsi="Arial"/>
@@ -3857,7 +3857,7 @@
               <w:spacing w:after="10" w:before="0"/>
               <w:ind w:left="120"/>
             </w:pPr>
-            <w:hyperlink w:history="1" r:id="rIdiftuwht1sx5wdevcr-ywy">
+            <w:hyperlink w:history="1" r:id="rIdsjbafywisbfiz07y2sogc">
               <w:r>
                 <w:rPr>
                   <w:rFonts w:ascii="Arial" w:cs="Arial" w:eastAsia="Arial" w:hAnsi="Arial"/>
@@ -4065,7 +4065,7 @@
             <w:pPr>
               <w:spacing w:after="20" w:before="0"/>
             </w:pPr>
-            <w:hyperlink w:history="1" r:id="rIdcrx6hxmijtn7h8ehrtrqu">
+            <w:hyperlink w:history="1" r:id="rId_o-iih0cqovl4vkhkrcqh">
               <w:r>
                 <w:rPr>
                   <w:rFonts w:ascii="Arial" w:cs="Arial" w:eastAsia="Arial" w:hAnsi="Arial"/>
@@ -4098,7 +4098,7 @@
               <w:spacing w:after="10" w:before="0"/>
               <w:ind w:left="120"/>
             </w:pPr>
-            <w:hyperlink w:history="1" r:id="rIdycyqmjzxy10mbotvaprqn">
+            <w:hyperlink w:history="1" r:id="rIdnpmsav3m2axru8e-9ix4a">
               <w:r>
                 <w:rPr>
                   <w:rFonts w:ascii="Arial" w:cs="Arial" w:eastAsia="Arial" w:hAnsi="Arial"/>
@@ -4143,7 +4143,7 @@
             <w:pPr>
               <w:spacing w:after="20" w:before="0"/>
             </w:pPr>
-            <w:hyperlink w:history="1" r:id="rIdqxylo_ezboeokurqzrwtt">
+            <w:hyperlink w:history="1" r:id="rIdoeuqn8csbivzfqa6fbyjs">
               <w:r>
                 <w:rPr>
                   <w:rFonts w:ascii="Arial" w:cs="Arial" w:eastAsia="Arial" w:hAnsi="Arial"/>
@@ -4176,7 +4176,7 @@
               <w:spacing w:after="10" w:before="0"/>
               <w:ind w:left="120"/>
             </w:pPr>
-            <w:hyperlink w:history="1" r:id="rIdkf_gr9pmjmovbg7-x4beq">
+            <w:hyperlink w:history="1" r:id="rIdyvbykp8pgywaridxqcjuj">
               <w:r>
                 <w:rPr>
                   <w:rFonts w:ascii="Arial" w:cs="Arial" w:eastAsia="Arial" w:hAnsi="Arial"/>
@@ -4384,7 +4384,7 @@
             <w:pPr>
               <w:spacing w:after="20" w:before="0"/>
             </w:pPr>
-            <w:hyperlink w:history="1" r:id="rIdzlm_rsilbpjrfeq-fqqbl">
+            <w:hyperlink w:history="1" r:id="rIdiafzvv9g1hi9fr52ajh2k">
               <w:r>
                 <w:rPr>
                   <w:rFonts w:ascii="Arial" w:cs="Arial" w:eastAsia="Arial" w:hAnsi="Arial"/>
@@ -4417,7 +4417,7 @@
               <w:spacing w:after="10" w:before="0"/>
               <w:ind w:left="120"/>
             </w:pPr>
-            <w:hyperlink w:history="1" r:id="rId3rmvntkvkyxcr1wcxg-io">
+            <w:hyperlink w:history="1" r:id="rId6gwcozttdi_l19msan1of">
               <w:r>
                 <w:rPr>
                   <w:rFonts w:ascii="Arial" w:cs="Arial" w:eastAsia="Arial" w:hAnsi="Arial"/>
@@ -4462,7 +4462,7 @@
             <w:pPr>
               <w:spacing w:after="20" w:before="0"/>
             </w:pPr>
-            <w:hyperlink w:history="1" r:id="rIdrw_wdxrbd3it2gtyduwnc">
+            <w:hyperlink w:history="1" r:id="rIduvxjokw5ya5s3ly8xkcmy">
               <w:r>
                 <w:rPr>
                   <w:rFonts w:ascii="Arial" w:cs="Arial" w:eastAsia="Arial" w:hAnsi="Arial"/>
@@ -4495,7 +4495,7 @@
               <w:spacing w:after="10" w:before="0"/>
               <w:ind w:left="120"/>
             </w:pPr>
-            <w:hyperlink w:history="1" r:id="rIdn0ypho_nq6nm5-xojbbem">
+            <w:hyperlink w:history="1" r:id="rIdh520stbr7kgqh-nvc2--k">
               <w:r>
                 <w:rPr>
                   <w:rFonts w:ascii="Arial" w:cs="Arial" w:eastAsia="Arial" w:hAnsi="Arial"/>
@@ -4703,7 +4703,7 @@
             <w:pPr>
               <w:spacing w:after="20" w:before="0"/>
             </w:pPr>
-            <w:hyperlink w:history="1" r:id="rIdtgnbw49jlmhus0c_fesh_">
+            <w:hyperlink w:history="1" r:id="rIdatlfnqg06rfiwpj6sj4pd">
               <w:r>
                 <w:rPr>
                   <w:rFonts w:ascii="Arial" w:cs="Arial" w:eastAsia="Arial" w:hAnsi="Arial"/>
@@ -4736,7 +4736,7 @@
               <w:spacing w:after="10" w:before="0"/>
               <w:ind w:left="120"/>
             </w:pPr>
-            <w:hyperlink w:history="1" r:id="rId4uyieqh4inialv778nxzc">
+            <w:hyperlink w:history="1" r:id="rIdqzswygbgijsryheurriqy">
               <w:r>
                 <w:rPr>
                   <w:rFonts w:ascii="Arial" w:cs="Arial" w:eastAsia="Arial" w:hAnsi="Arial"/>
@@ -4781,7 +4781,7 @@
             <w:pPr>
               <w:spacing w:after="20" w:before="0"/>
             </w:pPr>
-            <w:hyperlink w:history="1" r:id="rIdvhypmab_zryofc9akljpc">
+            <w:hyperlink w:history="1" r:id="rIdfee0bxzhrkv_pkypostk3">
               <w:r>
                 <w:rPr>
                   <w:rFonts w:ascii="Arial" w:cs="Arial" w:eastAsia="Arial" w:hAnsi="Arial"/>
@@ -4814,7 +4814,7 @@
               <w:spacing w:after="10" w:before="0"/>
               <w:ind w:left="120"/>
             </w:pPr>
-            <w:hyperlink w:history="1" r:id="rIdoclljj1lkxswgdolxhzow">
+            <w:hyperlink w:history="1" r:id="rIdth_cyhescmlt3qvbjd3ez">
               <w:r>
                 <w:rPr>
                   <w:rFonts w:ascii="Arial" w:cs="Arial" w:eastAsia="Arial" w:hAnsi="Arial"/>
@@ -6593,7 +6593,7 @@
             <w:pPr>
               <w:spacing w:after="20" w:before="0"/>
             </w:pPr>
-            <w:hyperlink w:history="1" r:id="rId-1_lsfgx8kg7jukx17s7p">
+            <w:hyperlink w:history="1" r:id="rIdwm3wg3prrg-q89d-qid_1">
               <w:r>
                 <w:rPr>
                   <w:rFonts w:ascii="Arial" w:cs="Arial" w:eastAsia="Arial" w:hAnsi="Arial"/>
@@ -6626,7 +6626,7 @@
               <w:spacing w:after="10" w:before="0"/>
               <w:ind w:left="120"/>
             </w:pPr>
-            <w:hyperlink w:history="1" r:id="rIdfxxpsyu9umgdwgepdzebp">
+            <w:hyperlink w:history="1" r:id="rIdhsvio39q9pwjlxzxmit9o">
               <w:r>
                 <w:rPr>
                   <w:rFonts w:ascii="Arial" w:cs="Arial" w:eastAsia="Arial" w:hAnsi="Arial"/>
@@ -6671,7 +6671,7 @@
             <w:pPr>
               <w:spacing w:after="20" w:before="0"/>
             </w:pPr>
-            <w:hyperlink w:history="1" r:id="rIdemysro-ia-1tq77e3jhtu">
+            <w:hyperlink w:history="1" r:id="rIdczef1fj2h3cnx9rkdse3d">
               <w:r>
                 <w:rPr>
                   <w:rFonts w:ascii="Arial" w:cs="Arial" w:eastAsia="Arial" w:hAnsi="Arial"/>
@@ -6704,7 +6704,7 @@
               <w:spacing w:after="10" w:before="0"/>
               <w:ind w:left="120"/>
             </w:pPr>
-            <w:hyperlink w:history="1" r:id="rIdnnmqcvog_fd_exum5rtxy">
+            <w:hyperlink w:history="1" r:id="rId3phzmztpjpc9031cah2vb">
               <w:r>
                 <w:rPr>
                   <w:rFonts w:ascii="Arial" w:cs="Arial" w:eastAsia="Arial" w:hAnsi="Arial"/>
@@ -6912,7 +6912,7 @@
             <w:pPr>
               <w:spacing w:after="20" w:before="0"/>
             </w:pPr>
-            <w:hyperlink w:history="1" r:id="rIdavwjysr6iamqxq8tatxfd">
+            <w:hyperlink w:history="1" r:id="rIdprsjm2udre8e5sgqbackg">
               <w:r>
                 <w:rPr>
                   <w:rFonts w:ascii="Arial" w:cs="Arial" w:eastAsia="Arial" w:hAnsi="Arial"/>
@@ -6945,7 +6945,7 @@
               <w:spacing w:after="10" w:before="0"/>
               <w:ind w:left="120"/>
             </w:pPr>
-            <w:hyperlink w:history="1" r:id="rIdn2yqed7ob9gejnee-ulbt">
+            <w:hyperlink w:history="1" r:id="rIdbmerrdxayluwyxs2n9tmz">
               <w:r>
                 <w:rPr>
                   <w:rFonts w:ascii="Arial" w:cs="Arial" w:eastAsia="Arial" w:hAnsi="Arial"/>
@@ -6990,7 +6990,7 @@
             <w:pPr>
               <w:spacing w:after="20" w:before="0"/>
             </w:pPr>
-            <w:hyperlink w:history="1" r:id="rIdtrfxuz0gmanjd3qy1upaa">
+            <w:hyperlink w:history="1" r:id="rId_mcfn716rh8epddp-tvrg">
               <w:r>
                 <w:rPr>
                   <w:rFonts w:ascii="Arial" w:cs="Arial" w:eastAsia="Arial" w:hAnsi="Arial"/>
@@ -7023,7 +7023,7 @@
               <w:spacing w:after="10" w:before="0"/>
               <w:ind w:left="120"/>
             </w:pPr>
-            <w:hyperlink w:history="1" r:id="rIdsunisbsfabixakat5cc9b">
+            <w:hyperlink w:history="1" r:id="rIdia4-2pyahk_9fi_-zkj6r">
               <w:r>
                 <w:rPr>
                   <w:rFonts w:ascii="Arial" w:cs="Arial" w:eastAsia="Arial" w:hAnsi="Arial"/>
@@ -7231,7 +7231,7 @@
             <w:pPr>
               <w:spacing w:after="20" w:before="0"/>
             </w:pPr>
-            <w:hyperlink w:history="1" r:id="rId6gs8ji8srqrhxbxwucnir">
+            <w:hyperlink w:history="1" r:id="rIdfqporte8zduqnunj-wera">
               <w:r>
                 <w:rPr>
                   <w:rFonts w:ascii="Arial" w:cs="Arial" w:eastAsia="Arial" w:hAnsi="Arial"/>
@@ -7264,7 +7264,7 @@
               <w:spacing w:after="10" w:before="0"/>
               <w:ind w:left="120"/>
             </w:pPr>
-            <w:hyperlink w:history="1" r:id="rIdw_y6a42jzchjzlhmjjntd">
+            <w:hyperlink w:history="1" r:id="rId1cg4isejszqteib42g-_o">
               <w:r>
                 <w:rPr>
                   <w:rFonts w:ascii="Arial" w:cs="Arial" w:eastAsia="Arial" w:hAnsi="Arial"/>
@@ -7309,7 +7309,7 @@
             <w:pPr>
               <w:spacing w:after="20" w:before="0"/>
             </w:pPr>
-            <w:hyperlink w:history="1" r:id="rIdahfmljusabnmczwg-aly6">
+            <w:hyperlink w:history="1" r:id="rId5sg5bmodd6znjawlqcdpo">
               <w:r>
                 <w:rPr>
                   <w:rFonts w:ascii="Arial" w:cs="Arial" w:eastAsia="Arial" w:hAnsi="Arial"/>
@@ -7342,7 +7342,7 @@
               <w:spacing w:after="10" w:before="0"/>
               <w:ind w:left="120"/>
             </w:pPr>
-            <w:hyperlink w:history="1" r:id="rId_145sr-0qolhz3crlymbw">
+            <w:hyperlink w:history="1" r:id="rIdirzihckw-prbwn-y2ioe0">
               <w:r>
                 <w:rPr>
                   <w:rFonts w:ascii="Arial" w:cs="Arial" w:eastAsia="Arial" w:hAnsi="Arial"/>
@@ -7550,7 +7550,7 @@
             <w:pPr>
               <w:spacing w:after="20" w:before="0"/>
             </w:pPr>
-            <w:hyperlink w:history="1" r:id="rIdzhueh4g6gpernxljjf-6d">
+            <w:hyperlink w:history="1" r:id="rIduy7dfhtc2weyhld3yr4pm">
               <w:r>
                 <w:rPr>
                   <w:rFonts w:ascii="Arial" w:cs="Arial" w:eastAsia="Arial" w:hAnsi="Arial"/>
@@ -7583,7 +7583,7 @@
               <w:spacing w:after="10" w:before="0"/>
               <w:ind w:left="120"/>
             </w:pPr>
-            <w:hyperlink w:history="1" r:id="rIdlolcep1oxwwbee1miqr7-">
+            <w:hyperlink w:history="1" r:id="rIdzb44sr6gbbymv4gdl7cij">
               <w:r>
                 <w:rPr>
                   <w:rFonts w:ascii="Arial" w:cs="Arial" w:eastAsia="Arial" w:hAnsi="Arial"/>
@@ -7628,7 +7628,7 @@
             <w:pPr>
               <w:spacing w:after="20" w:before="0"/>
             </w:pPr>
-            <w:hyperlink w:history="1" r:id="rIdrvkvnmooyuv8rc9cgra-n">
+            <w:hyperlink w:history="1" r:id="rIds5drv-ispsbvproo8zabs">
               <w:r>
                 <w:rPr>
                   <w:rFonts w:ascii="Arial" w:cs="Arial" w:eastAsia="Arial" w:hAnsi="Arial"/>
@@ -7661,7 +7661,7 @@
               <w:spacing w:after="10" w:before="0"/>
               <w:ind w:left="120"/>
             </w:pPr>
-            <w:hyperlink w:history="1" r:id="rId5m3ddex2qsnvkt9wgvj_z">
+            <w:hyperlink w:history="1" r:id="rIdf067luhkqjlf70bij_zw3">
               <w:r>
                 <w:rPr>
                   <w:rFonts w:ascii="Arial" w:cs="Arial" w:eastAsia="Arial" w:hAnsi="Arial"/>
@@ -7869,7 +7869,7 @@
             <w:pPr>
               <w:spacing w:after="20" w:before="0"/>
             </w:pPr>
-            <w:hyperlink w:history="1" r:id="rIdonvrgvgsycjbraa7y4ccj">
+            <w:hyperlink w:history="1" r:id="rIdquc4pvaam3gc7q3mf3lwi">
               <w:r>
                 <w:rPr>
                   <w:rFonts w:ascii="Arial" w:cs="Arial" w:eastAsia="Arial" w:hAnsi="Arial"/>
@@ -7902,7 +7902,7 @@
               <w:spacing w:after="10" w:before="0"/>
               <w:ind w:left="120"/>
             </w:pPr>
-            <w:hyperlink w:history="1" r:id="rIdgk2gwd08zz2091msrdbfw">
+            <w:hyperlink w:history="1" r:id="rIdylw5cluyuhg-uvojk9gaq">
               <w:r>
                 <w:rPr>
                   <w:rFonts w:ascii="Arial" w:cs="Arial" w:eastAsia="Arial" w:hAnsi="Arial"/>
@@ -7947,7 +7947,7 @@
             <w:pPr>
               <w:spacing w:after="20" w:before="0"/>
             </w:pPr>
-            <w:hyperlink w:history="1" r:id="rId8rhvdlqrunheg6fzqhsg1">
+            <w:hyperlink w:history="1" r:id="rIdiquumjn4nci2wgdchm-c0">
               <w:r>
                 <w:rPr>
                   <w:rFonts w:ascii="Arial" w:cs="Arial" w:eastAsia="Arial" w:hAnsi="Arial"/>
@@ -7980,7 +7980,7 @@
               <w:spacing w:after="10" w:before="0"/>
               <w:ind w:left="120"/>
             </w:pPr>
-            <w:hyperlink w:history="1" r:id="rIdjeatjb1bim8sgmqk8wjex">
+            <w:hyperlink w:history="1" r:id="rIditouxg4etcle0xh11-rg1">
               <w:r>
                 <w:rPr>
                   <w:rFonts w:ascii="Arial" w:cs="Arial" w:eastAsia="Arial" w:hAnsi="Arial"/>
@@ -8583,7 +8583,7 @@
                 <w:sz w:val="22"/>
                 <w:szCs w:val="22"/>
               </w:rPr>
-              <w:t xml:space="preserve">LESSON 3 (40 minutes): Lesson 3</w:t>
+              <w:t xml:space="preserve">LESSON 3 (40 minutes): Field Collection Exercise: Deploying Traps, Conducting Searches, and Beginning Identification</w:t>
             </w:r>
           </w:p>
         </w:tc>
@@ -8736,21 +8736,21 @@
           </w:tcPr>
           <w:p>
             <w:pPr>
-              <w:spacing w:after="60" w:before="0"/>
-              <w:jc w:val="left"/>
-            </w:pPr>
-            <w:r>
-              <w:rPr>
-                <w:rFonts w:ascii="Arial" w:cs="Arial" w:eastAsia="Arial" w:hAnsi="Arial"/>
-                <w:b w:val="false"/>
-                <w:bCs w:val="false"/>
-                <w:i w:val="false"/>
-                <w:iCs w:val="false"/>
-                <w:color w:val="000000"/>
-                <w:sz w:val="18"/>
-                <w:szCs w:val="18"/>
-              </w:rPr>
-              <w:t xml:space="preserve"/>
+              <w:spacing w:after="40" w:before="0"/>
+              <w:jc w:val="left"/>
+            </w:pPr>
+            <w:r>
+              <w:rPr>
+                <w:rFonts w:ascii="Arial" w:cs="Arial" w:eastAsia="Arial" w:hAnsi="Arial"/>
+                <w:b w:val="false"/>
+                <w:bCs w:val="false"/>
+                <w:i w:val="false"/>
+                <w:iCs w:val="false"/>
+                <w:color w:val="000000"/>
+                <w:sz w:val="18"/>
+                <w:szCs w:val="18"/>
+              </w:rPr>
+              <w:t xml:space="preserve">Learners move from knowing about collection tools to actually using them in the school environment, gathering real organisms that will become the foundation of the sub-strand project and that make the contrast between the preserved butterfly and the decayed grasshopper personally meaningful.</w:t>
             </w:r>
           </w:p>
         </w:tc>
@@ -8802,21 +8802,21 @@
           </w:tcPr>
           <w:p>
             <w:pPr>
-              <w:spacing w:after="60" w:before="0"/>
-              <w:jc w:val="left"/>
-            </w:pPr>
-            <w:r>
-              <w:rPr>
-                <w:rFonts w:ascii="Arial" w:cs="Arial" w:eastAsia="Arial" w:hAnsi="Arial"/>
-                <w:b w:val="false"/>
-                <w:bCs w:val="false"/>
-                <w:i w:val="false"/>
-                <w:iCs w:val="false"/>
-                <w:color w:val="000000"/>
-                <w:sz w:val="18"/>
-                <w:szCs w:val="18"/>
-              </w:rPr>
-              <w:t xml:space="preserve"/>
+              <w:spacing w:after="40" w:before="0"/>
+              <w:jc w:val="left"/>
+            </w:pPr>
+            <w:r>
+              <w:rPr>
+                <w:rFonts w:ascii="Arial" w:cs="Arial" w:eastAsia="Arial" w:hAnsi="Arial"/>
+                <w:b w:val="false"/>
+                <w:bCs w:val="false"/>
+                <w:i w:val="false"/>
+                <w:iCs w:val="false"/>
+                <w:color w:val="000000"/>
+                <w:sz w:val="18"/>
+                <w:szCs w:val="18"/>
+              </w:rPr>
+              <w:t xml:space="preserve">Learners will be able to: (1) state the correct deployment procedure for a pitfall trap; (2) describe how a sweep net and hand search are used for different microhabitats; (3) use a simple dichotomous key to begin sorting collected invertebrates to major group level.</w:t>
             </w:r>
           </w:p>
         </w:tc>
@@ -8868,21 +8868,21 @@
           </w:tcPr>
           <w:p>
             <w:pPr>
-              <w:spacing w:after="60" w:before="0"/>
-              <w:jc w:val="left"/>
-            </w:pPr>
-            <w:r>
-              <w:rPr>
-                <w:rFonts w:ascii="Arial" w:cs="Arial" w:eastAsia="Arial" w:hAnsi="Arial"/>
-                <w:b w:val="false"/>
-                <w:bCs w:val="false"/>
-                <w:i w:val="false"/>
-                <w:iCs w:val="false"/>
-                <w:color w:val="000000"/>
-                <w:sz w:val="18"/>
-                <w:szCs w:val="18"/>
-              </w:rPr>
-              <w:t xml:space="preserve"/>
+              <w:spacing w:after="40" w:before="0"/>
+              <w:jc w:val="left"/>
+            </w:pPr>
+            <w:r>
+              <w:rPr>
+                <w:rFonts w:ascii="Arial" w:cs="Arial" w:eastAsia="Arial" w:hAnsi="Arial"/>
+                <w:b w:val="false"/>
+                <w:bCs w:val="false"/>
+                <w:i w:val="false"/>
+                <w:iCs w:val="false"/>
+                <w:color w:val="000000"/>
+                <w:sz w:val="18"/>
+                <w:szCs w:val="18"/>
+              </w:rPr>
+              <w:t xml:space="preserve">Learners practise scientific observation, field-notebook recording using tally charts, safe handling of live organisms, collaborative team roles, and preliminary taxonomic sorting using a dichotomous key.</w:t>
             </w:r>
           </w:p>
         </w:tc>
@@ -8934,21 +8934,21 @@
           </w:tcPr>
           <w:p>
             <w:pPr>
-              <w:spacing w:after="60" w:before="0"/>
-              <w:jc w:val="left"/>
-            </w:pPr>
-            <w:r>
-              <w:rPr>
-                <w:rFonts w:ascii="Arial" w:cs="Arial" w:eastAsia="Arial" w:hAnsi="Arial"/>
-                <w:b w:val="false"/>
-                <w:bCs w:val="false"/>
-                <w:i w:val="false"/>
-                <w:iCs w:val="false"/>
-                <w:color w:val="000000"/>
-                <w:sz w:val="18"/>
-                <w:szCs w:val="18"/>
-              </w:rPr>
-              <w:t xml:space="preserve"/>
+              <w:spacing w:after="40" w:before="0"/>
+              <w:jc w:val="left"/>
+            </w:pPr>
+            <w:r>
+              <w:rPr>
+                <w:rFonts w:ascii="Arial" w:cs="Arial" w:eastAsia="Arial" w:hAnsi="Arial"/>
+                <w:b w:val="false"/>
+                <w:bCs w:val="false"/>
+                <w:i w:val="false"/>
+                <w:iCs w:val="false"/>
+                <w:color w:val="000000"/>
+                <w:sz w:val="18"/>
+                <w:szCs w:val="18"/>
+              </w:rPr>
+              <w:t xml:space="preserve">Learners demonstrate respect for living organisms through careful handling, curiosity about local biodiversity, and responsibility by returning organisms not needed for the project to the environment unharmed.</w:t>
             </w:r>
           </w:p>
         </w:tc>
@@ -9000,21 +9000,21 @@
           </w:tcPr>
           <w:p>
             <w:pPr>
-              <w:spacing w:after="60" w:before="0"/>
-              <w:jc w:val="left"/>
-            </w:pPr>
-            <w:r>
-              <w:rPr>
-                <w:rFonts w:ascii="Arial" w:cs="Arial" w:eastAsia="Arial" w:hAnsi="Arial"/>
-                <w:b w:val="false"/>
-                <w:bCs w:val="false"/>
-                <w:i w:val="false"/>
-                <w:iCs w:val="false"/>
-                <w:color w:val="000000"/>
-                <w:sz w:val="18"/>
-                <w:szCs w:val="18"/>
-              </w:rPr>
-              <w:t xml:space="preserve"/>
+              <w:spacing w:after="40" w:before="0"/>
+              <w:jc w:val="left"/>
+            </w:pPr>
+            <w:r>
+              <w:rPr>
+                <w:rFonts w:ascii="Arial" w:cs="Arial" w:eastAsia="Arial" w:hAnsi="Arial"/>
+                <w:b w:val="false"/>
+                <w:bCs w:val="false"/>
+                <w:i w:val="false"/>
+                <w:iCs w:val="false"/>
+                <w:color w:val="000000"/>
+                <w:sz w:val="18"/>
+                <w:szCs w:val="18"/>
+              </w:rPr>
+              <w:t xml:space="preserve">How are specimens collected and preserved? — specifically the first step: how do biologists actually obtain organisms from the environment without damaging them?</w:t>
             </w:r>
           </w:p>
         </w:tc>
@@ -9066,21 +9066,21 @@
           </w:tcPr>
           <w:p>
             <w:pPr>
-              <w:spacing w:after="60" w:before="0"/>
-              <w:jc w:val="left"/>
-            </w:pPr>
-            <w:r>
-              <w:rPr>
-                <w:rFonts w:ascii="Arial" w:cs="Arial" w:eastAsia="Arial" w:hAnsi="Arial"/>
-                <w:b w:val="false"/>
-                <w:bCs w:val="false"/>
-                <w:i w:val="false"/>
-                <w:iCs w:val="false"/>
-                <w:color w:val="000000"/>
-                <w:sz w:val="18"/>
-                <w:szCs w:val="18"/>
-              </w:rPr>
-              <w:t xml:space="preserve"/>
+              <w:spacing w:after="40" w:before="0"/>
+              <w:jc w:val="left"/>
+            </w:pPr>
+            <w:r>
+              <w:rPr>
+                <w:rFonts w:ascii="Arial" w:cs="Arial" w:eastAsia="Arial" w:hAnsi="Arial"/>
+                <w:b w:val="false"/>
+                <w:bCs w:val="false"/>
+                <w:i w:val="false"/>
+                <w:iCs w:val="false"/>
+                <w:color w:val="000000"/>
+                <w:sz w:val="18"/>
+                <w:szCs w:val="18"/>
+              </w:rPr>
+              <w:t xml:space="preserve">This lesson supplies the raw, first-hand observational data that will be processed in Lessons 4 and 5. Learners transition from examining instruments to generating real specimens and biodiversity records from their own school compound, making the driving question concrete and personal.</w:t>
             </w:r>
           </w:p>
         </w:tc>
@@ -9130,25 +9130,7 @@
             </w:tcMar>
             <w:vAlign w:val="top"/>
           </w:tcPr>
-          <w:p>
-            <w:pPr>
-              <w:spacing w:after="60" w:before="0"/>
-              <w:jc w:val="left"/>
-            </w:pPr>
-            <w:r>
-              <w:rPr>
-                <w:rFonts w:ascii="Arial" w:cs="Arial" w:eastAsia="Arial" w:hAnsi="Arial"/>
-                <w:b w:val="false"/>
-                <w:bCs w:val="false"/>
-                <w:i w:val="false"/>
-                <w:iCs w:val="false"/>
-                <w:color w:val="000000"/>
-                <w:sz w:val="18"/>
-                <w:szCs w:val="18"/>
-              </w:rPr>
-              <w:t xml:space="preserve"/>
-            </w:r>
-          </w:p>
+          <w:p/>
         </w:tc>
       </w:tr>
     </w:tbl>
@@ -9225,21 +9207,21 @@
           </w:tcPr>
           <w:p>
             <w:pPr>
-              <w:spacing w:after="60" w:before="0"/>
-              <w:jc w:val="left"/>
-            </w:pPr>
-            <w:r>
-              <w:rPr>
-                <w:rFonts w:ascii="Arial" w:cs="Arial" w:eastAsia="Arial" w:hAnsi="Arial"/>
-                <w:b w:val="false"/>
-                <w:bCs w:val="false"/>
-                <w:i w:val="false"/>
-                <w:iCs w:val="false"/>
-                <w:color w:val="000000"/>
-                <w:sz w:val="18"/>
-                <w:szCs w:val="18"/>
-              </w:rPr>
-              <w:t xml:space="preserve"/>
+              <w:spacing w:after="40" w:before="0"/>
+              <w:jc w:val="left"/>
+            </w:pPr>
+            <w:r>
+              <w:rPr>
+                <w:rFonts w:ascii="Arial" w:cs="Arial" w:eastAsia="Arial" w:hAnsi="Arial"/>
+                <w:b w:val="false"/>
+                <w:bCs w:val="false"/>
+                <w:i w:val="false"/>
+                <w:iCs w:val="false"/>
+                <w:color w:val="000000"/>
+                <w:sz w:val="18"/>
+                <w:szCs w:val="18"/>
+              </w:rPr>
+              <w:t xml:space="preserve">In the first 5 minutes learners connect their knowledge of collection tools from Lesson 2 to a prediction about which organisms they expect to find in specific school microhabitats. Teams then spend approximately 20 minutes outdoors: half the teams dig and deploy pitfall traps and conduct hand searches in leaf litter and soil, while the other half conduct sweep-net searches through grass and low bushes. All teams record findings live in field notebooks using tally charts. In the final 15 minutes learners return to class, pool their tally data on the board, and begin sorting organisms using a printed simple dichotomous key, connecting each find back to the question of which organisms are easy or difficult to preserve and why.</w:t>
             </w:r>
           </w:p>
         </w:tc>
@@ -9550,21 +9532,21 @@
           </w:tcPr>
           <w:p>
             <w:pPr>
-              <w:spacing w:after="60" w:before="0"/>
-              <w:jc w:val="left"/>
-            </w:pPr>
-            <w:r>
-              <w:rPr>
-                <w:rFonts w:ascii="Arial" w:cs="Arial" w:eastAsia="Arial" w:hAnsi="Arial"/>
-                <w:b w:val="false"/>
-                <w:bCs w:val="false"/>
-                <w:i w:val="false"/>
-                <w:iCs w:val="false"/>
-                <w:color w:val="000000"/>
-                <w:sz w:val="18"/>
-                <w:szCs w:val="18"/>
-              </w:rPr>
-              <w:t xml:space="preserve"/>
+              <w:spacing w:after="40" w:before="0"/>
+              <w:jc w:val="left"/>
+            </w:pPr>
+            <w:r>
+              <w:rPr>
+                <w:rFonts w:ascii="Arial" w:cs="Arial" w:eastAsia="Arial" w:hAnsi="Arial"/>
+                <w:b w:val="false"/>
+                <w:bCs w:val="false"/>
+                <w:i w:val="false"/>
+                <w:iCs w:val="false"/>
+                <w:color w:val="000000"/>
+                <w:sz w:val="18"/>
+                <w:szCs w:val="18"/>
+              </w:rPr>
+              <w:t xml:space="preserve">Before going outside, each team of four receives a hand-drawn school compound map showing four microhabitats: bare soil near the science block, the grass field, the shrub/hedge line, and leaf litter under a tree. Each learner individually writes in their field notebook: (a) which two organisms they predict their team will find, and (b) which collection method they predict will work best in their assigned microhabitat. Teams then share predictions aloud for 2 minutes and agree on a single team prediction to record at the top of their tally chart. This activates prior knowledge of tool-organism matching from Lesson 2 and creates a testable claim learners will revisit when they return.</w:t>
             </w:r>
           </w:p>
         </w:tc>
@@ -9600,7 +9582,7 @@
             <w:pPr>
               <w:spacing w:after="20" w:before="0"/>
             </w:pPr>
-            <w:hyperlink w:history="1" r:id="rIdfciw8rrl2vig0u5cb6vo6">
+            <w:hyperlink w:history="1" r:id="rId-ogdpquri3kg937dam8ew">
               <w:r>
                 <w:rPr>
                   <w:rFonts w:ascii="Arial" w:cs="Arial" w:eastAsia="Arial" w:hAnsi="Arial"/>
@@ -9609,7 +9591,7 @@
                   <w:szCs w:val="16"/>
                   <w:u w:val="single" w:color="2E75B6"/>
                 </w:rPr>
-                <w:t xml:space="preserve">Genetics vocabulary</w:t>
+                <w:t xml:space="preserve">Strategy in solving quadratic equations</w:t>
               </w:r>
             </w:hyperlink>
           </w:p>
@@ -9633,7 +9615,7 @@
               <w:spacing w:after="10" w:before="0"/>
               <w:ind w:left="120"/>
             </w:pPr>
-            <w:hyperlink w:history="1" r:id="rId4itm6tbu_yziwbhku7wbp">
+            <w:hyperlink w:history="1" r:id="rIdydbfbuvjtp7lvxw09npl5">
               <w:r>
                 <w:rPr>
                   <w:rFonts w:ascii="Arial" w:cs="Arial" w:eastAsia="Arial" w:hAnsi="Arial"/>
@@ -9671,14 +9653,14 @@
                 <w:sz w:val="16"/>
                 <w:szCs w:val="16"/>
               </w:rPr>
-              <w:t xml:space="preserve">📖 HTML:</w:t>
+              <w:t xml:space="preserve">📖 PDF:</w:t>
             </w:r>
           </w:p>
           <w:p>
             <w:pPr>
               <w:spacing w:after="20" w:before="0"/>
             </w:pPr>
-            <w:hyperlink w:history="1" r:id="rIdtadik1bn2f3jxms8eb8yd">
+            <w:hyperlink w:history="1" r:id="rIdj6yscimu8ilpwlvjcydca">
               <w:r>
                 <w:rPr>
                   <w:rFonts w:ascii="Arial" w:cs="Arial" w:eastAsia="Arial" w:hAnsi="Arial"/>
@@ -9687,7 +9669,7 @@
                   <w:szCs w:val="16"/>
                   <w:u w:val="single" w:color="2E75B6"/>
                 </w:rPr>
-                <w:t xml:space="preserve">Build the complementary DNA strand! (PLIX)</w:t>
+                <w:t xml:space="preserve">The Ecological Cost ..:Activity 2, Teacher Notes &amp; Answer Key: What Do Plants and Animals Do With Energy?</w:t>
               </w:r>
             </w:hyperlink>
           </w:p>
@@ -9703,7 +9685,7 @@
                 <w:sz w:val="14"/>
                 <w:szCs w:val="14"/>
               </w:rPr>
-              <w:t xml:space="preserve">Source: CK-12</w:t>
+              <w:t xml:space="preserve">Source: MIT Blossoms</w:t>
             </w:r>
           </w:p>
           <w:p>
@@ -9711,7 +9693,7 @@
               <w:spacing w:after="10" w:before="0"/>
               <w:ind w:left="120"/>
             </w:pPr>
-            <w:hyperlink w:history="1" r:id="rIdp-l4u_ql5yopqk5coj0zu">
+            <w:hyperlink w:history="1" r:id="rIdne7_ploboktwmy8ixdkca">
               <w:r>
                 <w:rPr>
                   <w:rFonts w:ascii="Arial" w:cs="Arial" w:eastAsia="Arial" w:hAnsi="Arial"/>
@@ -9739,21 +9721,21 @@
           </w:tcPr>
           <w:p>
             <w:pPr>
-              <w:spacing w:after="60" w:before="0"/>
-              <w:jc w:val="left"/>
-            </w:pPr>
-            <w:r>
-              <w:rPr>
-                <w:rFonts w:ascii="Arial" w:cs="Arial" w:eastAsia="Arial" w:hAnsi="Arial"/>
-                <w:b w:val="false"/>
-                <w:bCs w:val="false"/>
-                <w:i w:val="false"/>
-                <w:iCs w:val="false"/>
-                <w:color w:val="000000"/>
-                <w:sz w:val="18"/>
-                <w:szCs w:val="18"/>
-              </w:rPr>
-              <w:t xml:space="preserve"/>
+              <w:spacing w:after="40" w:before="0"/>
+              <w:jc w:val="left"/>
+            </w:pPr>
+            <w:r>
+              <w:rPr>
+                <w:rFonts w:ascii="Arial" w:cs="Arial" w:eastAsia="Arial" w:hAnsi="Arial"/>
+                <w:b w:val="false"/>
+                <w:bCs w:val="false"/>
+                <w:i w:val="false"/>
+                <w:iCs w:val="false"/>
+                <w:color w:val="000000"/>
+                <w:sz w:val="18"/>
+                <w:szCs w:val="18"/>
+              </w:rPr>
+              <w:t xml:space="preserve">Distribute maps before leaving the classroom. Ask: 'Look at the leaf litter zone on your map. Which tool did we say in Lesson 2 is best for organisms that hide under debris — and why does that tool reduce damage to the specimen?' Allow 30 SECONDS WAIT TIME. Cold-call one team. Then ask: 'Before we go out, what would it mean for our project if we collect an organism and it is already crushed or missing a leg — can we still use it as a specimen?' Allow 20 SECONDS WAIT TIME. Accept one or two brief responses. This links the prediction directly to the butterfly-versus-grasshopper phenomenon: condition at collection determines whether preservation is even possible.</w:t>
             </w:r>
           </w:p>
         </w:tc>
@@ -9771,21 +9753,21 @@
           </w:tcPr>
           <w:p>
             <w:pPr>
-              <w:spacing w:after="60" w:before="0"/>
-              <w:jc w:val="left"/>
-            </w:pPr>
-            <w:r>
-              <w:rPr>
-                <w:rFonts w:ascii="Arial" w:cs="Arial" w:eastAsia="Arial" w:hAnsi="Arial"/>
-                <w:b w:val="false"/>
-                <w:bCs w:val="false"/>
-                <w:i w:val="false"/>
-                <w:iCs w:val="false"/>
-                <w:color w:val="000000"/>
-                <w:sz w:val="18"/>
-                <w:szCs w:val="18"/>
-              </w:rPr>
-              <w:t xml:space="preserve"/>
+              <w:spacing w:after="40" w:before="0"/>
+              <w:jc w:val="left"/>
+            </w:pPr>
+            <w:r>
+              <w:rPr>
+                <w:rFonts w:ascii="Arial" w:cs="Arial" w:eastAsia="Arial" w:hAnsi="Arial"/>
+                <w:b w:val="false"/>
+                <w:bCs w:val="false"/>
+                <w:i w:val="false"/>
+                <w:iCs w:val="false"/>
+                <w:color w:val="000000"/>
+                <w:sz w:val="18"/>
+                <w:szCs w:val="18"/>
+              </w:rPr>
+              <w:t xml:space="preserve">Prediction with justification written in field notebooks creates accountability. The team consensus prediction functions as a hypothesis that the observation phase will test, modelling scientific practice.</w:t>
             </w:r>
           </w:p>
         </w:tc>
@@ -9803,21 +9785,21 @@
           </w:tcPr>
           <w:p>
             <w:pPr>
-              <w:spacing w:after="60" w:before="0"/>
-              <w:jc w:val="left"/>
-            </w:pPr>
-            <w:r>
-              <w:rPr>
-                <w:rFonts w:ascii="Arial" w:cs="Arial" w:eastAsia="Arial" w:hAnsi="Arial"/>
-                <w:b w:val="false"/>
-                <w:bCs w:val="false"/>
-                <w:i w:val="false"/>
-                <w:iCs w:val="false"/>
-                <w:color w:val="000000"/>
-                <w:sz w:val="18"/>
-                <w:szCs w:val="18"/>
-              </w:rPr>
-              <w:t xml:space="preserve"/>
+              <w:spacing w:after="40" w:before="0"/>
+              <w:jc w:val="left"/>
+            </w:pPr>
+            <w:r>
+              <w:rPr>
+                <w:rFonts w:ascii="Arial" w:cs="Arial" w:eastAsia="Arial" w:hAnsi="Arial"/>
+                <w:b w:val="false"/>
+                <w:bCs w:val="false"/>
+                <w:i w:val="false"/>
+                <w:iCs w:val="false"/>
+                <w:color w:val="000000"/>
+                <w:sz w:val="18"/>
+                <w:szCs w:val="18"/>
+              </w:rPr>
+              <w:t xml:space="preserve">Teacher circulates and reads over shoulders: are predictions grounded in tool-organism logic from Lesson 2, or are they random guesses? Prompt any team that predicts 'we will find butterflies' with a sweep net without justification by asking: 'What feature of the sweep net makes it suitable for a butterfly — and remember what happened to the grasshopper left in the bag.'</w:t>
             </w:r>
           </w:p>
         </w:tc>
@@ -9869,21 +9851,21 @@
           </w:tcPr>
           <w:p>
             <w:pPr>
-              <w:spacing w:after="60" w:before="0"/>
-              <w:jc w:val="left"/>
-            </w:pPr>
-            <w:r>
-              <w:rPr>
-                <w:rFonts w:ascii="Arial" w:cs="Arial" w:eastAsia="Arial" w:hAnsi="Arial"/>
-                <w:b w:val="false"/>
-                <w:bCs w:val="false"/>
-                <w:i w:val="false"/>
-                <w:iCs w:val="false"/>
-                <w:color w:val="000000"/>
-                <w:sz w:val="18"/>
-                <w:szCs w:val="18"/>
-              </w:rPr>
-              <w:t xml:space="preserve"/>
+              <w:spacing w:after="40" w:before="0"/>
+              <w:jc w:val="left"/>
+            </w:pPr>
+            <w:r>
+              <w:rPr>
+                <w:rFonts w:ascii="Arial" w:cs="Arial" w:eastAsia="Arial" w:hAnsi="Arial"/>
+                <w:b w:val="false"/>
+                <w:bCs w:val="false"/>
+                <w:i w:val="false"/>
+                <w:iCs w:val="false"/>
+                <w:color w:val="000000"/>
+                <w:sz w:val="18"/>
+                <w:szCs w:val="18"/>
+              </w:rPr>
+              <w:t xml:space="preserve">Teams move to the school compound in a single supervised file. Team roles are assigned: Trap Operator (digs or positions the trap), Searcher (sweeps net or moves leaf litter with forceps), Recorder (writes tally in field notebook), and Handler (uses forceps or cup to transfer organisms to the collection jar without crushing). At the pitfall-trap stations, Trap Operators dig a small hole using a trowel, set a plastic cup flush with the soil surface, and add a small piece of moist leaf as humidity material. Sweep-net teams make 10 sweeps through the grass, then invert the net carefully into a white tray to observe contents. Hand-search teams use forceps to lift leaf litter and examine the undersides of stones or bark. Recorders use a tally chart with columns: microhabitat, organism description (e.g., 'small brown beetle, 6 legs'), count, and a quick sketch. All living organisms not selected as project specimens are released gently after recording. After 20 minutes the teacher signals return to class.</w:t>
             </w:r>
           </w:p>
         </w:tc>
@@ -9919,7 +9901,7 @@
             <w:pPr>
               <w:spacing w:after="20" w:before="0"/>
             </w:pPr>
-            <w:hyperlink w:history="1" r:id="rId7ljbgpzivlbngmkpqu4f5">
+            <w:hyperlink w:history="1" r:id="rIdkrc098ymcaw5rlfhtjtqu">
               <w:r>
                 <w:rPr>
                   <w:rFonts w:ascii="Arial" w:cs="Arial" w:eastAsia="Arial" w:hAnsi="Arial"/>
@@ -9928,7 +9910,7 @@
                   <w:szCs w:val="16"/>
                   <w:u w:val="single" w:color="2E75B6"/>
                 </w:rPr>
-                <w:t xml:space="preserve">Genetics vocabulary</w:t>
+                <w:t xml:space="preserve">Strategy in solving quadratic equations</w:t>
               </w:r>
             </w:hyperlink>
           </w:p>
@@ -9952,7 +9934,7 @@
               <w:spacing w:after="10" w:before="0"/>
               <w:ind w:left="120"/>
             </w:pPr>
-            <w:hyperlink w:history="1" r:id="rId5kiqh-rl66cg4lbhkpchy">
+            <w:hyperlink w:history="1" r:id="rId_odke6wqtzmk-mmzx0fcu">
               <w:r>
                 <w:rPr>
                   <w:rFonts w:ascii="Arial" w:cs="Arial" w:eastAsia="Arial" w:hAnsi="Arial"/>
@@ -9990,14 +9972,14 @@
                 <w:sz w:val="16"/>
                 <w:szCs w:val="16"/>
               </w:rPr>
-              <w:t xml:space="preserve">📖 HTML:</w:t>
+              <w:t xml:space="preserve">📖 PDF:</w:t>
             </w:r>
           </w:p>
           <w:p>
             <w:pPr>
               <w:spacing w:after="20" w:before="0"/>
             </w:pPr>
-            <w:hyperlink w:history="1" r:id="rId80ntid-qir1g3ikr8udyf">
+            <w:hyperlink w:history="1" r:id="rIdd8xv6ojc6u127-83cnpgn">
               <w:r>
                 <w:rPr>
                   <w:rFonts w:ascii="Arial" w:cs="Arial" w:eastAsia="Arial" w:hAnsi="Arial"/>
@@ -10006,7 +9988,7 @@
                   <w:szCs w:val="16"/>
                   <w:u w:val="single" w:color="2E75B6"/>
                 </w:rPr>
-                <w:t xml:space="preserve">Build the complementary DNA strand! (PLIX)</w:t>
+                <w:t xml:space="preserve">The Ecological Cost ..:Activity 2, Teacher Notes &amp; Answer Key: What Do Plants and Animals Do With Energy?</w:t>
               </w:r>
             </w:hyperlink>
           </w:p>
@@ -10022,7 +10004,7 @@
                 <w:sz w:val="14"/>
                 <w:szCs w:val="14"/>
               </w:rPr>
-              <w:t xml:space="preserve">Source: CK-12</w:t>
+              <w:t xml:space="preserve">Source: MIT Blossoms</w:t>
             </w:r>
           </w:p>
           <w:p>
@@ -10030,7 +10012,7 @@
               <w:spacing w:after="10" w:before="0"/>
               <w:ind w:left="120"/>
             </w:pPr>
-            <w:hyperlink w:history="1" r:id="rIdiactweypx5k5umlho4dis">
+            <w:hyperlink w:history="1" r:id="rId01pzqfft_eby1emyyc5wi">
               <w:r>
                 <w:rPr>
                   <w:rFonts w:ascii="Arial" w:cs="Arial" w:eastAsia="Arial" w:hAnsi="Arial"/>
@@ -10058,21 +10040,21 @@
           </w:tcPr>
           <w:p>
             <w:pPr>
-              <w:spacing w:after="60" w:before="0"/>
-              <w:jc w:val="left"/>
-            </w:pPr>
-            <w:r>
-              <w:rPr>
-                <w:rFonts w:ascii="Arial" w:cs="Arial" w:eastAsia="Arial" w:hAnsi="Arial"/>
-                <w:b w:val="false"/>
-                <w:bCs w:val="false"/>
-                <w:i w:val="false"/>
-                <w:iCs w:val="false"/>
-                <w:color w:val="000000"/>
-                <w:sz w:val="18"/>
-                <w:szCs w:val="18"/>
-              </w:rPr>
-              <w:t xml:space="preserve"/>
+              <w:spacing w:after="40" w:before="0"/>
+              <w:jc w:val="left"/>
+            </w:pPr>
+            <w:r>
+              <w:rPr>
+                <w:rFonts w:ascii="Arial" w:cs="Arial" w:eastAsia="Arial" w:hAnsi="Arial"/>
+                <w:b w:val="false"/>
+                <w:bCs w:val="false"/>
+                <w:i w:val="false"/>
+                <w:iCs w:val="false"/>
+                <w:color w:val="000000"/>
+                <w:sz w:val="18"/>
+                <w:szCs w:val="18"/>
+              </w:rPr>
+              <w:t xml:space="preserve">While circulating outdoors, crouch beside each team and narrate what you see: 'Your net has three insects in it — before you transfer them, look at the wings. Are they intact? Remember the butterfly that survived ten years — why are those wings still perfect?' Allow 20 SECONDS WAIT TIME before the team responds. For pitfall-trap teams, ask: 'Why are we making the cup flush with the ground rather than sticking it up above the surface?' Expected answer: organisms walk in naturally rather than being startled. If a team finds an ant column, say: 'Interesting — how would you record a colony in a tally? Do you record every individual or note the colony?' Do not give the answer; allow the Recorder to make a decision and justify it. At the 18-minute mark, give a 2-minute warning. On return to class, immediately direct all learners to wash hands.</w:t>
             </w:r>
           </w:p>
         </w:tc>
@@ -10090,21 +10072,21 @@
           </w:tcPr>
           <w:p>
             <w:pPr>
-              <w:spacing w:after="60" w:before="0"/>
-              <w:jc w:val="left"/>
-            </w:pPr>
-            <w:r>
-              <w:rPr>
-                <w:rFonts w:ascii="Arial" w:cs="Arial" w:eastAsia="Arial" w:hAnsi="Arial"/>
-                <w:b w:val="false"/>
-                <w:bCs w:val="false"/>
-                <w:i w:val="false"/>
-                <w:iCs w:val="false"/>
-                <w:color w:val="000000"/>
-                <w:sz w:val="18"/>
-                <w:szCs w:val="18"/>
-              </w:rPr>
-              <w:t xml:space="preserve"/>
+              <w:spacing w:after="40" w:before="0"/>
+              <w:jc w:val="left"/>
+            </w:pPr>
+            <w:r>
+              <w:rPr>
+                <w:rFonts w:ascii="Arial" w:cs="Arial" w:eastAsia="Arial" w:hAnsi="Arial"/>
+                <w:b w:val="false"/>
+                <w:bCs w:val="false"/>
+                <w:i w:val="false"/>
+                <w:iCs w:val="false"/>
+                <w:color w:val="000000"/>
+                <w:sz w:val="18"/>
+                <w:szCs w:val="18"/>
+              </w:rPr>
+              <w:t xml:space="preserve">Live field-notebook tally charts provide a concrete, structured record. The four team roles prevent passenger behaviour and distribute cognitive load. Using a white tray to inspect net contents is a professional entomological technique that makes organisms visible without damage — the teacher names this explicitly as the same care that kept the Kakamega butterfly perfect.</w:t>
             </w:r>
           </w:p>
         </w:tc>
@@ -10122,21 +10104,21 @@
           </w:tcPr>
           <w:p>
             <w:pPr>
-              <w:spacing w:after="60" w:before="0"/>
-              <w:jc w:val="left"/>
-            </w:pPr>
-            <w:r>
-              <w:rPr>
-                <w:rFonts w:ascii="Arial" w:cs="Arial" w:eastAsia="Arial" w:hAnsi="Arial"/>
-                <w:b w:val="false"/>
-                <w:bCs w:val="false"/>
-                <w:i w:val="false"/>
-                <w:iCs w:val="false"/>
-                <w:color w:val="000000"/>
-                <w:sz w:val="18"/>
-                <w:szCs w:val="18"/>
-              </w:rPr>
-              <w:t xml:space="preserve"/>
+              <w:spacing w:after="40" w:before="0"/>
+              <w:jc w:val="left"/>
+            </w:pPr>
+            <w:r>
+              <w:rPr>
+                <w:rFonts w:ascii="Arial" w:cs="Arial" w:eastAsia="Arial" w:hAnsi="Arial"/>
+                <w:b w:val="false"/>
+                <w:bCs w:val="false"/>
+                <w:i w:val="false"/>
+                <w:iCs w:val="false"/>
+                <w:color w:val="000000"/>
+                <w:sz w:val="18"/>
+                <w:szCs w:val="18"/>
+              </w:rPr>
+              <w:t xml:space="preserve">Teacher checks that every Recorder is writing descriptions specific enough to sort later (body shape, leg count, wings present or absent) rather than vague labels. Ask any team that writes only 'bug' to add one observable feature. Teacher also checks that no learner is squeezing or pinching organisms with bare fingers.</w:t>
             </w:r>
           </w:p>
         </w:tc>
@@ -10188,21 +10170,21 @@
           </w:tcPr>
           <w:p>
             <w:pPr>
-              <w:spacing w:after="60" w:before="0"/>
-              <w:jc w:val="left"/>
-            </w:pPr>
-            <w:r>
-              <w:rPr>
-                <w:rFonts w:ascii="Arial" w:cs="Arial" w:eastAsia="Arial" w:hAnsi="Arial"/>
-                <w:b w:val="false"/>
-                <w:bCs w:val="false"/>
-                <w:i w:val="false"/>
-                <w:iCs w:val="false"/>
-                <w:color w:val="000000"/>
-                <w:sz w:val="18"/>
-                <w:szCs w:val="18"/>
-              </w:rPr>
-              <w:t xml:space="preserve"/>
+              <w:spacing w:after="40" w:before="0"/>
+              <w:jc w:val="left"/>
+            </w:pPr>
+            <w:r>
+              <w:rPr>
+                <w:rFonts w:ascii="Arial" w:cs="Arial" w:eastAsia="Arial" w:hAnsi="Arial"/>
+                <w:b w:val="false"/>
+                <w:bCs w:val="false"/>
+                <w:i w:val="false"/>
+                <w:iCs w:val="false"/>
+                <w:color w:val="000000"/>
+                <w:sz w:val="18"/>
+                <w:szCs w:val="18"/>
+              </w:rPr>
+              <w:t xml:space="preserve">Back in the classroom, each team reads out their tally totals. The teacher creates a class master tally on the board, grouping organisms by microhabitat and broad category (insects, worms, spiders, centipedes, other). Learners count total species types recorded across all teams. Teams then receive a printed single-page dichotomous key for common East African school-compound invertebrates (adapted from Kenya Institute of Curriculum Development-aligned resources) covering ants, beetles, grasshoppers, spiders, millipedes, earthworms, and moth larvae. Each team works through the key for at least two organisms from their tally, recording the key pathway step by step in their notebooks. The teacher then facilitates a whole-class discussion linking collection findings back to the driving question: 'We collected these organisms alive and mostly undamaged. What has to happen next before they can be preserved — and why does doing nothing, like leaving the grasshopper in a plastic bag, produce a completely different outcome?'</w:t>
             </w:r>
           </w:p>
         </w:tc>
@@ -10238,7 +10220,7 @@
             <w:pPr>
               <w:spacing w:after="20" w:before="0"/>
             </w:pPr>
-            <w:hyperlink w:history="1" r:id="rIdbhubkaeif6fyefp-ua-r5">
+            <w:hyperlink w:history="1" r:id="rId-wz1ftdwnsy71zrhsyjhk">
               <w:r>
                 <w:rPr>
                   <w:rFonts w:ascii="Arial" w:cs="Arial" w:eastAsia="Arial" w:hAnsi="Arial"/>
@@ -10247,7 +10229,7 @@
                   <w:szCs w:val="16"/>
                   <w:u w:val="single" w:color="2E75B6"/>
                 </w:rPr>
-                <w:t xml:space="preserve">Genetics vocabulary</w:t>
+                <w:t xml:space="preserve">Strategy in solving quadratic equations</w:t>
               </w:r>
             </w:hyperlink>
           </w:p>
@@ -10271,7 +10253,7 @@
               <w:spacing w:after="10" w:before="0"/>
               <w:ind w:left="120"/>
             </w:pPr>
-            <w:hyperlink w:history="1" r:id="rIdrpblh3pegxuulavoisjha">
+            <w:hyperlink w:history="1" r:id="rIddoxqscwjkcmwkottbid2q">
               <w:r>
                 <w:rPr>
                   <w:rFonts w:ascii="Arial" w:cs="Arial" w:eastAsia="Arial" w:hAnsi="Arial"/>
@@ -10309,14 +10291,14 @@
                 <w:sz w:val="16"/>
                 <w:szCs w:val="16"/>
               </w:rPr>
-              <w:t xml:space="preserve">📖 HTML:</w:t>
+              <w:t xml:space="preserve">📖 PDF:</w:t>
             </w:r>
           </w:p>
           <w:p>
             <w:pPr>
               <w:spacing w:after="20" w:before="0"/>
             </w:pPr>
-            <w:hyperlink w:history="1" r:id="rIddv1ownauwnxo1me431kxt">
+            <w:hyperlink w:history="1" r:id="rIdkrqovqibdp3dxxdoxszyf">
               <w:r>
                 <w:rPr>
                   <w:rFonts w:ascii="Arial" w:cs="Arial" w:eastAsia="Arial" w:hAnsi="Arial"/>
@@ -10325,7 +10307,7 @@
                   <w:szCs w:val="16"/>
                   <w:u w:val="single" w:color="2E75B6"/>
                 </w:rPr>
-                <w:t xml:space="preserve">Build the complementary DNA strand! (PLIX)</w:t>
+                <w:t xml:space="preserve">The Ecological Cost ..:Activity 2, Teacher Notes &amp; Answer Key: What Do Plants and Animals Do With Energy?</w:t>
               </w:r>
             </w:hyperlink>
           </w:p>
@@ -10341,7 +10323,7 @@
                 <w:sz w:val="14"/>
                 <w:szCs w:val="14"/>
               </w:rPr>
-              <w:t xml:space="preserve">Source: CK-12</w:t>
+              <w:t xml:space="preserve">Source: MIT Blossoms</w:t>
             </w:r>
           </w:p>
           <w:p>
@@ -10349,7 +10331,7 @@
               <w:spacing w:after="10" w:before="0"/>
               <w:ind w:left="120"/>
             </w:pPr>
-            <w:hyperlink w:history="1" r:id="rId9ljjgvpeqxxmp7j8dty48">
+            <w:hyperlink w:history="1" r:id="rIdtpxuk10h1rlrwj7fx5ofs">
               <w:r>
                 <w:rPr>
                   <w:rFonts w:ascii="Arial" w:cs="Arial" w:eastAsia="Arial" w:hAnsi="Arial"/>
@@ -10377,21 +10359,21 @@
           </w:tcPr>
           <w:p>
             <w:pPr>
-              <w:spacing w:after="60" w:before="0"/>
-              <w:jc w:val="left"/>
-            </w:pPr>
-            <w:r>
-              <w:rPr>
-                <w:rFonts w:ascii="Arial" w:cs="Arial" w:eastAsia="Arial" w:hAnsi="Arial"/>
-                <w:b w:val="false"/>
-                <w:bCs w:val="false"/>
-                <w:i w:val="false"/>
-                <w:iCs w:val="false"/>
-                <w:color w:val="000000"/>
-                <w:sz w:val="18"/>
-                <w:szCs w:val="18"/>
-              </w:rPr>
-              <w:t xml:space="preserve"/>
+              <w:spacing w:after="40" w:before="0"/>
+              <w:jc w:val="left"/>
+            </w:pPr>
+            <w:r>
+              <w:rPr>
+                <w:rFonts w:ascii="Arial" w:cs="Arial" w:eastAsia="Arial" w:hAnsi="Arial"/>
+                <w:b w:val="false"/>
+                <w:bCs w:val="false"/>
+                <w:i w:val="false"/>
+                <w:iCs w:val="false"/>
+                <w:color w:val="000000"/>
+                <w:sz w:val="18"/>
+                <w:szCs w:val="18"/>
+              </w:rPr>
+              <w:t xml:space="preserve">During key practice, circulate and ask: 'What feature at step 1 of the key did you look at — and could you observe that feature on a crushed or blackened specimen?' This ties key use directly to the phenomenon. Allow 30 SECONDS WAIT TIME. After teams report their identifications, ask the class: 'We found earthworms and we found beetles in the same microhabitat. If we wanted to preserve one of each, would we use the same method? What do you think — and what information would you need to decide?' Allow 30 SECONDS WAIT TIME. Record learner ideas on the board under the heading 'Questions for Lesson 4.' This advances the driving question by revealing that different organisms likely require different preservation approaches — a concept that will be unpacked in Lessons 4 and 5. If time permits, highlight that Kakamega Forest — home of the butterfly in the phenomenon — is one of Kenya's biodiversity hotspots and that the National Museums of Kenya holds thousands of specimens collected there, each one processed the way learners are beginning to learn.</w:t>
             </w:r>
           </w:p>
         </w:tc>
@@ -10409,21 +10391,21 @@
           </w:tcPr>
           <w:p>
             <w:pPr>
-              <w:spacing w:after="60" w:before="0"/>
-              <w:jc w:val="left"/>
-            </w:pPr>
-            <w:r>
-              <w:rPr>
-                <w:rFonts w:ascii="Arial" w:cs="Arial" w:eastAsia="Arial" w:hAnsi="Arial"/>
-                <w:b w:val="false"/>
-                <w:bCs w:val="false"/>
-                <w:i w:val="false"/>
-                <w:iCs w:val="false"/>
-                <w:color w:val="000000"/>
-                <w:sz w:val="18"/>
-                <w:szCs w:val="18"/>
-              </w:rPr>
-              <w:t xml:space="preserve"/>
+              <w:spacing w:after="40" w:before="0"/>
+              <w:jc w:val="left"/>
+            </w:pPr>
+            <w:r>
+              <w:rPr>
+                <w:rFonts w:ascii="Arial" w:cs="Arial" w:eastAsia="Arial" w:hAnsi="Arial"/>
+                <w:b w:val="false"/>
+                <w:bCs w:val="false"/>
+                <w:i w:val="false"/>
+                <w:iCs w:val="false"/>
+                <w:color w:val="000000"/>
+                <w:sz w:val="18"/>
+                <w:szCs w:val="18"/>
+              </w:rPr>
+              <w:t xml:space="preserve">The class master tally makes individual team data into collective evidence — a scientific norm. The dichotomous key introduces taxonomic reasoning as a tool for making sense of observed diversity. The explicit bridging question — 'what has to happen next?' — positions Lesson 4 as the logical answer to a question learners have now generated from their own evidence.</w:t>
             </w:r>
           </w:p>
         </w:tc>
@@ -10441,21 +10423,21 @@
           </w:tcPr>
           <w:p>
             <w:pPr>
-              <w:spacing w:after="60" w:before="0"/>
-              <w:jc w:val="left"/>
-            </w:pPr>
-            <w:r>
-              <w:rPr>
-                <w:rFonts w:ascii="Arial" w:cs="Arial" w:eastAsia="Arial" w:hAnsi="Arial"/>
-                <w:b w:val="false"/>
-                <w:bCs w:val="false"/>
-                <w:i w:val="false"/>
-                <w:iCs w:val="false"/>
-                <w:color w:val="000000"/>
-                <w:sz w:val="18"/>
-                <w:szCs w:val="18"/>
-              </w:rPr>
-              <w:t xml:space="preserve"/>
+              <w:spacing w:after="40" w:before="0"/>
+              <w:jc w:val="left"/>
+            </w:pPr>
+            <w:r>
+              <w:rPr>
+                <w:rFonts w:ascii="Arial" w:cs="Arial" w:eastAsia="Arial" w:hAnsi="Arial"/>
+                <w:b w:val="false"/>
+                <w:bCs w:val="false"/>
+                <w:i w:val="false"/>
+                <w:iCs w:val="false"/>
+                <w:color w:val="000000"/>
+                <w:sz w:val="18"/>
+                <w:szCs w:val="18"/>
+              </w:rPr>
+              <w:t xml:space="preserve">Teacher checks key pathways recorded in notebooks: are learners recording which feature at each couplet led them to their choice, or just writing the final name? Correct procedure is to record both steps. Exit check: each learner writes one sentence answering 'What did you observe today that the preserved butterfly cannot show us — and what can it show that our live catch cannot?'</w:t>
             </w:r>
           </w:p>
         </w:tc>
@@ -10507,21 +10489,21 @@
           </w:tcPr>
           <w:p>
             <w:pPr>
-              <w:spacing w:after="60" w:before="0"/>
-              <w:jc w:val="left"/>
-            </w:pPr>
-            <w:r>
-              <w:rPr>
-                <w:rFonts w:ascii="Arial" w:cs="Arial" w:eastAsia="Arial" w:hAnsi="Arial"/>
-                <w:b w:val="false"/>
-                <w:bCs w:val="false"/>
-                <w:i w:val="false"/>
-                <w:iCs w:val="false"/>
-                <w:color w:val="000000"/>
-                <w:sz w:val="18"/>
-                <w:szCs w:val="18"/>
-              </w:rPr>
-              <w:t xml:space="preserve"/>
+              <w:spacing w:after="40" w:before="0"/>
+              <w:jc w:val="left"/>
+            </w:pPr>
+            <w:r>
+              <w:rPr>
+                <w:rFonts w:ascii="Arial" w:cs="Arial" w:eastAsia="Arial" w:hAnsi="Arial"/>
+                <w:b w:val="false"/>
+                <w:bCs w:val="false"/>
+                <w:i w:val="false"/>
+                <w:iCs w:val="false"/>
+                <w:color w:val="000000"/>
+                <w:sz w:val="18"/>
+                <w:szCs w:val="18"/>
+              </w:rPr>
+              <w:t xml:space="preserve">Each team writes one new question on a sticky note (or piece of paper if sticky notes are unavailable) generated by todays field experience and adds it to the class Driving Question Board begun in Lesson 1. Questions are read aloud briefly. The teacher then highlights two or three questions that the class will specifically investigate in Lessons 4 and 5, creating explicit continuity.</w:t>
             </w:r>
           </w:p>
         </w:tc>
@@ -10557,7 +10539,7 @@
             <w:pPr>
               <w:spacing w:after="20" w:before="0"/>
             </w:pPr>
-            <w:hyperlink w:history="1" r:id="rId2nio6x2bf4a6uthkx8hsk">
+            <w:hyperlink w:history="1" r:id="rIdgdgbxecbw2tebq0bi5wlg">
               <w:r>
                 <w:rPr>
                   <w:rFonts w:ascii="Arial" w:cs="Arial" w:eastAsia="Arial" w:hAnsi="Arial"/>
@@ -10566,7 +10548,7 @@
                   <w:szCs w:val="16"/>
                   <w:u w:val="single" w:color="2E75B6"/>
                 </w:rPr>
-                <w:t xml:space="preserve">Genetics vocabulary</w:t>
+                <w:t xml:space="preserve">Strategy in solving quadratic equations</w:t>
               </w:r>
             </w:hyperlink>
           </w:p>
@@ -10590,7 +10572,7 @@
               <w:spacing w:after="10" w:before="0"/>
               <w:ind w:left="120"/>
             </w:pPr>
-            <w:hyperlink w:history="1" r:id="rIdphuuvekaa6a2rqv16_bkf">
+            <w:hyperlink w:history="1" r:id="rId_7lmxdjngxs6gr6ge3gsd">
               <w:r>
                 <w:rPr>
                   <w:rFonts w:ascii="Arial" w:cs="Arial" w:eastAsia="Arial" w:hAnsi="Arial"/>
@@ -10628,14 +10610,14 @@
                 <w:sz w:val="16"/>
                 <w:szCs w:val="16"/>
               </w:rPr>
-              <w:t xml:space="preserve">📖 HTML:</w:t>
+              <w:t xml:space="preserve">📖 PDF:</w:t>
             </w:r>
           </w:p>
           <w:p>
             <w:pPr>
               <w:spacing w:after="20" w:before="0"/>
             </w:pPr>
-            <w:hyperlink w:history="1" r:id="rIdf962tdjhnd5xj5lrzmcvo">
+            <w:hyperlink w:history="1" r:id="rId5v2ayo8rdhgdflp2z31mv">
               <w:r>
                 <w:rPr>
                   <w:rFonts w:ascii="Arial" w:cs="Arial" w:eastAsia="Arial" w:hAnsi="Arial"/>
@@ -10644,7 +10626,7 @@
                   <w:szCs w:val="16"/>
                   <w:u w:val="single" w:color="2E75B6"/>
                 </w:rPr>
-                <w:t xml:space="preserve">Build the complementary DNA strand! (PLIX)</w:t>
+                <w:t xml:space="preserve">The Ecological Cost ..:Activity 2, Teacher Notes &amp; Answer Key: What Do Plants and Animals Do With Energy?</w:t>
               </w:r>
             </w:hyperlink>
           </w:p>
@@ -10660,7 +10642,7 @@
                 <w:sz w:val="14"/>
                 <w:szCs w:val="14"/>
               </w:rPr>
-              <w:t xml:space="preserve">Source: CK-12</w:t>
+              <w:t xml:space="preserve">Source: MIT Blossoms</w:t>
             </w:r>
           </w:p>
           <w:p>
@@ -10668,7 +10650,7 @@
               <w:spacing w:after="10" w:before="0"/>
               <w:ind w:left="120"/>
             </w:pPr>
-            <w:hyperlink w:history="1" r:id="rIdzhoifjhq-wannkao3psvk">
+            <w:hyperlink w:history="1" r:id="rIduvpwi5z573skmmqfjpsz9">
               <w:r>
                 <w:rPr>
                   <w:rFonts w:ascii="Arial" w:cs="Arial" w:eastAsia="Arial" w:hAnsi="Arial"/>
@@ -10696,21 +10678,21 @@
           </w:tcPr>
           <w:p>
             <w:pPr>
-              <w:spacing w:after="60" w:before="0"/>
-              <w:jc w:val="left"/>
-            </w:pPr>
-            <w:r>
-              <w:rPr>
-                <w:rFonts w:ascii="Arial" w:cs="Arial" w:eastAsia="Arial" w:hAnsi="Arial"/>
-                <w:b w:val="false"/>
-                <w:bCs w:val="false"/>
-                <w:i w:val="false"/>
-                <w:iCs w:val="false"/>
-                <w:color w:val="000000"/>
-                <w:sz w:val="18"/>
-                <w:szCs w:val="18"/>
-              </w:rPr>
-              <w:t xml:space="preserve"/>
+              <w:spacing w:after="40" w:before="0"/>
+              <w:jc w:val="left"/>
+            </w:pPr>
+            <w:r>
+              <w:rPr>
+                <w:rFonts w:ascii="Arial" w:cs="Arial" w:eastAsia="Arial" w:hAnsi="Arial"/>
+                <w:b w:val="false"/>
+                <w:bCs w:val="false"/>
+                <w:i w:val="false"/>
+                <w:iCs w:val="false"/>
+                <w:color w:val="000000"/>
+                <w:sz w:val="18"/>
+                <w:szCs w:val="18"/>
+              </w:rPr>
+              <w:t xml:space="preserve">Prompt teams that are stuck by asking: 'You found a millipede alive. You want it in your project collection in three weeks. What do you not yet know how to do?' This scaffolds question generation without giving away content. After sticky notes are placed, point to the Lesson 1 initial predictions still on the board and ask: 'Has anything you observed today changed your thinking about why the butterfly survived and the grasshopper did not?' Allow 30 SECONDS WAIT TIME. Acknowledge responses without evaluating them as right or wrong — the full explanation comes in Lesson 7.</w:t>
             </w:r>
           </w:p>
         </w:tc>
@@ -10728,21 +10710,21 @@
           </w:tcPr>
           <w:p>
             <w:pPr>
-              <w:spacing w:after="60" w:before="0"/>
-              <w:jc w:val="left"/>
-            </w:pPr>
-            <w:r>
-              <w:rPr>
-                <w:rFonts w:ascii="Arial" w:cs="Arial" w:eastAsia="Arial" w:hAnsi="Arial"/>
-                <w:b w:val="false"/>
-                <w:bCs w:val="false"/>
-                <w:i w:val="false"/>
-                <w:iCs w:val="false"/>
-                <w:color w:val="000000"/>
-                <w:sz w:val="18"/>
-                <w:szCs w:val="18"/>
-              </w:rPr>
-              <w:t xml:space="preserve"/>
+              <w:spacing w:after="40" w:before="0"/>
+              <w:jc w:val="left"/>
+            </w:pPr>
+            <w:r>
+              <w:rPr>
+                <w:rFonts w:ascii="Arial" w:cs="Arial" w:eastAsia="Arial" w:hAnsi="Arial"/>
+                <w:b w:val="false"/>
+                <w:bCs w:val="false"/>
+                <w:i w:val="false"/>
+                <w:iCs w:val="false"/>
+                <w:color w:val="000000"/>
+                <w:sz w:val="18"/>
+                <w:szCs w:val="18"/>
+              </w:rPr>
+              <w:t xml:space="preserve">Adding new questions to the DQB makes visible the gap between current understanding and full explanation, sustaining inquiry motivation. Connecting new questions to Lesson 1 predictions shows learners that their thinking is evolving — a metacognitive move central to the storyline.</w:t>
             </w:r>
           </w:p>
         </w:tc>
@@ -10760,21 +10742,21 @@
           </w:tcPr>
           <w:p>
             <w:pPr>
-              <w:spacing w:after="60" w:before="0"/>
-              <w:jc w:val="left"/>
-            </w:pPr>
-            <w:r>
-              <w:rPr>
-                <w:rFonts w:ascii="Arial" w:cs="Arial" w:eastAsia="Arial" w:hAnsi="Arial"/>
-                <w:b w:val="false"/>
-                <w:bCs w:val="false"/>
-                <w:i w:val="false"/>
-                <w:iCs w:val="false"/>
-                <w:color w:val="000000"/>
-                <w:sz w:val="18"/>
-                <w:szCs w:val="18"/>
-              </w:rPr>
-              <w:t xml:space="preserve"/>
+              <w:spacing w:after="40" w:before="0"/>
+              <w:jc w:val="left"/>
+            </w:pPr>
+            <w:r>
+              <w:rPr>
+                <w:rFonts w:ascii="Arial" w:cs="Arial" w:eastAsia="Arial" w:hAnsi="Arial"/>
+                <w:b w:val="false"/>
+                <w:bCs w:val="false"/>
+                <w:i w:val="false"/>
+                <w:iCs w:val="false"/>
+                <w:color w:val="000000"/>
+                <w:sz w:val="18"/>
+                <w:szCs w:val="18"/>
+              </w:rPr>
+              <w:t xml:space="preserve">Quality of DQB questions: are they mechanistic ('How does ethanol stop a beetle from rotting?') or purely procedural ('What do we do next?')? Teacher mentally notes which teams are moving toward causal reasoning and which still need scaffolding.</w:t>
             </w:r>
           </w:p>
         </w:tc>
@@ -10826,21 +10808,21 @@
           </w:tcPr>
           <w:p>
             <w:pPr>
-              <w:spacing w:after="60" w:before="0"/>
-              <w:jc w:val="left"/>
-            </w:pPr>
-            <w:r>
-              <w:rPr>
-                <w:rFonts w:ascii="Arial" w:cs="Arial" w:eastAsia="Arial" w:hAnsi="Arial"/>
-                <w:b w:val="false"/>
-                <w:bCs w:val="false"/>
-                <w:i w:val="false"/>
-                <w:iCs w:val="false"/>
-                <w:color w:val="000000"/>
-                <w:sz w:val="18"/>
-                <w:szCs w:val="18"/>
-              </w:rPr>
-              <w:t xml:space="preserve"/>
+              <w:spacing w:after="40" w:before="0"/>
+              <w:jc w:val="left"/>
+            </w:pPr>
+            <w:r>
+              <w:rPr>
+                <w:rFonts w:ascii="Arial" w:cs="Arial" w:eastAsia="Arial" w:hAnsi="Arial"/>
+                <w:b w:val="false"/>
+                <w:bCs w:val="false"/>
+                <w:i w:val="false"/>
+                <w:iCs w:val="false"/>
+                <w:color w:val="000000"/>
+                <w:sz w:val="18"/>
+                <w:szCs w:val="18"/>
+              </w:rPr>
+              <w:t xml:space="preserve">In the final 3 minutes, each learner adds one annotation to their initial model from Lesson 1 using a different coloured pen or pencil. The annotation should reflect something observed today in the field that was not in the original model — for example, the type of organism found, the microhabitat, or a new idea about what makes an organism easy or hard to preserve. Learners are not expected to have full scientific explanations yet; the annotation is an evidence marker showing that the model is a living document.</w:t>
             </w:r>
           </w:p>
         </w:tc>
@@ -10876,7 +10858,7 @@
             <w:pPr>
               <w:spacing w:after="20" w:before="0"/>
             </w:pPr>
-            <w:hyperlink w:history="1" r:id="rIdxvsezzynfcaia9xltzdo5">
+            <w:hyperlink w:history="1" r:id="rId3pkgovg8a51xmhwegbvti">
               <w:r>
                 <w:rPr>
                   <w:rFonts w:ascii="Arial" w:cs="Arial" w:eastAsia="Arial" w:hAnsi="Arial"/>
@@ -10885,7 +10867,7 @@
                   <w:szCs w:val="16"/>
                   <w:u w:val="single" w:color="2E75B6"/>
                 </w:rPr>
-                <w:t xml:space="preserve">Genetics vocabulary</w:t>
+                <w:t xml:space="preserve">Strategy in solving quadratic equations</w:t>
               </w:r>
             </w:hyperlink>
           </w:p>
@@ -10909,7 +10891,7 @@
               <w:spacing w:after="10" w:before="0"/>
               <w:ind w:left="120"/>
             </w:pPr>
-            <w:hyperlink w:history="1" r:id="rIdopiylxzgwoevqo7udimrc">
+            <w:hyperlink w:history="1" r:id="rId4hojeeng9a67bgypwuemv">
               <w:r>
                 <w:rPr>
                   <w:rFonts w:ascii="Arial" w:cs="Arial" w:eastAsia="Arial" w:hAnsi="Arial"/>
@@ -10947,14 +10929,14 @@
                 <w:sz w:val="16"/>
                 <w:szCs w:val="16"/>
               </w:rPr>
-              <w:t xml:space="preserve">📖 HTML:</w:t>
+              <w:t xml:space="preserve">📖 PDF:</w:t>
             </w:r>
           </w:p>
           <w:p>
             <w:pPr>
               <w:spacing w:after="20" w:before="0"/>
             </w:pPr>
-            <w:hyperlink w:history="1" r:id="rIdcwjwxusyvgt-0cp-f2iq3">
+            <w:hyperlink w:history="1" r:id="rId-jbo8c_9r7phweqq1yj6w">
               <w:r>
                 <w:rPr>
                   <w:rFonts w:ascii="Arial" w:cs="Arial" w:eastAsia="Arial" w:hAnsi="Arial"/>
@@ -10963,7 +10945,7 @@
                   <w:szCs w:val="16"/>
                   <w:u w:val="single" w:color="2E75B6"/>
                 </w:rPr>
-                <w:t xml:space="preserve">Build the complementary DNA strand! (PLIX)</w:t>
+                <w:t xml:space="preserve">The Ecological Cost ..:Activity 2, Teacher Notes &amp; Answer Key: What Do Plants and Animals Do With Energy?</w:t>
               </w:r>
             </w:hyperlink>
           </w:p>
@@ -10979,7 +10961,7 @@
                 <w:sz w:val="14"/>
                 <w:szCs w:val="14"/>
               </w:rPr>
-              <w:t xml:space="preserve">Source: CK-12</w:t>
+              <w:t xml:space="preserve">Source: MIT Blossoms</w:t>
             </w:r>
           </w:p>
           <w:p>
@@ -10987,7 +10969,7 @@
               <w:spacing w:after="10" w:before="0"/>
               <w:ind w:left="120"/>
             </w:pPr>
-            <w:hyperlink w:history="1" r:id="rIdeo6gr3u61tkgp7nlgdx2t">
+            <w:hyperlink w:history="1" r:id="rId6sgtxliby9juusmwrkzyb">
               <w:r>
                 <w:rPr>
                   <w:rFonts w:ascii="Arial" w:cs="Arial" w:eastAsia="Arial" w:hAnsi="Arial"/>
@@ -11015,21 +10997,21 @@
           </w:tcPr>
           <w:p>
             <w:pPr>
-              <w:spacing w:after="60" w:before="0"/>
-              <w:jc w:val="left"/>
-            </w:pPr>
-            <w:r>
-              <w:rPr>
-                <w:rFonts w:ascii="Arial" w:cs="Arial" w:eastAsia="Arial" w:hAnsi="Arial"/>
-                <w:b w:val="false"/>
-                <w:bCs w:val="false"/>
-                <w:i w:val="false"/>
-                <w:iCs w:val="false"/>
-                <w:color w:val="000000"/>
-                <w:sz w:val="18"/>
-                <w:szCs w:val="18"/>
-              </w:rPr>
-              <w:t xml:space="preserve"/>
+              <w:spacing w:after="40" w:before="0"/>
+              <w:jc w:val="left"/>
+            </w:pPr>
+            <w:r>
+              <w:rPr>
+                <w:rFonts w:ascii="Arial" w:cs="Arial" w:eastAsia="Arial" w:hAnsi="Arial"/>
+                <w:b w:val="false"/>
+                <w:bCs w:val="false"/>
+                <w:i w:val="false"/>
+                <w:iCs w:val="false"/>
+                <w:color w:val="000000"/>
+                <w:sz w:val="18"/>
+                <w:szCs w:val="18"/>
+              </w:rPr>
+              <w:t xml:space="preserve">Say: 'Look at your Lesson 1 model. You drew a prediction about why the butterfly survived. You now have real organisms in front of you that you collected yourself. Add one thing you observed today that your model did not include — do not erase anything, just add. Science models are updated with new evidence, not replaced.' Allow learners to write silently for 2 minutes. Collect or photograph models for teacher reference before Lesson 7 when full model revision occurs.</w:t>
             </w:r>
           </w:p>
         </w:tc>
@@ -11047,21 +11029,21 @@
           </w:tcPr>
           <w:p>
             <w:pPr>
-              <w:spacing w:after="60" w:before="0"/>
-              <w:jc w:val="left"/>
-            </w:pPr>
-            <w:r>
-              <w:rPr>
-                <w:rFonts w:ascii="Arial" w:cs="Arial" w:eastAsia="Arial" w:hAnsi="Arial"/>
-                <w:b w:val="false"/>
-                <w:bCs w:val="false"/>
-                <w:i w:val="false"/>
-                <w:iCs w:val="false"/>
-                <w:color w:val="000000"/>
-                <w:sz w:val="18"/>
-                <w:szCs w:val="18"/>
-              </w:rPr>
-              <w:t xml:space="preserve"/>
+              <w:spacing w:after="40" w:before="0"/>
+              <w:jc w:val="left"/>
+            </w:pPr>
+            <w:r>
+              <w:rPr>
+                <w:rFonts w:ascii="Arial" w:cs="Arial" w:eastAsia="Arial" w:hAnsi="Arial"/>
+                <w:b w:val="false"/>
+                <w:bCs w:val="false"/>
+                <w:i w:val="false"/>
+                <w:iCs w:val="false"/>
+                <w:color w:val="000000"/>
+                <w:sz w:val="18"/>
+                <w:szCs w:val="18"/>
+              </w:rPr>
+              <w:t xml:space="preserve">Annotating rather than redrawing the original model makes conceptual change visible and preserves the original thinking as a baseline. This is consistent with how scientists revise models iteratively rather than discarding them entirely.</w:t>
             </w:r>
           </w:p>
         </w:tc>
@@ -11079,21 +11061,21 @@
           </w:tcPr>
           <w:p>
             <w:pPr>
-              <w:spacing w:after="60" w:before="0"/>
-              <w:jc w:val="left"/>
-            </w:pPr>
-            <w:r>
-              <w:rPr>
-                <w:rFonts w:ascii="Arial" w:cs="Arial" w:eastAsia="Arial" w:hAnsi="Arial"/>
-                <w:b w:val="false"/>
-                <w:bCs w:val="false"/>
-                <w:i w:val="false"/>
-                <w:iCs w:val="false"/>
-                <w:color w:val="000000"/>
-                <w:sz w:val="18"/>
-                <w:szCs w:val="18"/>
-              </w:rPr>
-              <w:t xml:space="preserve"/>
+              <w:spacing w:after="40" w:before="0"/>
+              <w:jc w:val="left"/>
+            </w:pPr>
+            <w:r>
+              <w:rPr>
+                <w:rFonts w:ascii="Arial" w:cs="Arial" w:eastAsia="Arial" w:hAnsi="Arial"/>
+                <w:b w:val="false"/>
+                <w:bCs w:val="false"/>
+                <w:i w:val="false"/>
+                <w:iCs w:val="false"/>
+                <w:color w:val="000000"/>
+                <w:sz w:val="18"/>
+                <w:szCs w:val="18"/>
+              </w:rPr>
+              <w:t xml:space="preserve">Teacher scans annotations: is the new evidence connected to the butterfly-grasshopper phenomenon in any way, or is it an isolated observation? A strong annotation might read: 'The beetle I caught had a hard outer shell — maybe that is why some insects preserve differently from soft worms.' This level of reasoning indicates readiness for Lessons 4 and 5.</w:t>
             </w:r>
           </w:p>
         </w:tc>
@@ -11172,21 +11154,21 @@
           </w:tcPr>
           <w:p>
             <w:pPr>
-              <w:spacing w:after="60" w:before="0"/>
-              <w:jc w:val="left"/>
-            </w:pPr>
-            <w:r>
-              <w:rPr>
-                <w:rFonts w:ascii="Arial" w:cs="Arial" w:eastAsia="Arial" w:hAnsi="Arial"/>
-                <w:b w:val="false"/>
-                <w:bCs w:val="false"/>
-                <w:i w:val="false"/>
-                <w:iCs w:val="false"/>
-                <w:color w:val="000000"/>
-                <w:sz w:val="18"/>
-                <w:szCs w:val="18"/>
-              </w:rPr>
-              <w:t xml:space="preserve"/>
+              <w:spacing w:after="40" w:before="0"/>
+              <w:jc w:val="left"/>
+            </w:pPr>
+            <w:r>
+              <w:rPr>
+                <w:rFonts w:ascii="Arial" w:cs="Arial" w:eastAsia="Arial" w:hAnsi="Arial"/>
+                <w:b w:val="false"/>
+                <w:bCs w:val="false"/>
+                <w:i w:val="false"/>
+                <w:iCs w:val="false"/>
+                <w:color w:val="000000"/>
+                <w:sz w:val="18"/>
+                <w:szCs w:val="18"/>
+              </w:rPr>
+              <w:t xml:space="preserve">After the lesson, consider: (1) Did all teams produce a tally with enough descriptive detail to use the dichotomous key — if not, what scaffolding is needed before Lesson 4? (2) Did learners handle organisms with genuine care, or did some treat the activity as a game of catching and discarding? This attitude matters for the ethical discussion in Lesson 8. (3) Were the school compound microhabitats productive — if very few organisms were found, consider whether the lesson needs to be repeated after rain when soil fauna are more active, or whether a supplementary image-based sorting activity should be prepared as a backup for Lesson 4. (4) Which learners demonstrated scientific language in their tally descriptions or DQB questions? These learners can be peer-mentors during the dichotomous key activity in Lesson 4 processing work. (5) Did the lesson advance the driving question concretely — can you point to a specific moment when learners connected what they collected to the fate of the grasshopper in the bag? If not, the Explain Phase bridging question needs to be revisited at the start of Lesson 4.</w:t>
             </w:r>
           </w:p>
         </w:tc>
@@ -11299,21 +11281,21 @@
           </w:tcPr>
           <w:p>
             <w:pPr>
-              <w:spacing w:after="60" w:before="0"/>
-              <w:jc w:val="left"/>
-            </w:pPr>
-            <w:r>
-              <w:rPr>
-                <w:rFonts w:ascii="Arial" w:cs="Arial" w:eastAsia="Arial" w:hAnsi="Arial"/>
-                <w:b w:val="false"/>
-                <w:bCs w:val="false"/>
-                <w:i w:val="false"/>
-                <w:iCs w:val="false"/>
-                <w:color w:val="000000"/>
-                <w:sz w:val="18"/>
-                <w:szCs w:val="18"/>
-              </w:rPr>
-              <w:t xml:space="preserve"/>
+              <w:spacing w:after="40" w:before="0"/>
+              <w:jc w:val="left"/>
+            </w:pPr>
+            <w:r>
+              <w:rPr>
+                <w:rFonts w:ascii="Arial" w:cs="Arial" w:eastAsia="Arial" w:hAnsi="Arial"/>
+                <w:b w:val="false"/>
+                <w:bCs w:val="false"/>
+                <w:i w:val="false"/>
+                <w:iCs w:val="false"/>
+                <w:color w:val="000000"/>
+                <w:sz w:val="18"/>
+                <w:szCs w:val="18"/>
+              </w:rPr>
+              <w:t xml:space="preserve">In the school compound we observed invertebrates living in at least four distinct microhabitats: bare soil, grass, leaf litter, and shrub/hedge edges. We recorded organism descriptions using tally charts and found that different tools were needed for different zones, confirming our Lesson 2 predictions about tool-organism matching.</w:t>
             </w:r>
           </w:p>
         </w:tc>
@@ -11365,21 +11347,21 @@
           </w:tcPr>
           <w:p>
             <w:pPr>
-              <w:spacing w:after="60" w:before="0"/>
-              <w:jc w:val="left"/>
-            </w:pPr>
-            <w:r>
-              <w:rPr>
-                <w:rFonts w:ascii="Arial" w:cs="Arial" w:eastAsia="Arial" w:hAnsi="Arial"/>
-                <w:b w:val="false"/>
-                <w:bCs w:val="false"/>
-                <w:i w:val="false"/>
-                <w:iCs w:val="false"/>
-                <w:color w:val="000000"/>
-                <w:sz w:val="18"/>
-                <w:szCs w:val="18"/>
-              </w:rPr>
-              <w:t xml:space="preserve"/>
+              <w:spacing w:after="40" w:before="0"/>
+              <w:jc w:val="left"/>
+            </w:pPr>
+            <w:r>
+              <w:rPr>
+                <w:rFonts w:ascii="Arial" w:cs="Arial" w:eastAsia="Arial" w:hAnsi="Arial"/>
+                <w:b w:val="false"/>
+                <w:bCs w:val="false"/>
+                <w:i w:val="false"/>
+                <w:iCs w:val="false"/>
+                <w:color w:val="000000"/>
+                <w:sz w:val="18"/>
+                <w:szCs w:val="18"/>
+              </w:rPr>
+              <w:t xml:space="preserve">We learned that collecting a specimen without damaging it requires planning: the right tool for the microhabitat, careful transfer using forceps, and immediate recording before memory fades. We also began to learn that organisms we collected can be sorted using a dichotomous key by observing visible features such as leg number, body segments, and wing presence.</w:t>
             </w:r>
           </w:p>
         </w:tc>
@@ -11431,21 +11413,21 @@
           </w:tcPr>
           <w:p>
             <w:pPr>
-              <w:spacing w:after="60" w:before="0"/>
-              <w:jc w:val="left"/>
-            </w:pPr>
-            <w:r>
-              <w:rPr>
-                <w:rFonts w:ascii="Arial" w:cs="Arial" w:eastAsia="Arial" w:hAnsi="Arial"/>
-                <w:b w:val="false"/>
-                <w:bCs w:val="false"/>
-                <w:i w:val="false"/>
-                <w:iCs w:val="false"/>
-                <w:color w:val="000000"/>
-                <w:sz w:val="18"/>
-                <w:szCs w:val="18"/>
-              </w:rPr>
-              <w:t xml:space="preserve"/>
+              <w:spacing w:after="40" w:before="0"/>
+              <w:jc w:val="left"/>
+            </w:pPr>
+            <w:r>
+              <w:rPr>
+                <w:rFonts w:ascii="Arial" w:cs="Arial" w:eastAsia="Arial" w:hAnsi="Arial"/>
+                <w:b w:val="false"/>
+                <w:bCs w:val="false"/>
+                <w:i w:val="false"/>
+                <w:iCs w:val="false"/>
+                <w:color w:val="000000"/>
+                <w:sz w:val="18"/>
+                <w:szCs w:val="18"/>
+              </w:rPr>
+              <w:t xml:space="preserve">We can now explain that the first reason the grasshopper decayed while the butterfly survived is that the butterfly was handled correctly from the moment of collection — not crushed, not left in a closed warm container, and processed promptly. Today we practised that same first step: collecting organisms intact. We still need to explain what happens after collection to stop decomposition, which is what Lessons 4 and 5 will address.</w:t>
             </w:r>
           </w:p>
         </w:tc>
@@ -12690,7 +12672,7 @@
             <w:pPr>
               <w:spacing w:after="20" w:before="0"/>
             </w:pPr>
-            <w:hyperlink w:history="1" r:id="rId7ff2hf4-qobnonvw5xzuq">
+            <w:hyperlink w:history="1" r:id="rIdno-btut8esmxq6vfqisrx">
               <w:r>
                 <w:rPr>
                   <w:rFonts w:ascii="Arial" w:cs="Arial" w:eastAsia="Arial" w:hAnsi="Arial"/>
@@ -12723,7 +12705,7 @@
               <w:spacing w:after="10" w:before="0"/>
               <w:ind w:left="120"/>
             </w:pPr>
-            <w:hyperlink w:history="1" r:id="rIdtj_-dszgpn1zpaby4th_w">
+            <w:hyperlink w:history="1" r:id="rIdospi_5sxbdg_8rhf_d8mm">
               <w:r>
                 <w:rPr>
                   <w:rFonts w:ascii="Arial" w:cs="Arial" w:eastAsia="Arial" w:hAnsi="Arial"/>
@@ -12768,7 +12750,7 @@
             <w:pPr>
               <w:spacing w:after="20" w:before="0"/>
             </w:pPr>
-            <w:hyperlink w:history="1" r:id="rIdr8nnqf8bcwwwm0lp6tued">
+            <w:hyperlink w:history="1" r:id="rIdsfggdpmbax8e-i_m89brw">
               <w:r>
                 <w:rPr>
                   <w:rFonts w:ascii="Arial" w:cs="Arial" w:eastAsia="Arial" w:hAnsi="Arial"/>
@@ -12801,7 +12783,7 @@
               <w:spacing w:after="10" w:before="0"/>
               <w:ind w:left="120"/>
             </w:pPr>
-            <w:hyperlink w:history="1" r:id="rIdy9y-uxjpaeenkc1mfj996">
+            <w:hyperlink w:history="1" r:id="rIdreoi2nmbrrzys4qf1yvid">
               <w:r>
                 <w:rPr>
                   <w:rFonts w:ascii="Arial" w:cs="Arial" w:eastAsia="Arial" w:hAnsi="Arial"/>
@@ -13009,7 +12991,7 @@
             <w:pPr>
               <w:spacing w:after="20" w:before="0"/>
             </w:pPr>
-            <w:hyperlink w:history="1" r:id="rId09m-essm7htxidhx1n6c3">
+            <w:hyperlink w:history="1" r:id="rIdclr6rad1i7ewc-hpq4ghe">
               <w:r>
                 <w:rPr>
                   <w:rFonts w:ascii="Arial" w:cs="Arial" w:eastAsia="Arial" w:hAnsi="Arial"/>
@@ -13042,7 +13024,7 @@
               <w:spacing w:after="10" w:before="0"/>
               <w:ind w:left="120"/>
             </w:pPr>
-            <w:hyperlink w:history="1" r:id="rIdthamaisigtl7loarf2f51">
+            <w:hyperlink w:history="1" r:id="rIdw70zqme5ucqjrve5mgh7e">
               <w:r>
                 <w:rPr>
                   <w:rFonts w:ascii="Arial" w:cs="Arial" w:eastAsia="Arial" w:hAnsi="Arial"/>
@@ -13087,7 +13069,7 @@
             <w:pPr>
               <w:spacing w:after="20" w:before="0"/>
             </w:pPr>
-            <w:hyperlink w:history="1" r:id="rIdjov44qfqy8uxy7y7wgs1k">
+            <w:hyperlink w:history="1" r:id="rId8hmmxfxy8iwclz5mfd2dk">
               <w:r>
                 <w:rPr>
                   <w:rFonts w:ascii="Arial" w:cs="Arial" w:eastAsia="Arial" w:hAnsi="Arial"/>
@@ -13120,7 +13102,7 @@
               <w:spacing w:after="10" w:before="0"/>
               <w:ind w:left="120"/>
             </w:pPr>
-            <w:hyperlink w:history="1" r:id="rId8spmgihem79srvusqp2b5">
+            <w:hyperlink w:history="1" r:id="rId8kgacqhpjgzqzrkufr7bs">
               <w:r>
                 <w:rPr>
                   <w:rFonts w:ascii="Arial" w:cs="Arial" w:eastAsia="Arial" w:hAnsi="Arial"/>
@@ -13328,7 +13310,7 @@
             <w:pPr>
               <w:spacing w:after="20" w:before="0"/>
             </w:pPr>
-            <w:hyperlink w:history="1" r:id="rIdcbucaikajx7hiltvlg_kp">
+            <w:hyperlink w:history="1" r:id="rIdnndwcns4isx2aec2_uvmy">
               <w:r>
                 <w:rPr>
                   <w:rFonts w:ascii="Arial" w:cs="Arial" w:eastAsia="Arial" w:hAnsi="Arial"/>
@@ -13361,7 +13343,7 @@
               <w:spacing w:after="10" w:before="0"/>
               <w:ind w:left="120"/>
             </w:pPr>
-            <w:hyperlink w:history="1" r:id="rIdrf31i0c-mnooxl19pen2m">
+            <w:hyperlink w:history="1" r:id="rIdusz9cq1jmzier-q-t-cf_">
               <w:r>
                 <w:rPr>
                   <w:rFonts w:ascii="Arial" w:cs="Arial" w:eastAsia="Arial" w:hAnsi="Arial"/>
@@ -13406,7 +13388,7 @@
             <w:pPr>
               <w:spacing w:after="20" w:before="0"/>
             </w:pPr>
-            <w:hyperlink w:history="1" r:id="rIdm6item40k-6j7wzhi2xbv">
+            <w:hyperlink w:history="1" r:id="rIdblny-u7sag3zwcoxwvvos">
               <w:r>
                 <w:rPr>
                   <w:rFonts w:ascii="Arial" w:cs="Arial" w:eastAsia="Arial" w:hAnsi="Arial"/>
@@ -13439,7 +13421,7 @@
               <w:spacing w:after="10" w:before="0"/>
               <w:ind w:left="120"/>
             </w:pPr>
-            <w:hyperlink w:history="1" r:id="rIdrxtcx4jwz6wgglrxikcxr">
+            <w:hyperlink w:history="1" r:id="rIdc7jedk8co17e02l8_dxiv">
               <w:r>
                 <w:rPr>
                   <w:rFonts w:ascii="Arial" w:cs="Arial" w:eastAsia="Arial" w:hAnsi="Arial"/>
@@ -13647,7 +13629,7 @@
             <w:pPr>
               <w:spacing w:after="20" w:before="0"/>
             </w:pPr>
-            <w:hyperlink w:history="1" r:id="rIdl7fih1ng8l6txpgq6eccb">
+            <w:hyperlink w:history="1" r:id="rIdvkjtf_gu02vum7ejohgcv">
               <w:r>
                 <w:rPr>
                   <w:rFonts w:ascii="Arial" w:cs="Arial" w:eastAsia="Arial" w:hAnsi="Arial"/>
@@ -13680,7 +13662,7 @@
               <w:spacing w:after="10" w:before="0"/>
               <w:ind w:left="120"/>
             </w:pPr>
-            <w:hyperlink w:history="1" r:id="rIdnictnmx4e15hfnjpkj7q1">
+            <w:hyperlink w:history="1" r:id="rIdoqyfp5wj04atslfdeov7g">
               <w:r>
                 <w:rPr>
                   <w:rFonts w:ascii="Arial" w:cs="Arial" w:eastAsia="Arial" w:hAnsi="Arial"/>
@@ -13725,7 +13707,7 @@
             <w:pPr>
               <w:spacing w:after="20" w:before="0"/>
             </w:pPr>
-            <w:hyperlink w:history="1" r:id="rIdw418hnkg9gkmwgan0a9ie">
+            <w:hyperlink w:history="1" r:id="rIdtdqjpp9u5d7_cq21aem6y">
               <w:r>
                 <w:rPr>
                   <w:rFonts w:ascii="Arial" w:cs="Arial" w:eastAsia="Arial" w:hAnsi="Arial"/>
@@ -13758,7 +13740,7 @@
               <w:spacing w:after="10" w:before="0"/>
               <w:ind w:left="120"/>
             </w:pPr>
-            <w:hyperlink w:history="1" r:id="rIdx1ecq2-w1vkzm4tly7tv7">
+            <w:hyperlink w:history="1" r:id="rId7smvn8nztqc4uac4bprmo">
               <w:r>
                 <w:rPr>
                   <w:rFonts w:ascii="Arial" w:cs="Arial" w:eastAsia="Arial" w:hAnsi="Arial"/>
@@ -13966,7 +13948,7 @@
             <w:pPr>
               <w:spacing w:after="20" w:before="0"/>
             </w:pPr>
-            <w:hyperlink w:history="1" r:id="rIdutlhevrptjyi_31n8tkpn">
+            <w:hyperlink w:history="1" r:id="rIdz71zz_0fvnourqfe0h-zw">
               <w:r>
                 <w:rPr>
                   <w:rFonts w:ascii="Arial" w:cs="Arial" w:eastAsia="Arial" w:hAnsi="Arial"/>
@@ -13999,7 +13981,7 @@
               <w:spacing w:after="10" w:before="0"/>
               <w:ind w:left="120"/>
             </w:pPr>
-            <w:hyperlink w:history="1" r:id="rIdf87-xpps3qrfbgsa7cg7t">
+            <w:hyperlink w:history="1" r:id="rIde6sytnmafatdfegyb2zvj">
               <w:r>
                 <w:rPr>
                   <w:rFonts w:ascii="Arial" w:cs="Arial" w:eastAsia="Arial" w:hAnsi="Arial"/>
@@ -14044,7 +14026,7 @@
             <w:pPr>
               <w:spacing w:after="20" w:before="0"/>
             </w:pPr>
-            <w:hyperlink w:history="1" r:id="rIdwkvucmvdxtab1pxjfffs6">
+            <w:hyperlink w:history="1" r:id="rId1kpk4bhaj7mgzjzr0kkd3">
               <w:r>
                 <w:rPr>
                   <w:rFonts w:ascii="Arial" w:cs="Arial" w:eastAsia="Arial" w:hAnsi="Arial"/>
@@ -14077,7 +14059,7 @@
               <w:spacing w:after="10" w:before="0"/>
               <w:ind w:left="120"/>
             </w:pPr>
-            <w:hyperlink w:history="1" r:id="rIdvst5llwd8z4uxefs-hvgz">
+            <w:hyperlink w:history="1" r:id="rId6pq7fefpodehgx02zjo21">
               <w:r>
                 <w:rPr>
                   <w:rFonts w:ascii="Arial" w:cs="Arial" w:eastAsia="Arial" w:hAnsi="Arial"/>
@@ -15856,7 +15838,7 @@
             <w:pPr>
               <w:spacing w:after="20" w:before="0"/>
             </w:pPr>
-            <w:hyperlink w:history="1" r:id="rId96-xmt0cptfs8sv0nlg-u">
+            <w:hyperlink w:history="1" r:id="rIdqy096unawiwtdnnpk77ok">
               <w:r>
                 <w:rPr>
                   <w:rFonts w:ascii="Arial" w:cs="Arial" w:eastAsia="Arial" w:hAnsi="Arial"/>
@@ -15889,7 +15871,7 @@
               <w:spacing w:after="10" w:before="0"/>
               <w:ind w:left="120"/>
             </w:pPr>
-            <w:hyperlink w:history="1" r:id="rIditzhfvuqtompx3y_9am0x">
+            <w:hyperlink w:history="1" r:id="rIdx2eqodnlvcscsumixcxh7">
               <w:r>
                 <w:rPr>
                   <w:rFonts w:ascii="Arial" w:cs="Arial" w:eastAsia="Arial" w:hAnsi="Arial"/>
@@ -15934,7 +15916,7 @@
             <w:pPr>
               <w:spacing w:after="20" w:before="0"/>
             </w:pPr>
-            <w:hyperlink w:history="1" r:id="rIdmbje4z6hqt_sjiswffk-3">
+            <w:hyperlink w:history="1" r:id="rId71qg-mdgp3op6an74p9ui">
               <w:r>
                 <w:rPr>
                   <w:rFonts w:ascii="Arial" w:cs="Arial" w:eastAsia="Arial" w:hAnsi="Arial"/>
@@ -15967,7 +15949,7 @@
               <w:spacing w:after="10" w:before="0"/>
               <w:ind w:left="120"/>
             </w:pPr>
-            <w:hyperlink w:history="1" r:id="rIdajoi3potwlcyginitryyj">
+            <w:hyperlink w:history="1" r:id="rId8_9simkje7hrdg5di4fu1">
               <w:r>
                 <w:rPr>
                   <w:rFonts w:ascii="Arial" w:cs="Arial" w:eastAsia="Arial" w:hAnsi="Arial"/>
@@ -16175,7 +16157,7 @@
             <w:pPr>
               <w:spacing w:after="20" w:before="0"/>
             </w:pPr>
-            <w:hyperlink w:history="1" r:id="rIdhgl-3yyvzkryqrqseepkt">
+            <w:hyperlink w:history="1" r:id="rIdu_cw_vgdrwk4foncbzs7m">
               <w:r>
                 <w:rPr>
                   <w:rFonts w:ascii="Arial" w:cs="Arial" w:eastAsia="Arial" w:hAnsi="Arial"/>
@@ -16208,7 +16190,7 @@
               <w:spacing w:after="10" w:before="0"/>
               <w:ind w:left="120"/>
             </w:pPr>
-            <w:hyperlink w:history="1" r:id="rIdisafstr52_atb3cj2erx8">
+            <w:hyperlink w:history="1" r:id="rIdrgh9benqdmfhbf2-1wj7y">
               <w:r>
                 <w:rPr>
                   <w:rFonts w:ascii="Arial" w:cs="Arial" w:eastAsia="Arial" w:hAnsi="Arial"/>
@@ -16253,7 +16235,7 @@
             <w:pPr>
               <w:spacing w:after="20" w:before="0"/>
             </w:pPr>
-            <w:hyperlink w:history="1" r:id="rId4vwsmv91sb9mvin0nbtx_">
+            <w:hyperlink w:history="1" r:id="rIdbkd445ukqigo9jo4nlqqh">
               <w:r>
                 <w:rPr>
                   <w:rFonts w:ascii="Arial" w:cs="Arial" w:eastAsia="Arial" w:hAnsi="Arial"/>
@@ -16286,7 +16268,7 @@
               <w:spacing w:after="10" w:before="0"/>
               <w:ind w:left="120"/>
             </w:pPr>
-            <w:hyperlink w:history="1" r:id="rIdvfizjv2tmrt94pu4m_v-u">
+            <w:hyperlink w:history="1" r:id="rIdbcwi_stjfuvqlcmlvlxke">
               <w:r>
                 <w:rPr>
                   <w:rFonts w:ascii="Arial" w:cs="Arial" w:eastAsia="Arial" w:hAnsi="Arial"/>
@@ -16494,7 +16476,7 @@
             <w:pPr>
               <w:spacing w:after="20" w:before="0"/>
             </w:pPr>
-            <w:hyperlink w:history="1" r:id="rIdw78zt6qcxu0k-81wbqkty">
+            <w:hyperlink w:history="1" r:id="rIdjhv0woz1aga5ol7owaay3">
               <w:r>
                 <w:rPr>
                   <w:rFonts w:ascii="Arial" w:cs="Arial" w:eastAsia="Arial" w:hAnsi="Arial"/>
@@ -16527,7 +16509,7 @@
               <w:spacing w:after="10" w:before="0"/>
               <w:ind w:left="120"/>
             </w:pPr>
-            <w:hyperlink w:history="1" r:id="rIducrop3xmlmdqfgvrj4w48">
+            <w:hyperlink w:history="1" r:id="rIdi00qccxvzlkes9ltgwsd9">
               <w:r>
                 <w:rPr>
                   <w:rFonts w:ascii="Arial" w:cs="Arial" w:eastAsia="Arial" w:hAnsi="Arial"/>
@@ -16572,7 +16554,7 @@
             <w:pPr>
               <w:spacing w:after="20" w:before="0"/>
             </w:pPr>
-            <w:hyperlink w:history="1" r:id="rIdjohqglxltr3tydmvywz12">
+            <w:hyperlink w:history="1" r:id="rIdzkmdo_qaeoongmcq3eph1">
               <w:r>
                 <w:rPr>
                   <w:rFonts w:ascii="Arial" w:cs="Arial" w:eastAsia="Arial" w:hAnsi="Arial"/>
@@ -16605,7 +16587,7 @@
               <w:spacing w:after="10" w:before="0"/>
               <w:ind w:left="120"/>
             </w:pPr>
-            <w:hyperlink w:history="1" r:id="rIdooevaybgvrjbh435kyj5o">
+            <w:hyperlink w:history="1" r:id="rIdbkoaxz_svcqvm2rnplel2">
               <w:r>
                 <w:rPr>
                   <w:rFonts w:ascii="Arial" w:cs="Arial" w:eastAsia="Arial" w:hAnsi="Arial"/>
@@ -16813,7 +16795,7 @@
             <w:pPr>
               <w:spacing w:after="20" w:before="0"/>
             </w:pPr>
-            <w:hyperlink w:history="1" r:id="rIdxvcqhygh7so8gb0m4olzl">
+            <w:hyperlink w:history="1" r:id="rIdvzcobtquh2wlfqqt4tyo7">
               <w:r>
                 <w:rPr>
                   <w:rFonts w:ascii="Arial" w:cs="Arial" w:eastAsia="Arial" w:hAnsi="Arial"/>
@@ -16846,7 +16828,7 @@
               <w:spacing w:after="10" w:before="0"/>
               <w:ind w:left="120"/>
             </w:pPr>
-            <w:hyperlink w:history="1" r:id="rIdl8kzqdglqseyh8djocjbz">
+            <w:hyperlink w:history="1" r:id="rIdp6dwmwsuewncyuw1z-f-u">
               <w:r>
                 <w:rPr>
                   <w:rFonts w:ascii="Arial" w:cs="Arial" w:eastAsia="Arial" w:hAnsi="Arial"/>
@@ -16891,7 +16873,7 @@
             <w:pPr>
               <w:spacing w:after="20" w:before="0"/>
             </w:pPr>
-            <w:hyperlink w:history="1" r:id="rIderr7b-i94pgesugd1exst">
+            <w:hyperlink w:history="1" r:id="rIdal1qipztilw_qetufaqvr">
               <w:r>
                 <w:rPr>
                   <w:rFonts w:ascii="Arial" w:cs="Arial" w:eastAsia="Arial" w:hAnsi="Arial"/>
@@ -16924,7 +16906,7 @@
               <w:spacing w:after="10" w:before="0"/>
               <w:ind w:left="120"/>
             </w:pPr>
-            <w:hyperlink w:history="1" r:id="rIdxc0xy5r5ntbfhtmev79el">
+            <w:hyperlink w:history="1" r:id="rIddu9sb1kq6cahue2zimzug">
               <w:r>
                 <w:rPr>
                   <w:rFonts w:ascii="Arial" w:cs="Arial" w:eastAsia="Arial" w:hAnsi="Arial"/>
@@ -17132,7 +17114,7 @@
             <w:pPr>
               <w:spacing w:after="20" w:before="0"/>
             </w:pPr>
-            <w:hyperlink w:history="1" r:id="rIdxhkobem_uftuy-uzhk6lm">
+            <w:hyperlink w:history="1" r:id="rIdr0copnbste7cqdj-gnere">
               <w:r>
                 <w:rPr>
                   <w:rFonts w:ascii="Arial" w:cs="Arial" w:eastAsia="Arial" w:hAnsi="Arial"/>
@@ -17165,7 +17147,7 @@
               <w:spacing w:after="10" w:before="0"/>
               <w:ind w:left="120"/>
             </w:pPr>
-            <w:hyperlink w:history="1" r:id="rId8wmdzbxf3wtw-kl6ncp7m">
+            <w:hyperlink w:history="1" r:id="rIdxynlprcou3smnna94vr-z">
               <w:r>
                 <w:rPr>
                   <w:rFonts w:ascii="Arial" w:cs="Arial" w:eastAsia="Arial" w:hAnsi="Arial"/>
@@ -17210,7 +17192,7 @@
             <w:pPr>
               <w:spacing w:after="20" w:before="0"/>
             </w:pPr>
-            <w:hyperlink w:history="1" r:id="rIdjfu-4dkyvuerg-nrl19xs">
+            <w:hyperlink w:history="1" r:id="rIdcjcr8fspn4eaxq_dael9f">
               <w:r>
                 <w:rPr>
                   <w:rFonts w:ascii="Arial" w:cs="Arial" w:eastAsia="Arial" w:hAnsi="Arial"/>
@@ -17243,7 +17225,7 @@
               <w:spacing w:after="10" w:before="0"/>
               <w:ind w:left="120"/>
             </w:pPr>
-            <w:hyperlink w:history="1" r:id="rId8ohz6wslkxla8elqqrsdq">
+            <w:hyperlink w:history="1" r:id="rIdb1-euw4rb_brrbn-umtxa">
               <w:r>
                 <w:rPr>
                   <w:rFonts w:ascii="Arial" w:cs="Arial" w:eastAsia="Arial" w:hAnsi="Arial"/>
@@ -19022,7 +19004,7 @@
             <w:pPr>
               <w:spacing w:after="20" w:before="0"/>
             </w:pPr>
-            <w:hyperlink w:history="1" r:id="rIdn4ozyl2pwzji__oaaxy9f">
+            <w:hyperlink w:history="1" r:id="rIdtoto1mc9gkrhngxmnd--2">
               <w:r>
                 <w:rPr>
                   <w:rFonts w:ascii="Arial" w:cs="Arial" w:eastAsia="Arial" w:hAnsi="Arial"/>
@@ -19055,7 +19037,7 @@
               <w:spacing w:after="10" w:before="0"/>
               <w:ind w:left="120"/>
             </w:pPr>
-            <w:hyperlink w:history="1" r:id="rIdprikojlnm0bwxrai3g1bj">
+            <w:hyperlink w:history="1" r:id="rId4v9dcghlyv9rk9tkjqlni">
               <w:r>
                 <w:rPr>
                   <w:rFonts w:ascii="Arial" w:cs="Arial" w:eastAsia="Arial" w:hAnsi="Arial"/>
@@ -19100,7 +19082,7 @@
             <w:pPr>
               <w:spacing w:after="20" w:before="0"/>
             </w:pPr>
-            <w:hyperlink w:history="1" r:id="rIdcnnsuzkkqfuq3bnvoctf4">
+            <w:hyperlink w:history="1" r:id="rIduzdtxq-licoeitw9q33jd">
               <w:r>
                 <w:rPr>
                   <w:rFonts w:ascii="Arial" w:cs="Arial" w:eastAsia="Arial" w:hAnsi="Arial"/>
@@ -19133,7 +19115,7 @@
               <w:spacing w:after="10" w:before="0"/>
               <w:ind w:left="120"/>
             </w:pPr>
-            <w:hyperlink w:history="1" r:id="rIdgot0qes2qp9lcslrrzaid">
+            <w:hyperlink w:history="1" r:id="rIdw4tleh3q1sa33vy7ijmrm">
               <w:r>
                 <w:rPr>
                   <w:rFonts w:ascii="Arial" w:cs="Arial" w:eastAsia="Arial" w:hAnsi="Arial"/>
@@ -19341,7 +19323,7 @@
             <w:pPr>
               <w:spacing w:after="20" w:before="0"/>
             </w:pPr>
-            <w:hyperlink w:history="1" r:id="rId-_j-mmodfy9uamcxqkwzs">
+            <w:hyperlink w:history="1" r:id="rIde4hbz7l8lnlbfn5-gjeug">
               <w:r>
                 <w:rPr>
                   <w:rFonts w:ascii="Arial" w:cs="Arial" w:eastAsia="Arial" w:hAnsi="Arial"/>
@@ -19374,7 +19356,7 @@
               <w:spacing w:after="10" w:before="0"/>
               <w:ind w:left="120"/>
             </w:pPr>
-            <w:hyperlink w:history="1" r:id="rIdcqpwx16vgcznf5w19vqzo">
+            <w:hyperlink w:history="1" r:id="rId2uvtfsodf0exncm7pzs3e">
               <w:r>
                 <w:rPr>
                   <w:rFonts w:ascii="Arial" w:cs="Arial" w:eastAsia="Arial" w:hAnsi="Arial"/>
@@ -19419,7 +19401,7 @@
             <w:pPr>
               <w:spacing w:after="20" w:before="0"/>
             </w:pPr>
-            <w:hyperlink w:history="1" r:id="rIdvozhce-ynlpf9yvkgdlgs">
+            <w:hyperlink w:history="1" r:id="rId7_ew_gcxmsql-s8utfuvn">
               <w:r>
                 <w:rPr>
                   <w:rFonts w:ascii="Arial" w:cs="Arial" w:eastAsia="Arial" w:hAnsi="Arial"/>
@@ -19452,7 +19434,7 @@
               <w:spacing w:after="10" w:before="0"/>
               <w:ind w:left="120"/>
             </w:pPr>
-            <w:hyperlink w:history="1" r:id="rIdag9pmfmq1nbfaqjt-yoi3">
+            <w:hyperlink w:history="1" r:id="rIdglehwyziacd7rejwanyan">
               <w:r>
                 <w:rPr>
                   <w:rFonts w:ascii="Arial" w:cs="Arial" w:eastAsia="Arial" w:hAnsi="Arial"/>
@@ -19660,7 +19642,7 @@
             <w:pPr>
               <w:spacing w:after="20" w:before="0"/>
             </w:pPr>
-            <w:hyperlink w:history="1" r:id="rIdmrkzer0ntxiwnqzxr-cln">
+            <w:hyperlink w:history="1" r:id="rIdhi2gqnhozrfdpnyj4ctux">
               <w:r>
                 <w:rPr>
                   <w:rFonts w:ascii="Arial" w:cs="Arial" w:eastAsia="Arial" w:hAnsi="Arial"/>
@@ -19693,7 +19675,7 @@
               <w:spacing w:after="10" w:before="0"/>
               <w:ind w:left="120"/>
             </w:pPr>
-            <w:hyperlink w:history="1" r:id="rId0ofjsktuj1-9ybxa5n36w">
+            <w:hyperlink w:history="1" r:id="rId9scdo4hdwzcu4e4kkifqa">
               <w:r>
                 <w:rPr>
                   <w:rFonts w:ascii="Arial" w:cs="Arial" w:eastAsia="Arial" w:hAnsi="Arial"/>
@@ -19738,7 +19720,7 @@
             <w:pPr>
               <w:spacing w:after="20" w:before="0"/>
             </w:pPr>
-            <w:hyperlink w:history="1" r:id="rIdhcvic9fwnyuoyxnb0gfht">
+            <w:hyperlink w:history="1" r:id="rIdwivh5x9aay2rxcabl9dv8">
               <w:r>
                 <w:rPr>
                   <w:rFonts w:ascii="Arial" w:cs="Arial" w:eastAsia="Arial" w:hAnsi="Arial"/>
@@ -19771,7 +19753,7 @@
               <w:spacing w:after="10" w:before="0"/>
               <w:ind w:left="120"/>
             </w:pPr>
-            <w:hyperlink w:history="1" r:id="rId3qxcydzcbgnb8qndq57ml">
+            <w:hyperlink w:history="1" r:id="rId-zsdwh9xoiidmyeq82ijh">
               <w:r>
                 <w:rPr>
                   <w:rFonts w:ascii="Arial" w:cs="Arial" w:eastAsia="Arial" w:hAnsi="Arial"/>
@@ -19979,7 +19961,7 @@
             <w:pPr>
               <w:spacing w:after="20" w:before="0"/>
             </w:pPr>
-            <w:hyperlink w:history="1" r:id="rIdlwlixchcg78fkeejyvrfd">
+            <w:hyperlink w:history="1" r:id="rIdcg9rsub4x4gb4keqpxz4v">
               <w:r>
                 <w:rPr>
                   <w:rFonts w:ascii="Arial" w:cs="Arial" w:eastAsia="Arial" w:hAnsi="Arial"/>
@@ -20012,7 +19994,7 @@
               <w:spacing w:after="10" w:before="0"/>
               <w:ind w:left="120"/>
             </w:pPr>
-            <w:hyperlink w:history="1" r:id="rIdkyzl8yhzzxe4ml_20lhb7">
+            <w:hyperlink w:history="1" r:id="rIdtvl4vl3o-hji0a6udm4dh">
               <w:r>
                 <w:rPr>
                   <w:rFonts w:ascii="Arial" w:cs="Arial" w:eastAsia="Arial" w:hAnsi="Arial"/>
@@ -20057,7 +20039,7 @@
             <w:pPr>
               <w:spacing w:after="20" w:before="0"/>
             </w:pPr>
-            <w:hyperlink w:history="1" r:id="rIdajafdind0vwgnqdvdtj-f">
+            <w:hyperlink w:history="1" r:id="rId-tloc-sf8mim1rj2qbnkq">
               <w:r>
                 <w:rPr>
                   <w:rFonts w:ascii="Arial" w:cs="Arial" w:eastAsia="Arial" w:hAnsi="Arial"/>
@@ -20090,7 +20072,7 @@
               <w:spacing w:after="10" w:before="0"/>
               <w:ind w:left="120"/>
             </w:pPr>
-            <w:hyperlink w:history="1" r:id="rIdxf8osr2xfbklncycs2tor">
+            <w:hyperlink w:history="1" r:id="rIdnasoenpwiedejjf75uwbp">
               <w:r>
                 <w:rPr>
                   <w:rFonts w:ascii="Arial" w:cs="Arial" w:eastAsia="Arial" w:hAnsi="Arial"/>
@@ -20298,7 +20280,7 @@
             <w:pPr>
               <w:spacing w:after="20" w:before="0"/>
             </w:pPr>
-            <w:hyperlink w:history="1" r:id="rIdhtwblcxyr6wdox7-g16gi">
+            <w:hyperlink w:history="1" r:id="rIdowljdgks7luqr1vvoyogv">
               <w:r>
                 <w:rPr>
                   <w:rFonts w:ascii="Arial" w:cs="Arial" w:eastAsia="Arial" w:hAnsi="Arial"/>
@@ -20331,7 +20313,7 @@
               <w:spacing w:after="10" w:before="0"/>
               <w:ind w:left="120"/>
             </w:pPr>
-            <w:hyperlink w:history="1" r:id="rIdx3135rq9_yjzpzmq5n6u-">
+            <w:hyperlink w:history="1" r:id="rIdqedvtaxxnikgkuhgw30gz">
               <w:r>
                 <w:rPr>
                   <w:rFonts w:ascii="Arial" w:cs="Arial" w:eastAsia="Arial" w:hAnsi="Arial"/>
@@ -20376,7 +20358,7 @@
             <w:pPr>
               <w:spacing w:after="20" w:before="0"/>
             </w:pPr>
-            <w:hyperlink w:history="1" r:id="rIdywqnlmnt5cjlnzr9pi0vm">
+            <w:hyperlink w:history="1" r:id="rIdounup0qrpc-ig13labrr7">
               <w:r>
                 <w:rPr>
                   <w:rFonts w:ascii="Arial" w:cs="Arial" w:eastAsia="Arial" w:hAnsi="Arial"/>
@@ -20409,7 +20391,7 @@
               <w:spacing w:after="10" w:before="0"/>
               <w:ind w:left="120"/>
             </w:pPr>
-            <w:hyperlink w:history="1" r:id="rId2boed7byefxm15j6bc3ps">
+            <w:hyperlink w:history="1" r:id="rIdqyxijtoep6bxg9bvmnpbe">
               <w:r>
                 <w:rPr>
                   <w:rFonts w:ascii="Arial" w:cs="Arial" w:eastAsia="Arial" w:hAnsi="Arial"/>
@@ -22188,7 +22170,7 @@
             <w:pPr>
               <w:spacing w:after="20" w:before="0"/>
             </w:pPr>
-            <w:hyperlink w:history="1" r:id="rIdoradkg191dbrhcazxysp-">
+            <w:hyperlink w:history="1" r:id="rIdsnrjum4nuydp6g6nejxeh">
               <w:r>
                 <w:rPr>
                   <w:rFonts w:ascii="Arial" w:cs="Arial" w:eastAsia="Arial" w:hAnsi="Arial"/>
@@ -22221,7 +22203,7 @@
               <w:spacing w:after="10" w:before="0"/>
               <w:ind w:left="120"/>
             </w:pPr>
-            <w:hyperlink w:history="1" r:id="rIdbicccyk2eih84jbzaarnf">
+            <w:hyperlink w:history="1" r:id="rIdps-s-9xzapcmc9rbl_5rm">
               <w:r>
                 <w:rPr>
                   <w:rFonts w:ascii="Arial" w:cs="Arial" w:eastAsia="Arial" w:hAnsi="Arial"/>
@@ -22266,7 +22248,7 @@
             <w:pPr>
               <w:spacing w:after="20" w:before="0"/>
             </w:pPr>
-            <w:hyperlink w:history="1" r:id="rIdvxevpab0pb5zh9geiz9zs">
+            <w:hyperlink w:history="1" r:id="rIdbcrxkre4_yghvzu0sz7m6">
               <w:r>
                 <w:rPr>
                   <w:rFonts w:ascii="Arial" w:cs="Arial" w:eastAsia="Arial" w:hAnsi="Arial"/>
@@ -22299,7 +22281,7 @@
               <w:spacing w:after="10" w:before="0"/>
               <w:ind w:left="120"/>
             </w:pPr>
-            <w:hyperlink w:history="1" r:id="rIdwicohhtxgcian608eovuo">
+            <w:hyperlink w:history="1" r:id="rIdq5_lgxe-1rlyndbiee4rc">
               <w:r>
                 <w:rPr>
                   <w:rFonts w:ascii="Arial" w:cs="Arial" w:eastAsia="Arial" w:hAnsi="Arial"/>
@@ -22507,7 +22489,7 @@
             <w:pPr>
               <w:spacing w:after="20" w:before="0"/>
             </w:pPr>
-            <w:hyperlink w:history="1" r:id="rIdb7v9q5gywoljuyjb7_rhu">
+            <w:hyperlink w:history="1" r:id="rIdhjopuojxmkwi1myyvqtrc">
               <w:r>
                 <w:rPr>
                   <w:rFonts w:ascii="Arial" w:cs="Arial" w:eastAsia="Arial" w:hAnsi="Arial"/>
@@ -22540,7 +22522,7 @@
               <w:spacing w:after="10" w:before="0"/>
               <w:ind w:left="120"/>
             </w:pPr>
-            <w:hyperlink w:history="1" r:id="rId--xa6yymtgt-ct_5zp-p4">
+            <w:hyperlink w:history="1" r:id="rIdfz3kp0jpnml7ymmabs9gx">
               <w:r>
                 <w:rPr>
                   <w:rFonts w:ascii="Arial" w:cs="Arial" w:eastAsia="Arial" w:hAnsi="Arial"/>
@@ -22585,7 +22567,7 @@
             <w:pPr>
               <w:spacing w:after="20" w:before="0"/>
             </w:pPr>
-            <w:hyperlink w:history="1" r:id="rId1liy0ipq_64ajyekjois-">
+            <w:hyperlink w:history="1" r:id="rIdbnzylzepybvwotkahyfop">
               <w:r>
                 <w:rPr>
                   <w:rFonts w:ascii="Arial" w:cs="Arial" w:eastAsia="Arial" w:hAnsi="Arial"/>
@@ -22618,7 +22600,7 @@
               <w:spacing w:after="10" w:before="0"/>
               <w:ind w:left="120"/>
             </w:pPr>
-            <w:hyperlink w:history="1" r:id="rIdxg-drpkxwqrc-t4_1jh98">
+            <w:hyperlink w:history="1" r:id="rIdxatv672zmsguo7vdm7lx1">
               <w:r>
                 <w:rPr>
                   <w:rFonts w:ascii="Arial" w:cs="Arial" w:eastAsia="Arial" w:hAnsi="Arial"/>
@@ -22826,7 +22808,7 @@
             <w:pPr>
               <w:spacing w:after="20" w:before="0"/>
             </w:pPr>
-            <w:hyperlink w:history="1" r:id="rIdtembhmbhwgz6tygdyy4zi">
+            <w:hyperlink w:history="1" r:id="rIdt8ulcf4sgwwlmlv6se6hx">
               <w:r>
                 <w:rPr>
                   <w:rFonts w:ascii="Arial" w:cs="Arial" w:eastAsia="Arial" w:hAnsi="Arial"/>
@@ -22859,7 +22841,7 @@
               <w:spacing w:after="10" w:before="0"/>
               <w:ind w:left="120"/>
             </w:pPr>
-            <w:hyperlink w:history="1" r:id="rIdmxkyxpdx63a24ubyfhy_c">
+            <w:hyperlink w:history="1" r:id="rIdccadpd7sceve8_kfl3mos">
               <w:r>
                 <w:rPr>
                   <w:rFonts w:ascii="Arial" w:cs="Arial" w:eastAsia="Arial" w:hAnsi="Arial"/>
@@ -22904,7 +22886,7 @@
             <w:pPr>
               <w:spacing w:after="20" w:before="0"/>
             </w:pPr>
-            <w:hyperlink w:history="1" r:id="rIdn3tx0nlzkjpbtul-whgsb">
+            <w:hyperlink w:history="1" r:id="rIdfpsxn31yew4fgdos4xfsg">
               <w:r>
                 <w:rPr>
                   <w:rFonts w:ascii="Arial" w:cs="Arial" w:eastAsia="Arial" w:hAnsi="Arial"/>
@@ -22937,7 +22919,7 @@
               <w:spacing w:after="10" w:before="0"/>
               <w:ind w:left="120"/>
             </w:pPr>
-            <w:hyperlink w:history="1" r:id="rIdxzeq8liwj0qilhlnkd5vc">
+            <w:hyperlink w:history="1" r:id="rIdvr9bkamjgbu8wgb8ufbu1">
               <w:r>
                 <w:rPr>
                   <w:rFonts w:ascii="Arial" w:cs="Arial" w:eastAsia="Arial" w:hAnsi="Arial"/>
@@ -23145,7 +23127,7 @@
             <w:pPr>
               <w:spacing w:after="20" w:before="0"/>
             </w:pPr>
-            <w:hyperlink w:history="1" r:id="rIdyk_1i0s7yj4e3cu_898t8">
+            <w:hyperlink w:history="1" r:id="rIdlwnu76vu-7prax3sxbv4v">
               <w:r>
                 <w:rPr>
                   <w:rFonts w:ascii="Arial" w:cs="Arial" w:eastAsia="Arial" w:hAnsi="Arial"/>
@@ -23178,7 +23160,7 @@
               <w:spacing w:after="10" w:before="0"/>
               <w:ind w:left="120"/>
             </w:pPr>
-            <w:hyperlink w:history="1" r:id="rIdf3f8ivqlloxhkpvzhcmww">
+            <w:hyperlink w:history="1" r:id="rIdvd0aodrxclyujazuk2cgw">
               <w:r>
                 <w:rPr>
                   <w:rFonts w:ascii="Arial" w:cs="Arial" w:eastAsia="Arial" w:hAnsi="Arial"/>
@@ -23223,7 +23205,7 @@
             <w:pPr>
               <w:spacing w:after="20" w:before="0"/>
             </w:pPr>
-            <w:hyperlink w:history="1" r:id="rId0-uxrhrinb_v9h8vcfy_e">
+            <w:hyperlink w:history="1" r:id="rIduj9e_5ce2mgdwlnjeusns">
               <w:r>
                 <w:rPr>
                   <w:rFonts w:ascii="Arial" w:cs="Arial" w:eastAsia="Arial" w:hAnsi="Arial"/>
@@ -23256,7 +23238,7 @@
               <w:spacing w:after="10" w:before="0"/>
               <w:ind w:left="120"/>
             </w:pPr>
-            <w:hyperlink w:history="1" r:id="rIdlxhvuchk7ebumynqcc0kc">
+            <w:hyperlink w:history="1" r:id="rIdgikpjhhjlqozedm43uakr">
               <w:r>
                 <w:rPr>
                   <w:rFonts w:ascii="Arial" w:cs="Arial" w:eastAsia="Arial" w:hAnsi="Arial"/>
@@ -23464,7 +23446,7 @@
             <w:pPr>
               <w:spacing w:after="20" w:before="0"/>
             </w:pPr>
-            <w:hyperlink w:history="1" r:id="rIdhket4lyt37m1wp7rgu2fp">
+            <w:hyperlink w:history="1" r:id="rIdpschpprlnoobd1zqfqpqk">
               <w:r>
                 <w:rPr>
                   <w:rFonts w:ascii="Arial" w:cs="Arial" w:eastAsia="Arial" w:hAnsi="Arial"/>
@@ -23497,7 +23479,7 @@
               <w:spacing w:after="10" w:before="0"/>
               <w:ind w:left="120"/>
             </w:pPr>
-            <w:hyperlink w:history="1" r:id="rIdew2ewojivbnvf8rfeb_cr">
+            <w:hyperlink w:history="1" r:id="rIdaear92qoy-oxoqiekxjj2">
               <w:r>
                 <w:rPr>
                   <w:rFonts w:ascii="Arial" w:cs="Arial" w:eastAsia="Arial" w:hAnsi="Arial"/>
@@ -23542,7 +23524,7 @@
             <w:pPr>
               <w:spacing w:after="20" w:before="0"/>
             </w:pPr>
-            <w:hyperlink w:history="1" r:id="rIdzkb6noa17nkt75jndcoy-">
+            <w:hyperlink w:history="1" r:id="rIdh9t7tds6hplhyazausgib">
               <w:r>
                 <w:rPr>
                   <w:rFonts w:ascii="Arial" w:cs="Arial" w:eastAsia="Arial" w:hAnsi="Arial"/>
@@ -23575,7 +23557,7 @@
               <w:spacing w:after="10" w:before="0"/>
               <w:ind w:left="120"/>
             </w:pPr>
-            <w:hyperlink w:history="1" r:id="rIdgrbrv0_np40198vtmna-s">
+            <w:hyperlink w:history="1" r:id="rId3emff19eddrd52trcfuxv">
               <w:r>
                 <w:rPr>
                   <w:rFonts w:ascii="Arial" w:cs="Arial" w:eastAsia="Arial" w:hAnsi="Arial"/>
@@ -25354,7 +25336,7 @@
             <w:pPr>
               <w:spacing w:after="20" w:before="0"/>
             </w:pPr>
-            <w:hyperlink w:history="1" r:id="rIdimecoxhd8wqoacqwtzhrv">
+            <w:hyperlink w:history="1" r:id="rIdkiqw8zddt7ojfdovgfeif">
               <w:r>
                 <w:rPr>
                   <w:rFonts w:ascii="Arial" w:cs="Arial" w:eastAsia="Arial" w:hAnsi="Arial"/>
@@ -25387,7 +25369,7 @@
               <w:spacing w:after="10" w:before="0"/>
               <w:ind w:left="120"/>
             </w:pPr>
-            <w:hyperlink w:history="1" r:id="rId-ogkuedrlpcgcsmsndhif">
+            <w:hyperlink w:history="1" r:id="rId92ejalznzcgwdhytnxtws">
               <w:r>
                 <w:rPr>
                   <w:rFonts w:ascii="Arial" w:cs="Arial" w:eastAsia="Arial" w:hAnsi="Arial"/>
@@ -25432,7 +25414,7 @@
             <w:pPr>
               <w:spacing w:after="20" w:before="0"/>
             </w:pPr>
-            <w:hyperlink w:history="1" r:id="rIdmj9zncbnk2_qygkq8lf3n">
+            <w:hyperlink w:history="1" r:id="rIdvqn3l2wyzi_cv9sgmtvst">
               <w:r>
                 <w:rPr>
                   <w:rFonts w:ascii="Arial" w:cs="Arial" w:eastAsia="Arial" w:hAnsi="Arial"/>
@@ -25465,7 +25447,7 @@
               <w:spacing w:after="10" w:before="0"/>
               <w:ind w:left="120"/>
             </w:pPr>
-            <w:hyperlink w:history="1" r:id="rIdkg2elc-7lf8yx377e11ek">
+            <w:hyperlink w:history="1" r:id="rIdxi5h7worialq1ua4zdbme">
               <w:r>
                 <w:rPr>
                   <w:rFonts w:ascii="Arial" w:cs="Arial" w:eastAsia="Arial" w:hAnsi="Arial"/>
@@ -25673,7 +25655,7 @@
             <w:pPr>
               <w:spacing w:after="20" w:before="0"/>
             </w:pPr>
-            <w:hyperlink w:history="1" r:id="rId6zgthq1px2emolg8x4tdg">
+            <w:hyperlink w:history="1" r:id="rIdw44for472qkev2khn8yt9">
               <w:r>
                 <w:rPr>
                   <w:rFonts w:ascii="Arial" w:cs="Arial" w:eastAsia="Arial" w:hAnsi="Arial"/>
@@ -25706,7 +25688,7 @@
               <w:spacing w:after="10" w:before="0"/>
               <w:ind w:left="120"/>
             </w:pPr>
-            <w:hyperlink w:history="1" r:id="rIdp4zdc4k7ci3monvztfycz">
+            <w:hyperlink w:history="1" r:id="rId98nm0f8mgwklhg7cyuoss">
               <w:r>
                 <w:rPr>
                   <w:rFonts w:ascii="Arial" w:cs="Arial" w:eastAsia="Arial" w:hAnsi="Arial"/>
@@ -25751,7 +25733,7 @@
             <w:pPr>
               <w:spacing w:after="20" w:before="0"/>
             </w:pPr>
-            <w:hyperlink w:history="1" r:id="rIdyrfzy06kniogidqwzv18m">
+            <w:hyperlink w:history="1" r:id="rIdr0zhlu8j6wtuw35-e7ztf">
               <w:r>
                 <w:rPr>
                   <w:rFonts w:ascii="Arial" w:cs="Arial" w:eastAsia="Arial" w:hAnsi="Arial"/>
@@ -25784,7 +25766,7 @@
               <w:spacing w:after="10" w:before="0"/>
               <w:ind w:left="120"/>
             </w:pPr>
-            <w:hyperlink w:history="1" r:id="rIdla32qxqbxhooyjcdqded-">
+            <w:hyperlink w:history="1" r:id="rIdpublgnjxczdeb83odg5jr">
               <w:r>
                 <w:rPr>
                   <w:rFonts w:ascii="Arial" w:cs="Arial" w:eastAsia="Arial" w:hAnsi="Arial"/>
@@ -25992,7 +25974,7 @@
             <w:pPr>
               <w:spacing w:after="20" w:before="0"/>
             </w:pPr>
-            <w:hyperlink w:history="1" r:id="rId06xqhxnyles0vu0m_tr9w">
+            <w:hyperlink w:history="1" r:id="rIdlsekjdny8pclzwdjto4kf">
               <w:r>
                 <w:rPr>
                   <w:rFonts w:ascii="Arial" w:cs="Arial" w:eastAsia="Arial" w:hAnsi="Arial"/>
@@ -26025,7 +26007,7 @@
               <w:spacing w:after="10" w:before="0"/>
               <w:ind w:left="120"/>
             </w:pPr>
-            <w:hyperlink w:history="1" r:id="rIdnnwcnmbau0ooi8enlzh4e">
+            <w:hyperlink w:history="1" r:id="rIdkyg7nic4ynqnt1swjrrte">
               <w:r>
                 <w:rPr>
                   <w:rFonts w:ascii="Arial" w:cs="Arial" w:eastAsia="Arial" w:hAnsi="Arial"/>
@@ -26070,7 +26052,7 @@
             <w:pPr>
               <w:spacing w:after="20" w:before="0"/>
             </w:pPr>
-            <w:hyperlink w:history="1" r:id="rIdq2ry9r6bvckwsewodfy6v">
+            <w:hyperlink w:history="1" r:id="rIdldtt4esj2uk9rwzpsakg4">
               <w:r>
                 <w:rPr>
                   <w:rFonts w:ascii="Arial" w:cs="Arial" w:eastAsia="Arial" w:hAnsi="Arial"/>
@@ -26103,7 +26085,7 @@
               <w:spacing w:after="10" w:before="0"/>
               <w:ind w:left="120"/>
             </w:pPr>
-            <w:hyperlink w:history="1" r:id="rIddu3vfqegqj3y-tx8jcuz4">
+            <w:hyperlink w:history="1" r:id="rIdnz3gwdsiypc0nt_pqsgmi">
               <w:r>
                 <w:rPr>
                   <w:rFonts w:ascii="Arial" w:cs="Arial" w:eastAsia="Arial" w:hAnsi="Arial"/>
@@ -26311,7 +26293,7 @@
             <w:pPr>
               <w:spacing w:after="20" w:before="0"/>
             </w:pPr>
-            <w:hyperlink w:history="1" r:id="rIdte1bja6xrctgol42br1m_">
+            <w:hyperlink w:history="1" r:id="rIdi8d05o3jef2ixj30c5lxc">
               <w:r>
                 <w:rPr>
                   <w:rFonts w:ascii="Arial" w:cs="Arial" w:eastAsia="Arial" w:hAnsi="Arial"/>
@@ -26344,7 +26326,7 @@
               <w:spacing w:after="10" w:before="0"/>
               <w:ind w:left="120"/>
             </w:pPr>
-            <w:hyperlink w:history="1" r:id="rIdva56amntnuxfs7lxvc0p1">
+            <w:hyperlink w:history="1" r:id="rIdhoixv_1dyvgq-eauwcrjx">
               <w:r>
                 <w:rPr>
                   <w:rFonts w:ascii="Arial" w:cs="Arial" w:eastAsia="Arial" w:hAnsi="Arial"/>
@@ -26389,7 +26371,7 @@
             <w:pPr>
               <w:spacing w:after="20" w:before="0"/>
             </w:pPr>
-            <w:hyperlink w:history="1" r:id="rIdvpbgfqucvroov7zemubj8">
+            <w:hyperlink w:history="1" r:id="rIdtpj_gttio_vr6fj3id3gi">
               <w:r>
                 <w:rPr>
                   <w:rFonts w:ascii="Arial" w:cs="Arial" w:eastAsia="Arial" w:hAnsi="Arial"/>
@@ -26422,7 +26404,7 @@
               <w:spacing w:after="10" w:before="0"/>
               <w:ind w:left="120"/>
             </w:pPr>
-            <w:hyperlink w:history="1" r:id="rId_0pw1knbz2yvecffs6tlj">
+            <w:hyperlink w:history="1" r:id="rIdggy6njcln1ar5ugvchl7m">
               <w:r>
                 <w:rPr>
                   <w:rFonts w:ascii="Arial" w:cs="Arial" w:eastAsia="Arial" w:hAnsi="Arial"/>
@@ -26630,7 +26612,7 @@
             <w:pPr>
               <w:spacing w:after="20" w:before="0"/>
             </w:pPr>
-            <w:hyperlink w:history="1" r:id="rIdrd4aqx6ssq1cgz07dp5mc">
+            <w:hyperlink w:history="1" r:id="rIdu4osiuuk8kbbsiooynxna">
               <w:r>
                 <w:rPr>
                   <w:rFonts w:ascii="Arial" w:cs="Arial" w:eastAsia="Arial" w:hAnsi="Arial"/>
@@ -26663,7 +26645,7 @@
               <w:spacing w:after="10" w:before="0"/>
               <w:ind w:left="120"/>
             </w:pPr>
-            <w:hyperlink w:history="1" r:id="rId6cyndpduw8trdz2epzs_q">
+            <w:hyperlink w:history="1" r:id="rIdmu-rhjmir6dajwipmh4tq">
               <w:r>
                 <w:rPr>
                   <w:rFonts w:ascii="Arial" w:cs="Arial" w:eastAsia="Arial" w:hAnsi="Arial"/>
@@ -26708,7 +26690,7 @@
             <w:pPr>
               <w:spacing w:after="20" w:before="0"/>
             </w:pPr>
-            <w:hyperlink w:history="1" r:id="rId5pva5375e4tveuu0brjmr">
+            <w:hyperlink w:history="1" r:id="rIdcwg-9bl0ljjj1f1scl5i0">
               <w:r>
                 <w:rPr>
                   <w:rFonts w:ascii="Arial" w:cs="Arial" w:eastAsia="Arial" w:hAnsi="Arial"/>
@@ -26741,7 +26723,7 @@
               <w:spacing w:after="10" w:before="0"/>
               <w:ind w:left="120"/>
             </w:pPr>
-            <w:hyperlink w:history="1" r:id="rIdjtzljgjcsrxu2o7vchtp2">
+            <w:hyperlink w:history="1" r:id="rIdvtujs5evkowrtt2z0pegm">
               <w:r>
                 <w:rPr>
                   <w:rFonts w:ascii="Arial" w:cs="Arial" w:eastAsia="Arial" w:hAnsi="Arial"/>

--- a/data/outputs/docx/Grade 10 Biology/Bio 1.2/Biology_Specimen_Collection_and_Preservation_CBE_LessonSequence.docx
+++ b/data/outputs/docx/Grade 10 Biology/Bio 1.2/Biology_Specimen_Collection_and_Preservation_CBE_LessonSequence.docx
@@ -3427,7 +3427,7 @@
             <w:pPr>
               <w:spacing w:after="20" w:before="0"/>
             </w:pPr>
-            <w:hyperlink w:history="1" r:id="rId-h12k034tt9pclku0uf9f">
+            <w:hyperlink w:history="1" r:id="rIdgnbyjaqtz8r8qdx-9yxit">
               <w:r>
                 <w:rPr>
                   <w:rFonts w:ascii="Arial" w:cs="Arial" w:eastAsia="Arial" w:hAnsi="Arial"/>
@@ -3460,7 +3460,7 @@
               <w:spacing w:after="10" w:before="0"/>
               <w:ind w:left="120"/>
             </w:pPr>
-            <w:hyperlink w:history="1" r:id="rId5ivhqrhrahft8g_d_vsvz">
+            <w:hyperlink w:history="1" r:id="rIdbmevbvcm4f_2bn-ugat7n">
               <w:r>
                 <w:rPr>
                   <w:rFonts w:ascii="Arial" w:cs="Arial" w:eastAsia="Arial" w:hAnsi="Arial"/>
@@ -3505,7 +3505,7 @@
             <w:pPr>
               <w:spacing w:after="20" w:before="0"/>
             </w:pPr>
-            <w:hyperlink w:history="1" r:id="rIdv7aurbmhbnska6ygaciem">
+            <w:hyperlink w:history="1" r:id="rIdh3cw9aho3p8gik-pdltbx">
               <w:r>
                 <w:rPr>
                   <w:rFonts w:ascii="Arial" w:cs="Arial" w:eastAsia="Arial" w:hAnsi="Arial"/>
@@ -3538,7 +3538,7 @@
               <w:spacing w:after="10" w:before="0"/>
               <w:ind w:left="120"/>
             </w:pPr>
-            <w:hyperlink w:history="1" r:id="rIdsgn_v-6-cfkfrrxobkprs">
+            <w:hyperlink w:history="1" r:id="rIdew-9p5qtfgqdlte-e06oq">
               <w:r>
                 <w:rPr>
                   <w:rFonts w:ascii="Arial" w:cs="Arial" w:eastAsia="Arial" w:hAnsi="Arial"/>
@@ -3746,7 +3746,7 @@
             <w:pPr>
               <w:spacing w:after="20" w:before="0"/>
             </w:pPr>
-            <w:hyperlink w:history="1" r:id="rIdtm37qp4l9cadmjrqwsb3i">
+            <w:hyperlink w:history="1" r:id="rId-u-qafhv8sxoe-7zf8ynq">
               <w:r>
                 <w:rPr>
                   <w:rFonts w:ascii="Arial" w:cs="Arial" w:eastAsia="Arial" w:hAnsi="Arial"/>
@@ -3779,7 +3779,7 @@
               <w:spacing w:after="10" w:before="0"/>
               <w:ind w:left="120"/>
             </w:pPr>
-            <w:hyperlink w:history="1" r:id="rIdxnjxhbvuks6rtz5pfjlze">
+            <w:hyperlink w:history="1" r:id="rIddocujpl6tr-xm_bpemzip">
               <w:r>
                 <w:rPr>
                   <w:rFonts w:ascii="Arial" w:cs="Arial" w:eastAsia="Arial" w:hAnsi="Arial"/>
@@ -3824,7 +3824,7 @@
             <w:pPr>
               <w:spacing w:after="20" w:before="0"/>
             </w:pPr>
-            <w:hyperlink w:history="1" r:id="rIdf7ituicsjnklkux3fusdg">
+            <w:hyperlink w:history="1" r:id="rIdsvckad-graqnjqvln_h8m">
               <w:r>
                 <w:rPr>
                   <w:rFonts w:ascii="Arial" w:cs="Arial" w:eastAsia="Arial" w:hAnsi="Arial"/>
@@ -3857,7 +3857,7 @@
               <w:spacing w:after="10" w:before="0"/>
               <w:ind w:left="120"/>
             </w:pPr>
-            <w:hyperlink w:history="1" r:id="rIdsjbafywisbfiz07y2sogc">
+            <w:hyperlink w:history="1" r:id="rIdvmpikmv8rxxqrkzrkcc2_">
               <w:r>
                 <w:rPr>
                   <w:rFonts w:ascii="Arial" w:cs="Arial" w:eastAsia="Arial" w:hAnsi="Arial"/>
@@ -4065,7 +4065,7 @@
             <w:pPr>
               <w:spacing w:after="20" w:before="0"/>
             </w:pPr>
-            <w:hyperlink w:history="1" r:id="rId_o-iih0cqovl4vkhkrcqh">
+            <w:hyperlink w:history="1" r:id="rIdrsgbcobx5l-9fedqiejot">
               <w:r>
                 <w:rPr>
                   <w:rFonts w:ascii="Arial" w:cs="Arial" w:eastAsia="Arial" w:hAnsi="Arial"/>
@@ -4098,7 +4098,7 @@
               <w:spacing w:after="10" w:before="0"/>
               <w:ind w:left="120"/>
             </w:pPr>
-            <w:hyperlink w:history="1" r:id="rIdnpmsav3m2axru8e-9ix4a">
+            <w:hyperlink w:history="1" r:id="rIdqkbqmjrt6plv024edlsy0">
               <w:r>
                 <w:rPr>
                   <w:rFonts w:ascii="Arial" w:cs="Arial" w:eastAsia="Arial" w:hAnsi="Arial"/>
@@ -4143,7 +4143,7 @@
             <w:pPr>
               <w:spacing w:after="20" w:before="0"/>
             </w:pPr>
-            <w:hyperlink w:history="1" r:id="rIdoeuqn8csbivzfqa6fbyjs">
+            <w:hyperlink w:history="1" r:id="rIdyhzcpoj8p4maakscusppr">
               <w:r>
                 <w:rPr>
                   <w:rFonts w:ascii="Arial" w:cs="Arial" w:eastAsia="Arial" w:hAnsi="Arial"/>
@@ -4176,7 +4176,7 @@
               <w:spacing w:after="10" w:before="0"/>
               <w:ind w:left="120"/>
             </w:pPr>
-            <w:hyperlink w:history="1" r:id="rIdyvbykp8pgywaridxqcjuj">
+            <w:hyperlink w:history="1" r:id="rIdowptcluq9j1tfmjbhhuz1">
               <w:r>
                 <w:rPr>
                   <w:rFonts w:ascii="Arial" w:cs="Arial" w:eastAsia="Arial" w:hAnsi="Arial"/>
@@ -4384,7 +4384,7 @@
             <w:pPr>
               <w:spacing w:after="20" w:before="0"/>
             </w:pPr>
-            <w:hyperlink w:history="1" r:id="rIdiafzvv9g1hi9fr52ajh2k">
+            <w:hyperlink w:history="1" r:id="rIdstl9sumsripad5qxagtrz">
               <w:r>
                 <w:rPr>
                   <w:rFonts w:ascii="Arial" w:cs="Arial" w:eastAsia="Arial" w:hAnsi="Arial"/>
@@ -4417,7 +4417,7 @@
               <w:spacing w:after="10" w:before="0"/>
               <w:ind w:left="120"/>
             </w:pPr>
-            <w:hyperlink w:history="1" r:id="rId6gwcozttdi_l19msan1of">
+            <w:hyperlink w:history="1" r:id="rIdzqcf1wrtahyglqh8etuwo">
               <w:r>
                 <w:rPr>
                   <w:rFonts w:ascii="Arial" w:cs="Arial" w:eastAsia="Arial" w:hAnsi="Arial"/>
@@ -4462,7 +4462,7 @@
             <w:pPr>
               <w:spacing w:after="20" w:before="0"/>
             </w:pPr>
-            <w:hyperlink w:history="1" r:id="rIduvxjokw5ya5s3ly8xkcmy">
+            <w:hyperlink w:history="1" r:id="rId3q74iwbxecjuvbdbix7ji">
               <w:r>
                 <w:rPr>
                   <w:rFonts w:ascii="Arial" w:cs="Arial" w:eastAsia="Arial" w:hAnsi="Arial"/>
@@ -4495,7 +4495,7 @@
               <w:spacing w:after="10" w:before="0"/>
               <w:ind w:left="120"/>
             </w:pPr>
-            <w:hyperlink w:history="1" r:id="rIdh520stbr7kgqh-nvc2--k">
+            <w:hyperlink w:history="1" r:id="rIdthhgduq0tm15vqv1ng6zi">
               <w:r>
                 <w:rPr>
                   <w:rFonts w:ascii="Arial" w:cs="Arial" w:eastAsia="Arial" w:hAnsi="Arial"/>
@@ -4703,7 +4703,7 @@
             <w:pPr>
               <w:spacing w:after="20" w:before="0"/>
             </w:pPr>
-            <w:hyperlink w:history="1" r:id="rIdatlfnqg06rfiwpj6sj4pd">
+            <w:hyperlink w:history="1" r:id="rIdogcypzjep8goarp27nc3n">
               <w:r>
                 <w:rPr>
                   <w:rFonts w:ascii="Arial" w:cs="Arial" w:eastAsia="Arial" w:hAnsi="Arial"/>
@@ -4736,7 +4736,7 @@
               <w:spacing w:after="10" w:before="0"/>
               <w:ind w:left="120"/>
             </w:pPr>
-            <w:hyperlink w:history="1" r:id="rIdqzswygbgijsryheurriqy">
+            <w:hyperlink w:history="1" r:id="rIdo23zf11_buivda8lsx8vc">
               <w:r>
                 <w:rPr>
                   <w:rFonts w:ascii="Arial" w:cs="Arial" w:eastAsia="Arial" w:hAnsi="Arial"/>
@@ -4781,7 +4781,7 @@
             <w:pPr>
               <w:spacing w:after="20" w:before="0"/>
             </w:pPr>
-            <w:hyperlink w:history="1" r:id="rIdfee0bxzhrkv_pkypostk3">
+            <w:hyperlink w:history="1" r:id="rIdgbrngrtvld08u-_gzgien">
               <w:r>
                 <w:rPr>
                   <w:rFonts w:ascii="Arial" w:cs="Arial" w:eastAsia="Arial" w:hAnsi="Arial"/>
@@ -4814,7 +4814,7 @@
               <w:spacing w:after="10" w:before="0"/>
               <w:ind w:left="120"/>
             </w:pPr>
-            <w:hyperlink w:history="1" r:id="rIdth_cyhescmlt3qvbjd3ez">
+            <w:hyperlink w:history="1" r:id="rIdpcp3sjbmrdfj3pujzpcdi">
               <w:r>
                 <w:rPr>
                   <w:rFonts w:ascii="Arial" w:cs="Arial" w:eastAsia="Arial" w:hAnsi="Arial"/>
@@ -6593,7 +6593,7 @@
             <w:pPr>
               <w:spacing w:after="20" w:before="0"/>
             </w:pPr>
-            <w:hyperlink w:history="1" r:id="rIdwm3wg3prrg-q89d-qid_1">
+            <w:hyperlink w:history="1" r:id="rIds0jfis_ts_i1vtnmjsgea">
               <w:r>
                 <w:rPr>
                   <w:rFonts w:ascii="Arial" w:cs="Arial" w:eastAsia="Arial" w:hAnsi="Arial"/>
@@ -6626,7 +6626,7 @@
               <w:spacing w:after="10" w:before="0"/>
               <w:ind w:left="120"/>
             </w:pPr>
-            <w:hyperlink w:history="1" r:id="rIdhsvio39q9pwjlxzxmit9o">
+            <w:hyperlink w:history="1" r:id="rIdtdt6mh6mgs8aabzx0fjo6">
               <w:r>
                 <w:rPr>
                   <w:rFonts w:ascii="Arial" w:cs="Arial" w:eastAsia="Arial" w:hAnsi="Arial"/>
@@ -6671,7 +6671,7 @@
             <w:pPr>
               <w:spacing w:after="20" w:before="0"/>
             </w:pPr>
-            <w:hyperlink w:history="1" r:id="rIdczef1fj2h3cnx9rkdse3d">
+            <w:hyperlink w:history="1" r:id="rIdm0ldxxnvuzdjauekzdim1">
               <w:r>
                 <w:rPr>
                   <w:rFonts w:ascii="Arial" w:cs="Arial" w:eastAsia="Arial" w:hAnsi="Arial"/>
@@ -6704,7 +6704,7 @@
               <w:spacing w:after="10" w:before="0"/>
               <w:ind w:left="120"/>
             </w:pPr>
-            <w:hyperlink w:history="1" r:id="rId3phzmztpjpc9031cah2vb">
+            <w:hyperlink w:history="1" r:id="rIdbguprdvrpqtdtxstwkeyj">
               <w:r>
                 <w:rPr>
                   <w:rFonts w:ascii="Arial" w:cs="Arial" w:eastAsia="Arial" w:hAnsi="Arial"/>
@@ -6912,7 +6912,7 @@
             <w:pPr>
               <w:spacing w:after="20" w:before="0"/>
             </w:pPr>
-            <w:hyperlink w:history="1" r:id="rIdprsjm2udre8e5sgqbackg">
+            <w:hyperlink w:history="1" r:id="rId5lcm7r7ucoviz84jcjvg7">
               <w:r>
                 <w:rPr>
                   <w:rFonts w:ascii="Arial" w:cs="Arial" w:eastAsia="Arial" w:hAnsi="Arial"/>
@@ -6945,7 +6945,7 @@
               <w:spacing w:after="10" w:before="0"/>
               <w:ind w:left="120"/>
             </w:pPr>
-            <w:hyperlink w:history="1" r:id="rIdbmerrdxayluwyxs2n9tmz">
+            <w:hyperlink w:history="1" r:id="rIdy-a-u-gaao8smukcmbay2">
               <w:r>
                 <w:rPr>
                   <w:rFonts w:ascii="Arial" w:cs="Arial" w:eastAsia="Arial" w:hAnsi="Arial"/>
@@ -6990,7 +6990,7 @@
             <w:pPr>
               <w:spacing w:after="20" w:before="0"/>
             </w:pPr>
-            <w:hyperlink w:history="1" r:id="rId_mcfn716rh8epddp-tvrg">
+            <w:hyperlink w:history="1" r:id="rIdi7y_hugks8nnww6yjwr3p">
               <w:r>
                 <w:rPr>
                   <w:rFonts w:ascii="Arial" w:cs="Arial" w:eastAsia="Arial" w:hAnsi="Arial"/>
@@ -7023,7 +7023,7 @@
               <w:spacing w:after="10" w:before="0"/>
               <w:ind w:left="120"/>
             </w:pPr>
-            <w:hyperlink w:history="1" r:id="rIdia4-2pyahk_9fi_-zkj6r">
+            <w:hyperlink w:history="1" r:id="rIdcqnz85ca6oo7-g3xfnouo">
               <w:r>
                 <w:rPr>
                   <w:rFonts w:ascii="Arial" w:cs="Arial" w:eastAsia="Arial" w:hAnsi="Arial"/>
@@ -7231,7 +7231,7 @@
             <w:pPr>
               <w:spacing w:after="20" w:before="0"/>
             </w:pPr>
-            <w:hyperlink w:history="1" r:id="rIdfqporte8zduqnunj-wera">
+            <w:hyperlink w:history="1" r:id="rIdtanhnx7hmipegulfqnelz">
               <w:r>
                 <w:rPr>
                   <w:rFonts w:ascii="Arial" w:cs="Arial" w:eastAsia="Arial" w:hAnsi="Arial"/>
@@ -7264,7 +7264,7 @@
               <w:spacing w:after="10" w:before="0"/>
               <w:ind w:left="120"/>
             </w:pPr>
-            <w:hyperlink w:history="1" r:id="rId1cg4isejszqteib42g-_o">
+            <w:hyperlink w:history="1" r:id="rIdnxqu5wrxwzedzx1pmsejp">
               <w:r>
                 <w:rPr>
                   <w:rFonts w:ascii="Arial" w:cs="Arial" w:eastAsia="Arial" w:hAnsi="Arial"/>
@@ -7309,7 +7309,7 @@
             <w:pPr>
               <w:spacing w:after="20" w:before="0"/>
             </w:pPr>
-            <w:hyperlink w:history="1" r:id="rId5sg5bmodd6znjawlqcdpo">
+            <w:hyperlink w:history="1" r:id="rId7e014rr0svjsx_6jmtuwl">
               <w:r>
                 <w:rPr>
                   <w:rFonts w:ascii="Arial" w:cs="Arial" w:eastAsia="Arial" w:hAnsi="Arial"/>
@@ -7342,7 +7342,7 @@
               <w:spacing w:after="10" w:before="0"/>
               <w:ind w:left="120"/>
             </w:pPr>
-            <w:hyperlink w:history="1" r:id="rIdirzihckw-prbwn-y2ioe0">
+            <w:hyperlink w:history="1" r:id="rId-auhq6si0vgjtxvbfgsba">
               <w:r>
                 <w:rPr>
                   <w:rFonts w:ascii="Arial" w:cs="Arial" w:eastAsia="Arial" w:hAnsi="Arial"/>
@@ -7550,7 +7550,7 @@
             <w:pPr>
               <w:spacing w:after="20" w:before="0"/>
             </w:pPr>
-            <w:hyperlink w:history="1" r:id="rIduy7dfhtc2weyhld3yr4pm">
+            <w:hyperlink w:history="1" r:id="rIdc-tfpwfnlvh6wmp24qjfs">
               <w:r>
                 <w:rPr>
                   <w:rFonts w:ascii="Arial" w:cs="Arial" w:eastAsia="Arial" w:hAnsi="Arial"/>
@@ -7583,7 +7583,7 @@
               <w:spacing w:after="10" w:before="0"/>
               <w:ind w:left="120"/>
             </w:pPr>
-            <w:hyperlink w:history="1" r:id="rIdzb44sr6gbbymv4gdl7cij">
+            <w:hyperlink w:history="1" r:id="rIdmkh7wfiessjrpm8_uurkn">
               <w:r>
                 <w:rPr>
                   <w:rFonts w:ascii="Arial" w:cs="Arial" w:eastAsia="Arial" w:hAnsi="Arial"/>
@@ -7628,7 +7628,7 @@
             <w:pPr>
               <w:spacing w:after="20" w:before="0"/>
             </w:pPr>
-            <w:hyperlink w:history="1" r:id="rIds5drv-ispsbvproo8zabs">
+            <w:hyperlink w:history="1" r:id="rIdhiciavpf6ovc0h6gjwx9j">
               <w:r>
                 <w:rPr>
                   <w:rFonts w:ascii="Arial" w:cs="Arial" w:eastAsia="Arial" w:hAnsi="Arial"/>
@@ -7661,7 +7661,7 @@
               <w:spacing w:after="10" w:before="0"/>
               <w:ind w:left="120"/>
             </w:pPr>
-            <w:hyperlink w:history="1" r:id="rIdf067luhkqjlf70bij_zw3">
+            <w:hyperlink w:history="1" r:id="rIdzrv4nevx_d_l4p2q4rzje">
               <w:r>
                 <w:rPr>
                   <w:rFonts w:ascii="Arial" w:cs="Arial" w:eastAsia="Arial" w:hAnsi="Arial"/>
@@ -7869,7 +7869,7 @@
             <w:pPr>
               <w:spacing w:after="20" w:before="0"/>
             </w:pPr>
-            <w:hyperlink w:history="1" r:id="rIdquc4pvaam3gc7q3mf3lwi">
+            <w:hyperlink w:history="1" r:id="rId6hy6fhxae-rvmvdrh6yku">
               <w:r>
                 <w:rPr>
                   <w:rFonts w:ascii="Arial" w:cs="Arial" w:eastAsia="Arial" w:hAnsi="Arial"/>
@@ -7902,7 +7902,7 @@
               <w:spacing w:after="10" w:before="0"/>
               <w:ind w:left="120"/>
             </w:pPr>
-            <w:hyperlink w:history="1" r:id="rIdylw5cluyuhg-uvojk9gaq">
+            <w:hyperlink w:history="1" r:id="rIdqtg63m4levquniu2a342m">
               <w:r>
                 <w:rPr>
                   <w:rFonts w:ascii="Arial" w:cs="Arial" w:eastAsia="Arial" w:hAnsi="Arial"/>
@@ -7947,7 +7947,7 @@
             <w:pPr>
               <w:spacing w:after="20" w:before="0"/>
             </w:pPr>
-            <w:hyperlink w:history="1" r:id="rIdiquumjn4nci2wgdchm-c0">
+            <w:hyperlink w:history="1" r:id="rIducieljde9e5vgt8ce8-py">
               <w:r>
                 <w:rPr>
                   <w:rFonts w:ascii="Arial" w:cs="Arial" w:eastAsia="Arial" w:hAnsi="Arial"/>
@@ -7980,7 +7980,7 @@
               <w:spacing w:after="10" w:before="0"/>
               <w:ind w:left="120"/>
             </w:pPr>
-            <w:hyperlink w:history="1" r:id="rIditouxg4etcle0xh11-rg1">
+            <w:hyperlink w:history="1" r:id="rIdqtmipeifjt-tmepgcjtxi">
               <w:r>
                 <w:rPr>
                   <w:rFonts w:ascii="Arial" w:cs="Arial" w:eastAsia="Arial" w:hAnsi="Arial"/>
@@ -9130,7 +9130,25 @@
             </w:tcMar>
             <w:vAlign w:val="top"/>
           </w:tcPr>
-          <w:p/>
+          <w:p>
+            <w:pPr>
+              <w:spacing w:after="40" w:before="0"/>
+              <w:jc w:val="left"/>
+            </w:pPr>
+            <w:r>
+              <w:rPr>
+                <w:rFonts w:ascii="Arial" w:cs="Arial" w:eastAsia="Arial" w:hAnsi="Arial"/>
+                <w:b w:val="false"/>
+                <w:bCs w:val="false"/>
+                <w:i w:val="false"/>
+                <w:iCs w:val="false"/>
+                <w:color w:val="000000"/>
+                <w:sz w:val="18"/>
+                <w:szCs w:val="18"/>
+              </w:rPr>
+              <w:t xml:space="preserve">1. No learner touches a specimen with bare hands if it could sting, bite, or cause allergic reaction — forceps or gloved hands must be used; teacher must pre-screen the field site before the lesson for hazards such as broken glass, sharp metal, or dangerous insects (e.g., safari ants in large numbers, bees near flowering shrubs). 2. Pitfall trap holes must be shallow (max 10 cm) and refilled completely at the end of the activity. 3. Learners must wash hands with soap and water immediately on returning to the classroom. 4. Any learner with a known insect allergy must be identified in advance and given an alternative indoor observation role. 5. Learners must stay within the agreed field boundary at all times.</w:t>
+            </w:r>
+          </w:p>
         </w:tc>
       </w:tr>
     </w:tbl>
@@ -9582,7 +9600,7 @@
             <w:pPr>
               <w:spacing w:after="20" w:before="0"/>
             </w:pPr>
-            <w:hyperlink w:history="1" r:id="rId-ogdpquri3kg937dam8ew">
+            <w:hyperlink w:history="1" r:id="rIdukohlobwbd6an6x358x4n">
               <w:r>
                 <w:rPr>
                   <w:rFonts w:ascii="Arial" w:cs="Arial" w:eastAsia="Arial" w:hAnsi="Arial"/>
@@ -9615,7 +9633,7 @@
               <w:spacing w:after="10" w:before="0"/>
               <w:ind w:left="120"/>
             </w:pPr>
-            <w:hyperlink w:history="1" r:id="rIdydbfbuvjtp7lvxw09npl5">
+            <w:hyperlink w:history="1" r:id="rIdnhnbozcgm5fon6knmqn_h">
               <w:r>
                 <w:rPr>
                   <w:rFonts w:ascii="Arial" w:cs="Arial" w:eastAsia="Arial" w:hAnsi="Arial"/>
@@ -9660,7 +9678,7 @@
             <w:pPr>
               <w:spacing w:after="20" w:before="0"/>
             </w:pPr>
-            <w:hyperlink w:history="1" r:id="rIdj6yscimu8ilpwlvjcydca">
+            <w:hyperlink w:history="1" r:id="rId6mlqeki_99x_3hh41rrcv">
               <w:r>
                 <w:rPr>
                   <w:rFonts w:ascii="Arial" w:cs="Arial" w:eastAsia="Arial" w:hAnsi="Arial"/>
@@ -9693,7 +9711,7 @@
               <w:spacing w:after="10" w:before="0"/>
               <w:ind w:left="120"/>
             </w:pPr>
-            <w:hyperlink w:history="1" r:id="rIdne7_ploboktwmy8ixdkca">
+            <w:hyperlink w:history="1" r:id="rId3tcq2kcejirm0zs_upy87">
               <w:r>
                 <w:rPr>
                   <w:rFonts w:ascii="Arial" w:cs="Arial" w:eastAsia="Arial" w:hAnsi="Arial"/>
@@ -9901,7 +9919,7 @@
             <w:pPr>
               <w:spacing w:after="20" w:before="0"/>
             </w:pPr>
-            <w:hyperlink w:history="1" r:id="rIdkrc098ymcaw5rlfhtjtqu">
+            <w:hyperlink w:history="1" r:id="rIdhswgbmnr1ui01rnky8slc">
               <w:r>
                 <w:rPr>
                   <w:rFonts w:ascii="Arial" w:cs="Arial" w:eastAsia="Arial" w:hAnsi="Arial"/>
@@ -9934,7 +9952,7 @@
               <w:spacing w:after="10" w:before="0"/>
               <w:ind w:left="120"/>
             </w:pPr>
-            <w:hyperlink w:history="1" r:id="rId_odke6wqtzmk-mmzx0fcu">
+            <w:hyperlink w:history="1" r:id="rIdu1vghdjlej3pqass5dvkz">
               <w:r>
                 <w:rPr>
                   <w:rFonts w:ascii="Arial" w:cs="Arial" w:eastAsia="Arial" w:hAnsi="Arial"/>
@@ -9979,7 +9997,7 @@
             <w:pPr>
               <w:spacing w:after="20" w:before="0"/>
             </w:pPr>
-            <w:hyperlink w:history="1" r:id="rIdd8xv6ojc6u127-83cnpgn">
+            <w:hyperlink w:history="1" r:id="rIdef0f7tcgazsjtiesj0kuh">
               <w:r>
                 <w:rPr>
                   <w:rFonts w:ascii="Arial" w:cs="Arial" w:eastAsia="Arial" w:hAnsi="Arial"/>
@@ -10012,7 +10030,7 @@
               <w:spacing w:after="10" w:before="0"/>
               <w:ind w:left="120"/>
             </w:pPr>
-            <w:hyperlink w:history="1" r:id="rId01pzqfft_eby1emyyc5wi">
+            <w:hyperlink w:history="1" r:id="rIdweec4acsvhx0slwxhqaxt">
               <w:r>
                 <w:rPr>
                   <w:rFonts w:ascii="Arial" w:cs="Arial" w:eastAsia="Arial" w:hAnsi="Arial"/>
@@ -10220,7 +10238,7 @@
             <w:pPr>
               <w:spacing w:after="20" w:before="0"/>
             </w:pPr>
-            <w:hyperlink w:history="1" r:id="rId-wz1ftdwnsy71zrhsyjhk">
+            <w:hyperlink w:history="1" r:id="rIdd5xdm2tmje-c4sfsuowjp">
               <w:r>
                 <w:rPr>
                   <w:rFonts w:ascii="Arial" w:cs="Arial" w:eastAsia="Arial" w:hAnsi="Arial"/>
@@ -10253,7 +10271,7 @@
               <w:spacing w:after="10" w:before="0"/>
               <w:ind w:left="120"/>
             </w:pPr>
-            <w:hyperlink w:history="1" r:id="rIddoxqscwjkcmwkottbid2q">
+            <w:hyperlink w:history="1" r:id="rIdtculceu-kyfjw4vslnr9x">
               <w:r>
                 <w:rPr>
                   <w:rFonts w:ascii="Arial" w:cs="Arial" w:eastAsia="Arial" w:hAnsi="Arial"/>
@@ -10298,7 +10316,7 @@
             <w:pPr>
               <w:spacing w:after="20" w:before="0"/>
             </w:pPr>
-            <w:hyperlink w:history="1" r:id="rIdkrqovqibdp3dxxdoxszyf">
+            <w:hyperlink w:history="1" r:id="rIdirb6drihjggnpsmrp2trv">
               <w:r>
                 <w:rPr>
                   <w:rFonts w:ascii="Arial" w:cs="Arial" w:eastAsia="Arial" w:hAnsi="Arial"/>
@@ -10331,7 +10349,7 @@
               <w:spacing w:after="10" w:before="0"/>
               <w:ind w:left="120"/>
             </w:pPr>
-            <w:hyperlink w:history="1" r:id="rIdtpxuk10h1rlrwj7fx5ofs">
+            <w:hyperlink w:history="1" r:id="rIdlgryd-r_6uf4earor7rey">
               <w:r>
                 <w:rPr>
                   <w:rFonts w:ascii="Arial" w:cs="Arial" w:eastAsia="Arial" w:hAnsi="Arial"/>
@@ -10539,7 +10557,7 @@
             <w:pPr>
               <w:spacing w:after="20" w:before="0"/>
             </w:pPr>
-            <w:hyperlink w:history="1" r:id="rIdgdgbxecbw2tebq0bi5wlg">
+            <w:hyperlink w:history="1" r:id="rIdssls0v9h0b_lgdcbllvkq">
               <w:r>
                 <w:rPr>
                   <w:rFonts w:ascii="Arial" w:cs="Arial" w:eastAsia="Arial" w:hAnsi="Arial"/>
@@ -10572,7 +10590,7 @@
               <w:spacing w:after="10" w:before="0"/>
               <w:ind w:left="120"/>
             </w:pPr>
-            <w:hyperlink w:history="1" r:id="rId_7lmxdjngxs6gr6ge3gsd">
+            <w:hyperlink w:history="1" r:id="rIdz5yf5phgb7dcync9legc7">
               <w:r>
                 <w:rPr>
                   <w:rFonts w:ascii="Arial" w:cs="Arial" w:eastAsia="Arial" w:hAnsi="Arial"/>
@@ -10617,7 +10635,7 @@
             <w:pPr>
               <w:spacing w:after="20" w:before="0"/>
             </w:pPr>
-            <w:hyperlink w:history="1" r:id="rId5v2ayo8rdhgdflp2z31mv">
+            <w:hyperlink w:history="1" r:id="rIdyljz8qbuvwa0kw-g5n15d">
               <w:r>
                 <w:rPr>
                   <w:rFonts w:ascii="Arial" w:cs="Arial" w:eastAsia="Arial" w:hAnsi="Arial"/>
@@ -10650,7 +10668,7 @@
               <w:spacing w:after="10" w:before="0"/>
               <w:ind w:left="120"/>
             </w:pPr>
-            <w:hyperlink w:history="1" r:id="rIduvpwi5z573skmmqfjpsz9">
+            <w:hyperlink w:history="1" r:id="rIdntp9vga3-fggny3s7kw0c">
               <w:r>
                 <w:rPr>
                   <w:rFonts w:ascii="Arial" w:cs="Arial" w:eastAsia="Arial" w:hAnsi="Arial"/>
@@ -10858,7 +10876,7 @@
             <w:pPr>
               <w:spacing w:after="20" w:before="0"/>
             </w:pPr>
-            <w:hyperlink w:history="1" r:id="rId3pkgovg8a51xmhwegbvti">
+            <w:hyperlink w:history="1" r:id="rIdx02btbfojethxlhn8szhd">
               <w:r>
                 <w:rPr>
                   <w:rFonts w:ascii="Arial" w:cs="Arial" w:eastAsia="Arial" w:hAnsi="Arial"/>
@@ -10891,7 +10909,7 @@
               <w:spacing w:after="10" w:before="0"/>
               <w:ind w:left="120"/>
             </w:pPr>
-            <w:hyperlink w:history="1" r:id="rId4hojeeng9a67bgypwuemv">
+            <w:hyperlink w:history="1" r:id="rIdektstdfwhsnq9ttydl8jh">
               <w:r>
                 <w:rPr>
                   <w:rFonts w:ascii="Arial" w:cs="Arial" w:eastAsia="Arial" w:hAnsi="Arial"/>
@@ -10936,7 +10954,7 @@
             <w:pPr>
               <w:spacing w:after="20" w:before="0"/>
             </w:pPr>
-            <w:hyperlink w:history="1" r:id="rId-jbo8c_9r7phweqq1yj6w">
+            <w:hyperlink w:history="1" r:id="rIduf-a66zrtgrbccxphaw_s">
               <w:r>
                 <w:rPr>
                   <w:rFonts w:ascii="Arial" w:cs="Arial" w:eastAsia="Arial" w:hAnsi="Arial"/>
@@ -10969,7 +10987,7 @@
               <w:spacing w:after="10" w:before="0"/>
               <w:ind w:left="120"/>
             </w:pPr>
-            <w:hyperlink w:history="1" r:id="rId6sgtxliby9juusmwrkzyb">
+            <w:hyperlink w:history="1" r:id="rId645wlqv4o4xbntltki6bn">
               <w:r>
                 <w:rPr>
                   <w:rFonts w:ascii="Arial" w:cs="Arial" w:eastAsia="Arial" w:hAnsi="Arial"/>
@@ -12672,7 +12690,7 @@
             <w:pPr>
               <w:spacing w:after="20" w:before="0"/>
             </w:pPr>
-            <w:hyperlink w:history="1" r:id="rIdno-btut8esmxq6vfqisrx">
+            <w:hyperlink w:history="1" r:id="rIdmi8w7ahuo5su8c-z6hkbq">
               <w:r>
                 <w:rPr>
                   <w:rFonts w:ascii="Arial" w:cs="Arial" w:eastAsia="Arial" w:hAnsi="Arial"/>
@@ -12705,7 +12723,7 @@
               <w:spacing w:after="10" w:before="0"/>
               <w:ind w:left="120"/>
             </w:pPr>
-            <w:hyperlink w:history="1" r:id="rIdospi_5sxbdg_8rhf_d8mm">
+            <w:hyperlink w:history="1" r:id="rIdlkdj2jdmvzixhndr2q_3w">
               <w:r>
                 <w:rPr>
                   <w:rFonts w:ascii="Arial" w:cs="Arial" w:eastAsia="Arial" w:hAnsi="Arial"/>
@@ -12750,7 +12768,7 @@
             <w:pPr>
               <w:spacing w:after="20" w:before="0"/>
             </w:pPr>
-            <w:hyperlink w:history="1" r:id="rIdsfggdpmbax8e-i_m89brw">
+            <w:hyperlink w:history="1" r:id="rIdhildqd0_li-2doefuplqx">
               <w:r>
                 <w:rPr>
                   <w:rFonts w:ascii="Arial" w:cs="Arial" w:eastAsia="Arial" w:hAnsi="Arial"/>
@@ -12783,7 +12801,7 @@
               <w:spacing w:after="10" w:before="0"/>
               <w:ind w:left="120"/>
             </w:pPr>
-            <w:hyperlink w:history="1" r:id="rIdreoi2nmbrrzys4qf1yvid">
+            <w:hyperlink w:history="1" r:id="rIdnzsovw4py_8dlvkwg3ifw">
               <w:r>
                 <w:rPr>
                   <w:rFonts w:ascii="Arial" w:cs="Arial" w:eastAsia="Arial" w:hAnsi="Arial"/>
@@ -12991,7 +13009,7 @@
             <w:pPr>
               <w:spacing w:after="20" w:before="0"/>
             </w:pPr>
-            <w:hyperlink w:history="1" r:id="rIdclr6rad1i7ewc-hpq4ghe">
+            <w:hyperlink w:history="1" r:id="rIditkkkyzdux3knpsd7fhbm">
               <w:r>
                 <w:rPr>
                   <w:rFonts w:ascii="Arial" w:cs="Arial" w:eastAsia="Arial" w:hAnsi="Arial"/>
@@ -13024,7 +13042,7 @@
               <w:spacing w:after="10" w:before="0"/>
               <w:ind w:left="120"/>
             </w:pPr>
-            <w:hyperlink w:history="1" r:id="rIdw70zqme5ucqjrve5mgh7e">
+            <w:hyperlink w:history="1" r:id="rIdlfbxybyjtit4nilf_tyd4">
               <w:r>
                 <w:rPr>
                   <w:rFonts w:ascii="Arial" w:cs="Arial" w:eastAsia="Arial" w:hAnsi="Arial"/>
@@ -13069,7 +13087,7 @@
             <w:pPr>
               <w:spacing w:after="20" w:before="0"/>
             </w:pPr>
-            <w:hyperlink w:history="1" r:id="rId8hmmxfxy8iwclz5mfd2dk">
+            <w:hyperlink w:history="1" r:id="rId0-ll_cpzl8dblrkkekwz0">
               <w:r>
                 <w:rPr>
                   <w:rFonts w:ascii="Arial" w:cs="Arial" w:eastAsia="Arial" w:hAnsi="Arial"/>
@@ -13102,7 +13120,7 @@
               <w:spacing w:after="10" w:before="0"/>
               <w:ind w:left="120"/>
             </w:pPr>
-            <w:hyperlink w:history="1" r:id="rId8kgacqhpjgzqzrkufr7bs">
+            <w:hyperlink w:history="1" r:id="rIdy_zs1qkqioftvejiijfsd">
               <w:r>
                 <w:rPr>
                   <w:rFonts w:ascii="Arial" w:cs="Arial" w:eastAsia="Arial" w:hAnsi="Arial"/>
@@ -13310,7 +13328,7 @@
             <w:pPr>
               <w:spacing w:after="20" w:before="0"/>
             </w:pPr>
-            <w:hyperlink w:history="1" r:id="rIdnndwcns4isx2aec2_uvmy">
+            <w:hyperlink w:history="1" r:id="rId3nciahswpiotublandouw">
               <w:r>
                 <w:rPr>
                   <w:rFonts w:ascii="Arial" w:cs="Arial" w:eastAsia="Arial" w:hAnsi="Arial"/>
@@ -13343,7 +13361,7 @@
               <w:spacing w:after="10" w:before="0"/>
               <w:ind w:left="120"/>
             </w:pPr>
-            <w:hyperlink w:history="1" r:id="rIdusz9cq1jmzier-q-t-cf_">
+            <w:hyperlink w:history="1" r:id="rIdrp_ygfqecyk3ekp-jhxqa">
               <w:r>
                 <w:rPr>
                   <w:rFonts w:ascii="Arial" w:cs="Arial" w:eastAsia="Arial" w:hAnsi="Arial"/>
@@ -13388,7 +13406,7 @@
             <w:pPr>
               <w:spacing w:after="20" w:before="0"/>
             </w:pPr>
-            <w:hyperlink w:history="1" r:id="rIdblny-u7sag3zwcoxwvvos">
+            <w:hyperlink w:history="1" r:id="rIdxpknzxhlflaq0s_wpmhh7">
               <w:r>
                 <w:rPr>
                   <w:rFonts w:ascii="Arial" w:cs="Arial" w:eastAsia="Arial" w:hAnsi="Arial"/>
@@ -13421,7 +13439,7 @@
               <w:spacing w:after="10" w:before="0"/>
               <w:ind w:left="120"/>
             </w:pPr>
-            <w:hyperlink w:history="1" r:id="rIdc7jedk8co17e02l8_dxiv">
+            <w:hyperlink w:history="1" r:id="rIdhfktxy7sfb1a9oiynw76i">
               <w:r>
                 <w:rPr>
                   <w:rFonts w:ascii="Arial" w:cs="Arial" w:eastAsia="Arial" w:hAnsi="Arial"/>
@@ -13629,7 +13647,7 @@
             <w:pPr>
               <w:spacing w:after="20" w:before="0"/>
             </w:pPr>
-            <w:hyperlink w:history="1" r:id="rIdvkjtf_gu02vum7ejohgcv">
+            <w:hyperlink w:history="1" r:id="rId6twwketzn2w4zbxsjmh0h">
               <w:r>
                 <w:rPr>
                   <w:rFonts w:ascii="Arial" w:cs="Arial" w:eastAsia="Arial" w:hAnsi="Arial"/>
@@ -13662,7 +13680,7 @@
               <w:spacing w:after="10" w:before="0"/>
               <w:ind w:left="120"/>
             </w:pPr>
-            <w:hyperlink w:history="1" r:id="rIdoqyfp5wj04atslfdeov7g">
+            <w:hyperlink w:history="1" r:id="rIdknl-lg8khhkexbeo4gqdy">
               <w:r>
                 <w:rPr>
                   <w:rFonts w:ascii="Arial" w:cs="Arial" w:eastAsia="Arial" w:hAnsi="Arial"/>
@@ -13707,7 +13725,7 @@
             <w:pPr>
               <w:spacing w:after="20" w:before="0"/>
             </w:pPr>
-            <w:hyperlink w:history="1" r:id="rIdtdqjpp9u5d7_cq21aem6y">
+            <w:hyperlink w:history="1" r:id="rIdc5e83evwbjszpvo8ayaks">
               <w:r>
                 <w:rPr>
                   <w:rFonts w:ascii="Arial" w:cs="Arial" w:eastAsia="Arial" w:hAnsi="Arial"/>
@@ -13740,7 +13758,7 @@
               <w:spacing w:after="10" w:before="0"/>
               <w:ind w:left="120"/>
             </w:pPr>
-            <w:hyperlink w:history="1" r:id="rId7smvn8nztqc4uac4bprmo">
+            <w:hyperlink w:history="1" r:id="rId8ifzo4y9xci9rbcqbf-k2">
               <w:r>
                 <w:rPr>
                   <w:rFonts w:ascii="Arial" w:cs="Arial" w:eastAsia="Arial" w:hAnsi="Arial"/>
@@ -13948,7 +13966,7 @@
             <w:pPr>
               <w:spacing w:after="20" w:before="0"/>
             </w:pPr>
-            <w:hyperlink w:history="1" r:id="rIdz71zz_0fvnourqfe0h-zw">
+            <w:hyperlink w:history="1" r:id="rIdpxby0y73u7i1pypmoicap">
               <w:r>
                 <w:rPr>
                   <w:rFonts w:ascii="Arial" w:cs="Arial" w:eastAsia="Arial" w:hAnsi="Arial"/>
@@ -13981,7 +13999,7 @@
               <w:spacing w:after="10" w:before="0"/>
               <w:ind w:left="120"/>
             </w:pPr>
-            <w:hyperlink w:history="1" r:id="rIde6sytnmafatdfegyb2zvj">
+            <w:hyperlink w:history="1" r:id="rId3hu_qswssqidaeloquwmt">
               <w:r>
                 <w:rPr>
                   <w:rFonts w:ascii="Arial" w:cs="Arial" w:eastAsia="Arial" w:hAnsi="Arial"/>
@@ -14026,7 +14044,7 @@
             <w:pPr>
               <w:spacing w:after="20" w:before="0"/>
             </w:pPr>
-            <w:hyperlink w:history="1" r:id="rId1kpk4bhaj7mgzjzr0kkd3">
+            <w:hyperlink w:history="1" r:id="rIdmh3sjn3hvgns0ioxmt8r-">
               <w:r>
                 <w:rPr>
                   <w:rFonts w:ascii="Arial" w:cs="Arial" w:eastAsia="Arial" w:hAnsi="Arial"/>
@@ -14059,7 +14077,7 @@
               <w:spacing w:after="10" w:before="0"/>
               <w:ind w:left="120"/>
             </w:pPr>
-            <w:hyperlink w:history="1" r:id="rId6pq7fefpodehgx02zjo21">
+            <w:hyperlink w:history="1" r:id="rIda1nm1ilqzqehpaeite69i">
               <w:r>
                 <w:rPr>
                   <w:rFonts w:ascii="Arial" w:cs="Arial" w:eastAsia="Arial" w:hAnsi="Arial"/>
@@ -15838,7 +15856,7 @@
             <w:pPr>
               <w:spacing w:after="20" w:before="0"/>
             </w:pPr>
-            <w:hyperlink w:history="1" r:id="rIdqy096unawiwtdnnpk77ok">
+            <w:hyperlink w:history="1" r:id="rIducncokosqv2apg3e-sym6">
               <w:r>
                 <w:rPr>
                   <w:rFonts w:ascii="Arial" w:cs="Arial" w:eastAsia="Arial" w:hAnsi="Arial"/>
@@ -15871,7 +15889,7 @@
               <w:spacing w:after="10" w:before="0"/>
               <w:ind w:left="120"/>
             </w:pPr>
-            <w:hyperlink w:history="1" r:id="rIdx2eqodnlvcscsumixcxh7">
+            <w:hyperlink w:history="1" r:id="rIdswz7wmuujf1g2hgepbbfa">
               <w:r>
                 <w:rPr>
                   <w:rFonts w:ascii="Arial" w:cs="Arial" w:eastAsia="Arial" w:hAnsi="Arial"/>
@@ -15916,7 +15934,7 @@
             <w:pPr>
               <w:spacing w:after="20" w:before="0"/>
             </w:pPr>
-            <w:hyperlink w:history="1" r:id="rId71qg-mdgp3op6an74p9ui">
+            <w:hyperlink w:history="1" r:id="rIdhpzjm_wryogige5dgrvf9">
               <w:r>
                 <w:rPr>
                   <w:rFonts w:ascii="Arial" w:cs="Arial" w:eastAsia="Arial" w:hAnsi="Arial"/>
@@ -15949,7 +15967,7 @@
               <w:spacing w:after="10" w:before="0"/>
               <w:ind w:left="120"/>
             </w:pPr>
-            <w:hyperlink w:history="1" r:id="rId8_9simkje7hrdg5di4fu1">
+            <w:hyperlink w:history="1" r:id="rIdrh-ux4hugolzpk11mccip">
               <w:r>
                 <w:rPr>
                   <w:rFonts w:ascii="Arial" w:cs="Arial" w:eastAsia="Arial" w:hAnsi="Arial"/>
@@ -16157,7 +16175,7 @@
             <w:pPr>
               <w:spacing w:after="20" w:before="0"/>
             </w:pPr>
-            <w:hyperlink w:history="1" r:id="rIdu_cw_vgdrwk4foncbzs7m">
+            <w:hyperlink w:history="1" r:id="rIdcsn283iw19nlrwbvzot25">
               <w:r>
                 <w:rPr>
                   <w:rFonts w:ascii="Arial" w:cs="Arial" w:eastAsia="Arial" w:hAnsi="Arial"/>
@@ -16190,7 +16208,7 @@
               <w:spacing w:after="10" w:before="0"/>
               <w:ind w:left="120"/>
             </w:pPr>
-            <w:hyperlink w:history="1" r:id="rIdrgh9benqdmfhbf2-1wj7y">
+            <w:hyperlink w:history="1" r:id="rIdiklm8k_kpm720qfy5tgmi">
               <w:r>
                 <w:rPr>
                   <w:rFonts w:ascii="Arial" w:cs="Arial" w:eastAsia="Arial" w:hAnsi="Arial"/>
@@ -16235,7 +16253,7 @@
             <w:pPr>
               <w:spacing w:after="20" w:before="0"/>
             </w:pPr>
-            <w:hyperlink w:history="1" r:id="rIdbkd445ukqigo9jo4nlqqh">
+            <w:hyperlink w:history="1" r:id="rIdg_7qtwikv5okl7dn4s1p5">
               <w:r>
                 <w:rPr>
                   <w:rFonts w:ascii="Arial" w:cs="Arial" w:eastAsia="Arial" w:hAnsi="Arial"/>
@@ -16268,7 +16286,7 @@
               <w:spacing w:after="10" w:before="0"/>
               <w:ind w:left="120"/>
             </w:pPr>
-            <w:hyperlink w:history="1" r:id="rIdbcwi_stjfuvqlcmlvlxke">
+            <w:hyperlink w:history="1" r:id="rIdy69njmywpx9v2rdba6i6d">
               <w:r>
                 <w:rPr>
                   <w:rFonts w:ascii="Arial" w:cs="Arial" w:eastAsia="Arial" w:hAnsi="Arial"/>
@@ -16476,7 +16494,7 @@
             <w:pPr>
               <w:spacing w:after="20" w:before="0"/>
             </w:pPr>
-            <w:hyperlink w:history="1" r:id="rIdjhv0woz1aga5ol7owaay3">
+            <w:hyperlink w:history="1" r:id="rIdab8pfim8dm551h7mjzgqt">
               <w:r>
                 <w:rPr>
                   <w:rFonts w:ascii="Arial" w:cs="Arial" w:eastAsia="Arial" w:hAnsi="Arial"/>
@@ -16509,7 +16527,7 @@
               <w:spacing w:after="10" w:before="0"/>
               <w:ind w:left="120"/>
             </w:pPr>
-            <w:hyperlink w:history="1" r:id="rIdi00qccxvzlkes9ltgwsd9">
+            <w:hyperlink w:history="1" r:id="rIdeel5uk05qge5bxljcunud">
               <w:r>
                 <w:rPr>
                   <w:rFonts w:ascii="Arial" w:cs="Arial" w:eastAsia="Arial" w:hAnsi="Arial"/>
@@ -16554,7 +16572,7 @@
             <w:pPr>
               <w:spacing w:after="20" w:before="0"/>
             </w:pPr>
-            <w:hyperlink w:history="1" r:id="rIdzkmdo_qaeoongmcq3eph1">
+            <w:hyperlink w:history="1" r:id="rIdfernboxcplrgv0kwonwkw">
               <w:r>
                 <w:rPr>
                   <w:rFonts w:ascii="Arial" w:cs="Arial" w:eastAsia="Arial" w:hAnsi="Arial"/>
@@ -16587,7 +16605,7 @@
               <w:spacing w:after="10" w:before="0"/>
               <w:ind w:left="120"/>
             </w:pPr>
-            <w:hyperlink w:history="1" r:id="rIdbkoaxz_svcqvm2rnplel2">
+            <w:hyperlink w:history="1" r:id="rIdo4zkm6j-3qqs8chfwev29">
               <w:r>
                 <w:rPr>
                   <w:rFonts w:ascii="Arial" w:cs="Arial" w:eastAsia="Arial" w:hAnsi="Arial"/>
@@ -16795,7 +16813,7 @@
             <w:pPr>
               <w:spacing w:after="20" w:before="0"/>
             </w:pPr>
-            <w:hyperlink w:history="1" r:id="rIdvzcobtquh2wlfqqt4tyo7">
+            <w:hyperlink w:history="1" r:id="rIdyody8pk3reohltky9p0w-">
               <w:r>
                 <w:rPr>
                   <w:rFonts w:ascii="Arial" w:cs="Arial" w:eastAsia="Arial" w:hAnsi="Arial"/>
@@ -16828,7 +16846,7 @@
               <w:spacing w:after="10" w:before="0"/>
               <w:ind w:left="120"/>
             </w:pPr>
-            <w:hyperlink w:history="1" r:id="rIdp6dwmwsuewncyuw1z-f-u">
+            <w:hyperlink w:history="1" r:id="rIdwti0bakbk4d6oywchbtm3">
               <w:r>
                 <w:rPr>
                   <w:rFonts w:ascii="Arial" w:cs="Arial" w:eastAsia="Arial" w:hAnsi="Arial"/>
@@ -16873,7 +16891,7 @@
             <w:pPr>
               <w:spacing w:after="20" w:before="0"/>
             </w:pPr>
-            <w:hyperlink w:history="1" r:id="rIdal1qipztilw_qetufaqvr">
+            <w:hyperlink w:history="1" r:id="rIdaogatnk8jvq-ulhegyquh">
               <w:r>
                 <w:rPr>
                   <w:rFonts w:ascii="Arial" w:cs="Arial" w:eastAsia="Arial" w:hAnsi="Arial"/>
@@ -16906,7 +16924,7 @@
               <w:spacing w:after="10" w:before="0"/>
               <w:ind w:left="120"/>
             </w:pPr>
-            <w:hyperlink w:history="1" r:id="rIddu9sb1kq6cahue2zimzug">
+            <w:hyperlink w:history="1" r:id="rId3i8mgufw0l-kx-wwafnwm">
               <w:r>
                 <w:rPr>
                   <w:rFonts w:ascii="Arial" w:cs="Arial" w:eastAsia="Arial" w:hAnsi="Arial"/>
@@ -17114,7 +17132,7 @@
             <w:pPr>
               <w:spacing w:after="20" w:before="0"/>
             </w:pPr>
-            <w:hyperlink w:history="1" r:id="rIdr0copnbste7cqdj-gnere">
+            <w:hyperlink w:history="1" r:id="rIdqwsnviln9hg5jpkivbfuk">
               <w:r>
                 <w:rPr>
                   <w:rFonts w:ascii="Arial" w:cs="Arial" w:eastAsia="Arial" w:hAnsi="Arial"/>
@@ -17147,7 +17165,7 @@
               <w:spacing w:after="10" w:before="0"/>
               <w:ind w:left="120"/>
             </w:pPr>
-            <w:hyperlink w:history="1" r:id="rIdxynlprcou3smnna94vr-z">
+            <w:hyperlink w:history="1" r:id="rIdcqaneqpiywzmcsjavkhgu">
               <w:r>
                 <w:rPr>
                   <w:rFonts w:ascii="Arial" w:cs="Arial" w:eastAsia="Arial" w:hAnsi="Arial"/>
@@ -17192,7 +17210,7 @@
             <w:pPr>
               <w:spacing w:after="20" w:before="0"/>
             </w:pPr>
-            <w:hyperlink w:history="1" r:id="rIdcjcr8fspn4eaxq_dael9f">
+            <w:hyperlink w:history="1" r:id="rIdpu288tkilojf2ni_zn5ps">
               <w:r>
                 <w:rPr>
                   <w:rFonts w:ascii="Arial" w:cs="Arial" w:eastAsia="Arial" w:hAnsi="Arial"/>
@@ -17225,7 +17243,7 @@
               <w:spacing w:after="10" w:before="0"/>
               <w:ind w:left="120"/>
             </w:pPr>
-            <w:hyperlink w:history="1" r:id="rIdb1-euw4rb_brrbn-umtxa">
+            <w:hyperlink w:history="1" r:id="rIdb4edsgunbyd4wkomgvnnw">
               <w:r>
                 <w:rPr>
                   <w:rFonts w:ascii="Arial" w:cs="Arial" w:eastAsia="Arial" w:hAnsi="Arial"/>
@@ -19004,7 +19022,7 @@
             <w:pPr>
               <w:spacing w:after="20" w:before="0"/>
             </w:pPr>
-            <w:hyperlink w:history="1" r:id="rIdtoto1mc9gkrhngxmnd--2">
+            <w:hyperlink w:history="1" r:id="rIduosh4yd8ucovhggnnc70_">
               <w:r>
                 <w:rPr>
                   <w:rFonts w:ascii="Arial" w:cs="Arial" w:eastAsia="Arial" w:hAnsi="Arial"/>
@@ -19037,7 +19055,7 @@
               <w:spacing w:after="10" w:before="0"/>
               <w:ind w:left="120"/>
             </w:pPr>
-            <w:hyperlink w:history="1" r:id="rId4v9dcghlyv9rk9tkjqlni">
+            <w:hyperlink w:history="1" r:id="rId_cigg-pmvz3ns0wh4uubs">
               <w:r>
                 <w:rPr>
                   <w:rFonts w:ascii="Arial" w:cs="Arial" w:eastAsia="Arial" w:hAnsi="Arial"/>
@@ -19082,7 +19100,7 @@
             <w:pPr>
               <w:spacing w:after="20" w:before="0"/>
             </w:pPr>
-            <w:hyperlink w:history="1" r:id="rIduzdtxq-licoeitw9q33jd">
+            <w:hyperlink w:history="1" r:id="rIdz-zrt9ru6z0btfe8sr2ab">
               <w:r>
                 <w:rPr>
                   <w:rFonts w:ascii="Arial" w:cs="Arial" w:eastAsia="Arial" w:hAnsi="Arial"/>
@@ -19115,7 +19133,7 @@
               <w:spacing w:after="10" w:before="0"/>
               <w:ind w:left="120"/>
             </w:pPr>
-            <w:hyperlink w:history="1" r:id="rIdw4tleh3q1sa33vy7ijmrm">
+            <w:hyperlink w:history="1" r:id="rIdvkidxpgsyxhfgqwensbbb">
               <w:r>
                 <w:rPr>
                   <w:rFonts w:ascii="Arial" w:cs="Arial" w:eastAsia="Arial" w:hAnsi="Arial"/>
@@ -19323,7 +19341,7 @@
             <w:pPr>
               <w:spacing w:after="20" w:before="0"/>
             </w:pPr>
-            <w:hyperlink w:history="1" r:id="rIde4hbz7l8lnlbfn5-gjeug">
+            <w:hyperlink w:history="1" r:id="rIduhgxrjcngjqz7i9k34b7c">
               <w:r>
                 <w:rPr>
                   <w:rFonts w:ascii="Arial" w:cs="Arial" w:eastAsia="Arial" w:hAnsi="Arial"/>
@@ -19356,7 +19374,7 @@
               <w:spacing w:after="10" w:before="0"/>
               <w:ind w:left="120"/>
             </w:pPr>
-            <w:hyperlink w:history="1" r:id="rId2uvtfsodf0exncm7pzs3e">
+            <w:hyperlink w:history="1" r:id="rIdkxykyk4eiu4k3ua9xsmab">
               <w:r>
                 <w:rPr>
                   <w:rFonts w:ascii="Arial" w:cs="Arial" w:eastAsia="Arial" w:hAnsi="Arial"/>
@@ -19401,7 +19419,7 @@
             <w:pPr>
               <w:spacing w:after="20" w:before="0"/>
             </w:pPr>
-            <w:hyperlink w:history="1" r:id="rId7_ew_gcxmsql-s8utfuvn">
+            <w:hyperlink w:history="1" r:id="rIdquxgxm1miodeysjbhjhjy">
               <w:r>
                 <w:rPr>
                   <w:rFonts w:ascii="Arial" w:cs="Arial" w:eastAsia="Arial" w:hAnsi="Arial"/>
@@ -19434,7 +19452,7 @@
               <w:spacing w:after="10" w:before="0"/>
               <w:ind w:left="120"/>
             </w:pPr>
-            <w:hyperlink w:history="1" r:id="rIdglehwyziacd7rejwanyan">
+            <w:hyperlink w:history="1" r:id="rIdufyoj1m6fnpcgad9jibl3">
               <w:r>
                 <w:rPr>
                   <w:rFonts w:ascii="Arial" w:cs="Arial" w:eastAsia="Arial" w:hAnsi="Arial"/>
@@ -19642,7 +19660,7 @@
             <w:pPr>
               <w:spacing w:after="20" w:before="0"/>
             </w:pPr>
-            <w:hyperlink w:history="1" r:id="rIdhi2gqnhozrfdpnyj4ctux">
+            <w:hyperlink w:history="1" r:id="rIdvkajytkhdk9hclihkbynr">
               <w:r>
                 <w:rPr>
                   <w:rFonts w:ascii="Arial" w:cs="Arial" w:eastAsia="Arial" w:hAnsi="Arial"/>
@@ -19675,7 +19693,7 @@
               <w:spacing w:after="10" w:before="0"/>
               <w:ind w:left="120"/>
             </w:pPr>
-            <w:hyperlink w:history="1" r:id="rId9scdo4hdwzcu4e4kkifqa">
+            <w:hyperlink w:history="1" r:id="rIdknphcwcw05feploiml9f5">
               <w:r>
                 <w:rPr>
                   <w:rFonts w:ascii="Arial" w:cs="Arial" w:eastAsia="Arial" w:hAnsi="Arial"/>
@@ -19720,7 +19738,7 @@
             <w:pPr>
               <w:spacing w:after="20" w:before="0"/>
             </w:pPr>
-            <w:hyperlink w:history="1" r:id="rIdwivh5x9aay2rxcabl9dv8">
+            <w:hyperlink w:history="1" r:id="rIdwiectx5spcvcem-kbsg1o">
               <w:r>
                 <w:rPr>
                   <w:rFonts w:ascii="Arial" w:cs="Arial" w:eastAsia="Arial" w:hAnsi="Arial"/>
@@ -19753,7 +19771,7 @@
               <w:spacing w:after="10" w:before="0"/>
               <w:ind w:left="120"/>
             </w:pPr>
-            <w:hyperlink w:history="1" r:id="rId-zsdwh9xoiidmyeq82ijh">
+            <w:hyperlink w:history="1" r:id="rIdnykvjpqlacfxyk0k3feqx">
               <w:r>
                 <w:rPr>
                   <w:rFonts w:ascii="Arial" w:cs="Arial" w:eastAsia="Arial" w:hAnsi="Arial"/>
@@ -19961,7 +19979,7 @@
             <w:pPr>
               <w:spacing w:after="20" w:before="0"/>
             </w:pPr>
-            <w:hyperlink w:history="1" r:id="rIdcg9rsub4x4gb4keqpxz4v">
+            <w:hyperlink w:history="1" r:id="rIdqwe4knmp0ftzuvoodhtnq">
               <w:r>
                 <w:rPr>
                   <w:rFonts w:ascii="Arial" w:cs="Arial" w:eastAsia="Arial" w:hAnsi="Arial"/>
@@ -19994,7 +20012,7 @@
               <w:spacing w:after="10" w:before="0"/>
               <w:ind w:left="120"/>
             </w:pPr>
-            <w:hyperlink w:history="1" r:id="rIdtvl4vl3o-hji0a6udm4dh">
+            <w:hyperlink w:history="1" r:id="rIddiip39kksrw3vlevzghj5">
               <w:r>
                 <w:rPr>
                   <w:rFonts w:ascii="Arial" w:cs="Arial" w:eastAsia="Arial" w:hAnsi="Arial"/>
@@ -20039,7 +20057,7 @@
             <w:pPr>
               <w:spacing w:after="20" w:before="0"/>
             </w:pPr>
-            <w:hyperlink w:history="1" r:id="rId-tloc-sf8mim1rj2qbnkq">
+            <w:hyperlink w:history="1" r:id="rIdh-2aoosiqyyya0wmzo6wr">
               <w:r>
                 <w:rPr>
                   <w:rFonts w:ascii="Arial" w:cs="Arial" w:eastAsia="Arial" w:hAnsi="Arial"/>
@@ -20072,7 +20090,7 @@
               <w:spacing w:after="10" w:before="0"/>
               <w:ind w:left="120"/>
             </w:pPr>
-            <w:hyperlink w:history="1" r:id="rIdnasoenpwiedejjf75uwbp">
+            <w:hyperlink w:history="1" r:id="rIdmnkz5np6_ods7zrjeokc-">
               <w:r>
                 <w:rPr>
                   <w:rFonts w:ascii="Arial" w:cs="Arial" w:eastAsia="Arial" w:hAnsi="Arial"/>
@@ -20280,7 +20298,7 @@
             <w:pPr>
               <w:spacing w:after="20" w:before="0"/>
             </w:pPr>
-            <w:hyperlink w:history="1" r:id="rIdowljdgks7luqr1vvoyogv">
+            <w:hyperlink w:history="1" r:id="rIdc-dmmtdbyydz-8fnrmplk">
               <w:r>
                 <w:rPr>
                   <w:rFonts w:ascii="Arial" w:cs="Arial" w:eastAsia="Arial" w:hAnsi="Arial"/>
@@ -20313,7 +20331,7 @@
               <w:spacing w:after="10" w:before="0"/>
               <w:ind w:left="120"/>
             </w:pPr>
-            <w:hyperlink w:history="1" r:id="rIdqedvtaxxnikgkuhgw30gz">
+            <w:hyperlink w:history="1" r:id="rIdeytbtnlkucuf9l_xpeyvn">
               <w:r>
                 <w:rPr>
                   <w:rFonts w:ascii="Arial" w:cs="Arial" w:eastAsia="Arial" w:hAnsi="Arial"/>
@@ -20358,7 +20376,7 @@
             <w:pPr>
               <w:spacing w:after="20" w:before="0"/>
             </w:pPr>
-            <w:hyperlink w:history="1" r:id="rIdounup0qrpc-ig13labrr7">
+            <w:hyperlink w:history="1" r:id="rIdzzaeiayi2odny0xqyiom5">
               <w:r>
                 <w:rPr>
                   <w:rFonts w:ascii="Arial" w:cs="Arial" w:eastAsia="Arial" w:hAnsi="Arial"/>
@@ -20391,7 +20409,7 @@
               <w:spacing w:after="10" w:before="0"/>
               <w:ind w:left="120"/>
             </w:pPr>
-            <w:hyperlink w:history="1" r:id="rIdqyxijtoep6bxg9bvmnpbe">
+            <w:hyperlink w:history="1" r:id="rIdt8sm6zov7gs6ev7v8yx4p">
               <w:r>
                 <w:rPr>
                   <w:rFonts w:ascii="Arial" w:cs="Arial" w:eastAsia="Arial" w:hAnsi="Arial"/>
@@ -22170,7 +22188,7 @@
             <w:pPr>
               <w:spacing w:after="20" w:before="0"/>
             </w:pPr>
-            <w:hyperlink w:history="1" r:id="rIdsnrjum4nuydp6g6nejxeh">
+            <w:hyperlink w:history="1" r:id="rIdd8vk-1axme5ydpfef-7bz">
               <w:r>
                 <w:rPr>
                   <w:rFonts w:ascii="Arial" w:cs="Arial" w:eastAsia="Arial" w:hAnsi="Arial"/>
@@ -22203,7 +22221,7 @@
               <w:spacing w:after="10" w:before="0"/>
               <w:ind w:left="120"/>
             </w:pPr>
-            <w:hyperlink w:history="1" r:id="rIdps-s-9xzapcmc9rbl_5rm">
+            <w:hyperlink w:history="1" r:id="rId5zoe2wuevzpadidqefiow">
               <w:r>
                 <w:rPr>
                   <w:rFonts w:ascii="Arial" w:cs="Arial" w:eastAsia="Arial" w:hAnsi="Arial"/>
@@ -22248,7 +22266,7 @@
             <w:pPr>
               <w:spacing w:after="20" w:before="0"/>
             </w:pPr>
-            <w:hyperlink w:history="1" r:id="rIdbcrxkre4_yghvzu0sz7m6">
+            <w:hyperlink w:history="1" r:id="rId7cau-lswhqq3t9hpjbo45">
               <w:r>
                 <w:rPr>
                   <w:rFonts w:ascii="Arial" w:cs="Arial" w:eastAsia="Arial" w:hAnsi="Arial"/>
@@ -22281,7 +22299,7 @@
               <w:spacing w:after="10" w:before="0"/>
               <w:ind w:left="120"/>
             </w:pPr>
-            <w:hyperlink w:history="1" r:id="rIdq5_lgxe-1rlyndbiee4rc">
+            <w:hyperlink w:history="1" r:id="rId-qakk4uxs3rolxtg5vq0r">
               <w:r>
                 <w:rPr>
                   <w:rFonts w:ascii="Arial" w:cs="Arial" w:eastAsia="Arial" w:hAnsi="Arial"/>
@@ -22489,7 +22507,7 @@
             <w:pPr>
               <w:spacing w:after="20" w:before="0"/>
             </w:pPr>
-            <w:hyperlink w:history="1" r:id="rIdhjopuojxmkwi1myyvqtrc">
+            <w:hyperlink w:history="1" r:id="rIdpnhnx74l3zomornowoulg">
               <w:r>
                 <w:rPr>
                   <w:rFonts w:ascii="Arial" w:cs="Arial" w:eastAsia="Arial" w:hAnsi="Arial"/>
@@ -22522,7 +22540,7 @@
               <w:spacing w:after="10" w:before="0"/>
               <w:ind w:left="120"/>
             </w:pPr>
-            <w:hyperlink w:history="1" r:id="rIdfz3kp0jpnml7ymmabs9gx">
+            <w:hyperlink w:history="1" r:id="rIdgi4hrvg0lafaincqmlx6t">
               <w:r>
                 <w:rPr>
                   <w:rFonts w:ascii="Arial" w:cs="Arial" w:eastAsia="Arial" w:hAnsi="Arial"/>
@@ -22567,7 +22585,7 @@
             <w:pPr>
               <w:spacing w:after="20" w:before="0"/>
             </w:pPr>
-            <w:hyperlink w:history="1" r:id="rIdbnzylzepybvwotkahyfop">
+            <w:hyperlink w:history="1" r:id="rIdhm0omngjelrhzv3_a1rt_">
               <w:r>
                 <w:rPr>
                   <w:rFonts w:ascii="Arial" w:cs="Arial" w:eastAsia="Arial" w:hAnsi="Arial"/>
@@ -22600,7 +22618,7 @@
               <w:spacing w:after="10" w:before="0"/>
               <w:ind w:left="120"/>
             </w:pPr>
-            <w:hyperlink w:history="1" r:id="rIdxatv672zmsguo7vdm7lx1">
+            <w:hyperlink w:history="1" r:id="rIdabpgsnvwvqrtoed1_rpbk">
               <w:r>
                 <w:rPr>
                   <w:rFonts w:ascii="Arial" w:cs="Arial" w:eastAsia="Arial" w:hAnsi="Arial"/>
@@ -22808,7 +22826,7 @@
             <w:pPr>
               <w:spacing w:after="20" w:before="0"/>
             </w:pPr>
-            <w:hyperlink w:history="1" r:id="rIdt8ulcf4sgwwlmlv6se6hx">
+            <w:hyperlink w:history="1" r:id="rIdbebjz0nermdlsgbh0eyl9">
               <w:r>
                 <w:rPr>
                   <w:rFonts w:ascii="Arial" w:cs="Arial" w:eastAsia="Arial" w:hAnsi="Arial"/>
@@ -22841,7 +22859,7 @@
               <w:spacing w:after="10" w:before="0"/>
               <w:ind w:left="120"/>
             </w:pPr>
-            <w:hyperlink w:history="1" r:id="rIdccadpd7sceve8_kfl3mos">
+            <w:hyperlink w:history="1" r:id="rId3bk3d9awsxp5krz_ral7v">
               <w:r>
                 <w:rPr>
                   <w:rFonts w:ascii="Arial" w:cs="Arial" w:eastAsia="Arial" w:hAnsi="Arial"/>
@@ -22886,7 +22904,7 @@
             <w:pPr>
               <w:spacing w:after="20" w:before="0"/>
             </w:pPr>
-            <w:hyperlink w:history="1" r:id="rIdfpsxn31yew4fgdos4xfsg">
+            <w:hyperlink w:history="1" r:id="rIdvyknrnm1jblqddtuvwu7j">
               <w:r>
                 <w:rPr>
                   <w:rFonts w:ascii="Arial" w:cs="Arial" w:eastAsia="Arial" w:hAnsi="Arial"/>
@@ -22919,7 +22937,7 @@
               <w:spacing w:after="10" w:before="0"/>
               <w:ind w:left="120"/>
             </w:pPr>
-            <w:hyperlink w:history="1" r:id="rIdvr9bkamjgbu8wgb8ufbu1">
+            <w:hyperlink w:history="1" r:id="rId4ulboonfpponitdietsdy">
               <w:r>
                 <w:rPr>
                   <w:rFonts w:ascii="Arial" w:cs="Arial" w:eastAsia="Arial" w:hAnsi="Arial"/>
@@ -23127,7 +23145,7 @@
             <w:pPr>
               <w:spacing w:after="20" w:before="0"/>
             </w:pPr>
-            <w:hyperlink w:history="1" r:id="rIdlwnu76vu-7prax3sxbv4v">
+            <w:hyperlink w:history="1" r:id="rIdwgatjwlbrmx32jhzitkp2">
               <w:r>
                 <w:rPr>
                   <w:rFonts w:ascii="Arial" w:cs="Arial" w:eastAsia="Arial" w:hAnsi="Arial"/>
@@ -23160,7 +23178,7 @@
               <w:spacing w:after="10" w:before="0"/>
               <w:ind w:left="120"/>
             </w:pPr>
-            <w:hyperlink w:history="1" r:id="rIdvd0aodrxclyujazuk2cgw">
+            <w:hyperlink w:history="1" r:id="rIdq9eocpm-li99byjgtx2c4">
               <w:r>
                 <w:rPr>
                   <w:rFonts w:ascii="Arial" w:cs="Arial" w:eastAsia="Arial" w:hAnsi="Arial"/>
@@ -23205,7 +23223,7 @@
             <w:pPr>
               <w:spacing w:after="20" w:before="0"/>
             </w:pPr>
-            <w:hyperlink w:history="1" r:id="rIduj9e_5ce2mgdwlnjeusns">
+            <w:hyperlink w:history="1" r:id="rId8g8-elrfbdsgbge0cfi0n">
               <w:r>
                 <w:rPr>
                   <w:rFonts w:ascii="Arial" w:cs="Arial" w:eastAsia="Arial" w:hAnsi="Arial"/>
@@ -23238,7 +23256,7 @@
               <w:spacing w:after="10" w:before="0"/>
               <w:ind w:left="120"/>
             </w:pPr>
-            <w:hyperlink w:history="1" r:id="rIdgikpjhhjlqozedm43uakr">
+            <w:hyperlink w:history="1" r:id="rId7rm-ttuwgo1lvz7zkx6re">
               <w:r>
                 <w:rPr>
                   <w:rFonts w:ascii="Arial" w:cs="Arial" w:eastAsia="Arial" w:hAnsi="Arial"/>
@@ -23446,7 +23464,7 @@
             <w:pPr>
               <w:spacing w:after="20" w:before="0"/>
             </w:pPr>
-            <w:hyperlink w:history="1" r:id="rIdpschpprlnoobd1zqfqpqk">
+            <w:hyperlink w:history="1" r:id="rId0bnn6c4xr2ui2wnc1hv12">
               <w:r>
                 <w:rPr>
                   <w:rFonts w:ascii="Arial" w:cs="Arial" w:eastAsia="Arial" w:hAnsi="Arial"/>
@@ -23479,7 +23497,7 @@
               <w:spacing w:after="10" w:before="0"/>
               <w:ind w:left="120"/>
             </w:pPr>
-            <w:hyperlink w:history="1" r:id="rIdaear92qoy-oxoqiekxjj2">
+            <w:hyperlink w:history="1" r:id="rIdmxalb61l6zngvo9dmlqth">
               <w:r>
                 <w:rPr>
                   <w:rFonts w:ascii="Arial" w:cs="Arial" w:eastAsia="Arial" w:hAnsi="Arial"/>
@@ -23524,7 +23542,7 @@
             <w:pPr>
               <w:spacing w:after="20" w:before="0"/>
             </w:pPr>
-            <w:hyperlink w:history="1" r:id="rIdh9t7tds6hplhyazausgib">
+            <w:hyperlink w:history="1" r:id="rIdew2r0mmm5wo4o3mfkobc3">
               <w:r>
                 <w:rPr>
                   <w:rFonts w:ascii="Arial" w:cs="Arial" w:eastAsia="Arial" w:hAnsi="Arial"/>
@@ -23557,7 +23575,7 @@
               <w:spacing w:after="10" w:before="0"/>
               <w:ind w:left="120"/>
             </w:pPr>
-            <w:hyperlink w:history="1" r:id="rId3emff19eddrd52trcfuxv">
+            <w:hyperlink w:history="1" r:id="rId5_s1f2ijemlcwyhzj9bv7">
               <w:r>
                 <w:rPr>
                   <w:rFonts w:ascii="Arial" w:cs="Arial" w:eastAsia="Arial" w:hAnsi="Arial"/>
@@ -25336,7 +25354,7 @@
             <w:pPr>
               <w:spacing w:after="20" w:before="0"/>
             </w:pPr>
-            <w:hyperlink w:history="1" r:id="rIdkiqw8zddt7ojfdovgfeif">
+            <w:hyperlink w:history="1" r:id="rIdmet3aw8m6wfhfjjh7dbuy">
               <w:r>
                 <w:rPr>
                   <w:rFonts w:ascii="Arial" w:cs="Arial" w:eastAsia="Arial" w:hAnsi="Arial"/>
@@ -25369,7 +25387,7 @@
               <w:spacing w:after="10" w:before="0"/>
               <w:ind w:left="120"/>
             </w:pPr>
-            <w:hyperlink w:history="1" r:id="rId92ejalznzcgwdhytnxtws">
+            <w:hyperlink w:history="1" r:id="rIdery2dwmyzjv086fbw6t_b">
               <w:r>
                 <w:rPr>
                   <w:rFonts w:ascii="Arial" w:cs="Arial" w:eastAsia="Arial" w:hAnsi="Arial"/>
@@ -25414,7 +25432,7 @@
             <w:pPr>
               <w:spacing w:after="20" w:before="0"/>
             </w:pPr>
-            <w:hyperlink w:history="1" r:id="rIdvqn3l2wyzi_cv9sgmtvst">
+            <w:hyperlink w:history="1" r:id="rIdevtynutjk__geyh-_zqre">
               <w:r>
                 <w:rPr>
                   <w:rFonts w:ascii="Arial" w:cs="Arial" w:eastAsia="Arial" w:hAnsi="Arial"/>
@@ -25447,7 +25465,7 @@
               <w:spacing w:after="10" w:before="0"/>
               <w:ind w:left="120"/>
             </w:pPr>
-            <w:hyperlink w:history="1" r:id="rIdxi5h7worialq1ua4zdbme">
+            <w:hyperlink w:history="1" r:id="rIden3e8lb3topibqotmxeoo">
               <w:r>
                 <w:rPr>
                   <w:rFonts w:ascii="Arial" w:cs="Arial" w:eastAsia="Arial" w:hAnsi="Arial"/>
@@ -25655,7 +25673,7 @@
             <w:pPr>
               <w:spacing w:after="20" w:before="0"/>
             </w:pPr>
-            <w:hyperlink w:history="1" r:id="rIdw44for472qkev2khn8yt9">
+            <w:hyperlink w:history="1" r:id="rId9jh30v_1f0ddqolyqf2yu">
               <w:r>
                 <w:rPr>
                   <w:rFonts w:ascii="Arial" w:cs="Arial" w:eastAsia="Arial" w:hAnsi="Arial"/>
@@ -25688,7 +25706,7 @@
               <w:spacing w:after="10" w:before="0"/>
               <w:ind w:left="120"/>
             </w:pPr>
-            <w:hyperlink w:history="1" r:id="rId98nm0f8mgwklhg7cyuoss">
+            <w:hyperlink w:history="1" r:id="rIdhxg-amccffcus3pjtglrd">
               <w:r>
                 <w:rPr>
                   <w:rFonts w:ascii="Arial" w:cs="Arial" w:eastAsia="Arial" w:hAnsi="Arial"/>
@@ -25733,7 +25751,7 @@
             <w:pPr>
               <w:spacing w:after="20" w:before="0"/>
             </w:pPr>
-            <w:hyperlink w:history="1" r:id="rIdr0zhlu8j6wtuw35-e7ztf">
+            <w:hyperlink w:history="1" r:id="rIdwsyydi3a-dxybn2pvoczf">
               <w:r>
                 <w:rPr>
                   <w:rFonts w:ascii="Arial" w:cs="Arial" w:eastAsia="Arial" w:hAnsi="Arial"/>
@@ -25766,7 +25784,7 @@
               <w:spacing w:after="10" w:before="0"/>
               <w:ind w:left="120"/>
             </w:pPr>
-            <w:hyperlink w:history="1" r:id="rIdpublgnjxczdeb83odg5jr">
+            <w:hyperlink w:history="1" r:id="rIdl6h8ep9em_jdihtzjlrxh">
               <w:r>
                 <w:rPr>
                   <w:rFonts w:ascii="Arial" w:cs="Arial" w:eastAsia="Arial" w:hAnsi="Arial"/>
@@ -25974,7 +25992,7 @@
             <w:pPr>
               <w:spacing w:after="20" w:before="0"/>
             </w:pPr>
-            <w:hyperlink w:history="1" r:id="rIdlsekjdny8pclzwdjto4kf">
+            <w:hyperlink w:history="1" r:id="rIdnyovnxtvdalrb4omb9aeo">
               <w:r>
                 <w:rPr>
                   <w:rFonts w:ascii="Arial" w:cs="Arial" w:eastAsia="Arial" w:hAnsi="Arial"/>
@@ -26007,7 +26025,7 @@
               <w:spacing w:after="10" w:before="0"/>
               <w:ind w:left="120"/>
             </w:pPr>
-            <w:hyperlink w:history="1" r:id="rIdkyg7nic4ynqnt1swjrrte">
+            <w:hyperlink w:history="1" r:id="rIdwlbvxnj3ol70milzgvl6_">
               <w:r>
                 <w:rPr>
                   <w:rFonts w:ascii="Arial" w:cs="Arial" w:eastAsia="Arial" w:hAnsi="Arial"/>
@@ -26052,7 +26070,7 @@
             <w:pPr>
               <w:spacing w:after="20" w:before="0"/>
             </w:pPr>
-            <w:hyperlink w:history="1" r:id="rIdldtt4esj2uk9rwzpsakg4">
+            <w:hyperlink w:history="1" r:id="rIdx3xpkf_1cbcg-6hftcsrd">
               <w:r>
                 <w:rPr>
                   <w:rFonts w:ascii="Arial" w:cs="Arial" w:eastAsia="Arial" w:hAnsi="Arial"/>
@@ -26085,7 +26103,7 @@
               <w:spacing w:after="10" w:before="0"/>
               <w:ind w:left="120"/>
             </w:pPr>
-            <w:hyperlink w:history="1" r:id="rIdnz3gwdsiypc0nt_pqsgmi">
+            <w:hyperlink w:history="1" r:id="rIdhluromx2k-lgwjg-hll6w">
               <w:r>
                 <w:rPr>
                   <w:rFonts w:ascii="Arial" w:cs="Arial" w:eastAsia="Arial" w:hAnsi="Arial"/>
@@ -26293,7 +26311,7 @@
             <w:pPr>
               <w:spacing w:after="20" w:before="0"/>
             </w:pPr>
-            <w:hyperlink w:history="1" r:id="rIdi8d05o3jef2ixj30c5lxc">
+            <w:hyperlink w:history="1" r:id="rIdxybnew3fz5psrdpuxdxvf">
               <w:r>
                 <w:rPr>
                   <w:rFonts w:ascii="Arial" w:cs="Arial" w:eastAsia="Arial" w:hAnsi="Arial"/>
@@ -26326,7 +26344,7 @@
               <w:spacing w:after="10" w:before="0"/>
               <w:ind w:left="120"/>
             </w:pPr>
-            <w:hyperlink w:history="1" r:id="rIdhoixv_1dyvgq-eauwcrjx">
+            <w:hyperlink w:history="1" r:id="rIdsxapu2aqhla2lef6pdhwm">
               <w:r>
                 <w:rPr>
                   <w:rFonts w:ascii="Arial" w:cs="Arial" w:eastAsia="Arial" w:hAnsi="Arial"/>
@@ -26371,7 +26389,7 @@
             <w:pPr>
               <w:spacing w:after="20" w:before="0"/>
             </w:pPr>
-            <w:hyperlink w:history="1" r:id="rIdtpj_gttio_vr6fj3id3gi">
+            <w:hyperlink w:history="1" r:id="rIdaxugevmwxk8bfblquktlf">
               <w:r>
                 <w:rPr>
                   <w:rFonts w:ascii="Arial" w:cs="Arial" w:eastAsia="Arial" w:hAnsi="Arial"/>
@@ -26404,7 +26422,7 @@
               <w:spacing w:after="10" w:before="0"/>
               <w:ind w:left="120"/>
             </w:pPr>
-            <w:hyperlink w:history="1" r:id="rIdggy6njcln1ar5ugvchl7m">
+            <w:hyperlink w:history="1" r:id="rIdtges06tsatxypxyztg04h">
               <w:r>
                 <w:rPr>
                   <w:rFonts w:ascii="Arial" w:cs="Arial" w:eastAsia="Arial" w:hAnsi="Arial"/>
@@ -26612,7 +26630,7 @@
             <w:pPr>
               <w:spacing w:after="20" w:before="0"/>
             </w:pPr>
-            <w:hyperlink w:history="1" r:id="rIdu4osiuuk8kbbsiooynxna">
+            <w:hyperlink w:history="1" r:id="rIdwvutdfaxgiq2qmuidkwsk">
               <w:r>
                 <w:rPr>
                   <w:rFonts w:ascii="Arial" w:cs="Arial" w:eastAsia="Arial" w:hAnsi="Arial"/>
@@ -26645,7 +26663,7 @@
               <w:spacing w:after="10" w:before="0"/>
               <w:ind w:left="120"/>
             </w:pPr>
-            <w:hyperlink w:history="1" r:id="rIdmu-rhjmir6dajwipmh4tq">
+            <w:hyperlink w:history="1" r:id="rIdifj6_nxm_tas_sh6w38l7">
               <w:r>
                 <w:rPr>
                   <w:rFonts w:ascii="Arial" w:cs="Arial" w:eastAsia="Arial" w:hAnsi="Arial"/>
@@ -26690,7 +26708,7 @@
             <w:pPr>
               <w:spacing w:after="20" w:before="0"/>
             </w:pPr>
-            <w:hyperlink w:history="1" r:id="rIdcwg-9bl0ljjj1f1scl5i0">
+            <w:hyperlink w:history="1" r:id="rIdzqkc6xasecm7s3yjjazi9">
               <w:r>
                 <w:rPr>
                   <w:rFonts w:ascii="Arial" w:cs="Arial" w:eastAsia="Arial" w:hAnsi="Arial"/>
@@ -26723,7 +26741,7 @@
               <w:spacing w:after="10" w:before="0"/>
               <w:ind w:left="120"/>
             </w:pPr>
-            <w:hyperlink w:history="1" r:id="rIdvtujs5evkowrtt2z0pegm">
+            <w:hyperlink w:history="1" r:id="rIdukmwblaleir0rzz5emzou">
               <w:r>
                 <w:rPr>
                   <w:rFonts w:ascii="Arial" w:cs="Arial" w:eastAsia="Arial" w:hAnsi="Arial"/>

--- a/data/outputs/docx/Grade 10 Biology/Bio 1.2/Biology_Specimen_Collection_and_Preservation_CBE_LessonSequence.docx
+++ b/data/outputs/docx/Grade 10 Biology/Bio 1.2/Biology_Specimen_Collection_and_Preservation_CBE_LessonSequence.docx
@@ -3427,7 +3427,7 @@
             <w:pPr>
               <w:spacing w:after="20" w:before="0"/>
             </w:pPr>
-            <w:hyperlink w:history="1" r:id="rIdgnbyjaqtz8r8qdx-9yxit">
+            <w:hyperlink w:history="1" r:id="rId_5haopatpetw0eggyuxqt">
               <w:r>
                 <w:rPr>
                   <w:rFonts w:ascii="Arial" w:cs="Arial" w:eastAsia="Arial" w:hAnsi="Arial"/>
@@ -3460,7 +3460,7 @@
               <w:spacing w:after="10" w:before="0"/>
               <w:ind w:left="120"/>
             </w:pPr>
-            <w:hyperlink w:history="1" r:id="rIdbmevbvcm4f_2bn-ugat7n">
+            <w:hyperlink w:history="1" r:id="rIdaly91qreyursg1qysjgei">
               <w:r>
                 <w:rPr>
                   <w:rFonts w:ascii="Arial" w:cs="Arial" w:eastAsia="Arial" w:hAnsi="Arial"/>
@@ -3505,7 +3505,7 @@
             <w:pPr>
               <w:spacing w:after="20" w:before="0"/>
             </w:pPr>
-            <w:hyperlink w:history="1" r:id="rIdh3cw9aho3p8gik-pdltbx">
+            <w:hyperlink w:history="1" r:id="rIdfto4-km1_ztxmf6ir8n7j">
               <w:r>
                 <w:rPr>
                   <w:rFonts w:ascii="Arial" w:cs="Arial" w:eastAsia="Arial" w:hAnsi="Arial"/>
@@ -3538,7 +3538,7 @@
               <w:spacing w:after="10" w:before="0"/>
               <w:ind w:left="120"/>
             </w:pPr>
-            <w:hyperlink w:history="1" r:id="rIdew-9p5qtfgqdlte-e06oq">
+            <w:hyperlink w:history="1" r:id="rIde2g0mckypnj6ycijtuarz">
               <w:r>
                 <w:rPr>
                   <w:rFonts w:ascii="Arial" w:cs="Arial" w:eastAsia="Arial" w:hAnsi="Arial"/>
@@ -3746,7 +3746,7 @@
             <w:pPr>
               <w:spacing w:after="20" w:before="0"/>
             </w:pPr>
-            <w:hyperlink w:history="1" r:id="rId-u-qafhv8sxoe-7zf8ynq">
+            <w:hyperlink w:history="1" r:id="rIdvc80oph2fbfx5cyfkh5jl">
               <w:r>
                 <w:rPr>
                   <w:rFonts w:ascii="Arial" w:cs="Arial" w:eastAsia="Arial" w:hAnsi="Arial"/>
@@ -3779,7 +3779,7 @@
               <w:spacing w:after="10" w:before="0"/>
               <w:ind w:left="120"/>
             </w:pPr>
-            <w:hyperlink w:history="1" r:id="rIddocujpl6tr-xm_bpemzip">
+            <w:hyperlink w:history="1" r:id="rIdvv8f4sohfw06wmotvyc7o">
               <w:r>
                 <w:rPr>
                   <w:rFonts w:ascii="Arial" w:cs="Arial" w:eastAsia="Arial" w:hAnsi="Arial"/>
@@ -3824,7 +3824,7 @@
             <w:pPr>
               <w:spacing w:after="20" w:before="0"/>
             </w:pPr>
-            <w:hyperlink w:history="1" r:id="rIdsvckad-graqnjqvln_h8m">
+            <w:hyperlink w:history="1" r:id="rId_vs7oezuusj4zt7nxe_vn">
               <w:r>
                 <w:rPr>
                   <w:rFonts w:ascii="Arial" w:cs="Arial" w:eastAsia="Arial" w:hAnsi="Arial"/>
@@ -3857,7 +3857,7 @@
               <w:spacing w:after="10" w:before="0"/>
               <w:ind w:left="120"/>
             </w:pPr>
-            <w:hyperlink w:history="1" r:id="rIdvmpikmv8rxxqrkzrkcc2_">
+            <w:hyperlink w:history="1" r:id="rId4xrummcqvcvg4hfrmur-u">
               <w:r>
                 <w:rPr>
                   <w:rFonts w:ascii="Arial" w:cs="Arial" w:eastAsia="Arial" w:hAnsi="Arial"/>
@@ -4065,7 +4065,7 @@
             <w:pPr>
               <w:spacing w:after="20" w:before="0"/>
             </w:pPr>
-            <w:hyperlink w:history="1" r:id="rIdrsgbcobx5l-9fedqiejot">
+            <w:hyperlink w:history="1" r:id="rIda3dcloyb6m2ao6vaudmnh">
               <w:r>
                 <w:rPr>
                   <w:rFonts w:ascii="Arial" w:cs="Arial" w:eastAsia="Arial" w:hAnsi="Arial"/>
@@ -4098,7 +4098,7 @@
               <w:spacing w:after="10" w:before="0"/>
               <w:ind w:left="120"/>
             </w:pPr>
-            <w:hyperlink w:history="1" r:id="rIdqkbqmjrt6plv024edlsy0">
+            <w:hyperlink w:history="1" r:id="rIduznfu4bw4ovzaiejnobri">
               <w:r>
                 <w:rPr>
                   <w:rFonts w:ascii="Arial" w:cs="Arial" w:eastAsia="Arial" w:hAnsi="Arial"/>
@@ -4143,7 +4143,7 @@
             <w:pPr>
               <w:spacing w:after="20" w:before="0"/>
             </w:pPr>
-            <w:hyperlink w:history="1" r:id="rIdyhzcpoj8p4maakscusppr">
+            <w:hyperlink w:history="1" r:id="rIdnz3w8cjkzzpbgyjhi41e1">
               <w:r>
                 <w:rPr>
                   <w:rFonts w:ascii="Arial" w:cs="Arial" w:eastAsia="Arial" w:hAnsi="Arial"/>
@@ -4176,7 +4176,7 @@
               <w:spacing w:after="10" w:before="0"/>
               <w:ind w:left="120"/>
             </w:pPr>
-            <w:hyperlink w:history="1" r:id="rIdowptcluq9j1tfmjbhhuz1">
+            <w:hyperlink w:history="1" r:id="rIdgazzajrc_vlfy5tlnnh8y">
               <w:r>
                 <w:rPr>
                   <w:rFonts w:ascii="Arial" w:cs="Arial" w:eastAsia="Arial" w:hAnsi="Arial"/>
@@ -4384,7 +4384,7 @@
             <w:pPr>
               <w:spacing w:after="20" w:before="0"/>
             </w:pPr>
-            <w:hyperlink w:history="1" r:id="rIdstl9sumsripad5qxagtrz">
+            <w:hyperlink w:history="1" r:id="rId0pzxae3yobz_f7jypofdj">
               <w:r>
                 <w:rPr>
                   <w:rFonts w:ascii="Arial" w:cs="Arial" w:eastAsia="Arial" w:hAnsi="Arial"/>
@@ -4417,7 +4417,7 @@
               <w:spacing w:after="10" w:before="0"/>
               <w:ind w:left="120"/>
             </w:pPr>
-            <w:hyperlink w:history="1" r:id="rIdzqcf1wrtahyglqh8etuwo">
+            <w:hyperlink w:history="1" r:id="rIdf4ou9nb_ggay6edkil0ca">
               <w:r>
                 <w:rPr>
                   <w:rFonts w:ascii="Arial" w:cs="Arial" w:eastAsia="Arial" w:hAnsi="Arial"/>
@@ -4462,7 +4462,7 @@
             <w:pPr>
               <w:spacing w:after="20" w:before="0"/>
             </w:pPr>
-            <w:hyperlink w:history="1" r:id="rId3q74iwbxecjuvbdbix7ji">
+            <w:hyperlink w:history="1" r:id="rIdg31xxzgjvrt8-7iahu8gh">
               <w:r>
                 <w:rPr>
                   <w:rFonts w:ascii="Arial" w:cs="Arial" w:eastAsia="Arial" w:hAnsi="Arial"/>
@@ -4495,7 +4495,7 @@
               <w:spacing w:after="10" w:before="0"/>
               <w:ind w:left="120"/>
             </w:pPr>
-            <w:hyperlink w:history="1" r:id="rIdthhgduq0tm15vqv1ng6zi">
+            <w:hyperlink w:history="1" r:id="rIdwmv4a238pyziisac86xrj">
               <w:r>
                 <w:rPr>
                   <w:rFonts w:ascii="Arial" w:cs="Arial" w:eastAsia="Arial" w:hAnsi="Arial"/>
@@ -4703,7 +4703,7 @@
             <w:pPr>
               <w:spacing w:after="20" w:before="0"/>
             </w:pPr>
-            <w:hyperlink w:history="1" r:id="rIdogcypzjep8goarp27nc3n">
+            <w:hyperlink w:history="1" r:id="rIdv9bzpmqnkoryc_vi9sgfq">
               <w:r>
                 <w:rPr>
                   <w:rFonts w:ascii="Arial" w:cs="Arial" w:eastAsia="Arial" w:hAnsi="Arial"/>
@@ -4736,7 +4736,7 @@
               <w:spacing w:after="10" w:before="0"/>
               <w:ind w:left="120"/>
             </w:pPr>
-            <w:hyperlink w:history="1" r:id="rIdo23zf11_buivda8lsx8vc">
+            <w:hyperlink w:history="1" r:id="rIdm_iwnlmckfyi2-xnbul78">
               <w:r>
                 <w:rPr>
                   <w:rFonts w:ascii="Arial" w:cs="Arial" w:eastAsia="Arial" w:hAnsi="Arial"/>
@@ -4781,7 +4781,7 @@
             <w:pPr>
               <w:spacing w:after="20" w:before="0"/>
             </w:pPr>
-            <w:hyperlink w:history="1" r:id="rIdgbrngrtvld08u-_gzgien">
+            <w:hyperlink w:history="1" r:id="rIdzzfcprrg7zuttziu4z8px">
               <w:r>
                 <w:rPr>
                   <w:rFonts w:ascii="Arial" w:cs="Arial" w:eastAsia="Arial" w:hAnsi="Arial"/>
@@ -4814,7 +4814,7 @@
               <w:spacing w:after="10" w:before="0"/>
               <w:ind w:left="120"/>
             </w:pPr>
-            <w:hyperlink w:history="1" r:id="rIdpcp3sjbmrdfj3pujzpcdi">
+            <w:hyperlink w:history="1" r:id="rIdxgdeg4mxwofxbuyv3cqcn">
               <w:r>
                 <w:rPr>
                   <w:rFonts w:ascii="Arial" w:cs="Arial" w:eastAsia="Arial" w:hAnsi="Arial"/>
@@ -6593,7 +6593,7 @@
             <w:pPr>
               <w:spacing w:after="20" w:before="0"/>
             </w:pPr>
-            <w:hyperlink w:history="1" r:id="rIds0jfis_ts_i1vtnmjsgea">
+            <w:hyperlink w:history="1" r:id="rIdmxbt6cuw57k8_gcgnzfay">
               <w:r>
                 <w:rPr>
                   <w:rFonts w:ascii="Arial" w:cs="Arial" w:eastAsia="Arial" w:hAnsi="Arial"/>
@@ -6626,7 +6626,7 @@
               <w:spacing w:after="10" w:before="0"/>
               <w:ind w:left="120"/>
             </w:pPr>
-            <w:hyperlink w:history="1" r:id="rIdtdt6mh6mgs8aabzx0fjo6">
+            <w:hyperlink w:history="1" r:id="rIdjc3hkg3ca7sxkt07nyibi">
               <w:r>
                 <w:rPr>
                   <w:rFonts w:ascii="Arial" w:cs="Arial" w:eastAsia="Arial" w:hAnsi="Arial"/>
@@ -6671,7 +6671,7 @@
             <w:pPr>
               <w:spacing w:after="20" w:before="0"/>
             </w:pPr>
-            <w:hyperlink w:history="1" r:id="rIdm0ldxxnvuzdjauekzdim1">
+            <w:hyperlink w:history="1" r:id="rId-1kqu3e8hbzk6ds8tdphe">
               <w:r>
                 <w:rPr>
                   <w:rFonts w:ascii="Arial" w:cs="Arial" w:eastAsia="Arial" w:hAnsi="Arial"/>
@@ -6704,7 +6704,7 @@
               <w:spacing w:after="10" w:before="0"/>
               <w:ind w:left="120"/>
             </w:pPr>
-            <w:hyperlink w:history="1" r:id="rIdbguprdvrpqtdtxstwkeyj">
+            <w:hyperlink w:history="1" r:id="rIdw7zhev6srxeg65moakmei">
               <w:r>
                 <w:rPr>
                   <w:rFonts w:ascii="Arial" w:cs="Arial" w:eastAsia="Arial" w:hAnsi="Arial"/>
@@ -6912,7 +6912,7 @@
             <w:pPr>
               <w:spacing w:after="20" w:before="0"/>
             </w:pPr>
-            <w:hyperlink w:history="1" r:id="rId5lcm7r7ucoviz84jcjvg7">
+            <w:hyperlink w:history="1" r:id="rIdbsk2dmjhoqrogqr6yklhc">
               <w:r>
                 <w:rPr>
                   <w:rFonts w:ascii="Arial" w:cs="Arial" w:eastAsia="Arial" w:hAnsi="Arial"/>
@@ -6945,7 +6945,7 @@
               <w:spacing w:after="10" w:before="0"/>
               <w:ind w:left="120"/>
             </w:pPr>
-            <w:hyperlink w:history="1" r:id="rIdy-a-u-gaao8smukcmbay2">
+            <w:hyperlink w:history="1" r:id="rIdy6rclsx4a8blk4g4cp72x">
               <w:r>
                 <w:rPr>
                   <w:rFonts w:ascii="Arial" w:cs="Arial" w:eastAsia="Arial" w:hAnsi="Arial"/>
@@ -6990,7 +6990,7 @@
             <w:pPr>
               <w:spacing w:after="20" w:before="0"/>
             </w:pPr>
-            <w:hyperlink w:history="1" r:id="rIdi7y_hugks8nnww6yjwr3p">
+            <w:hyperlink w:history="1" r:id="rIdqrspj88qkui24x3qcv1ue">
               <w:r>
                 <w:rPr>
                   <w:rFonts w:ascii="Arial" w:cs="Arial" w:eastAsia="Arial" w:hAnsi="Arial"/>
@@ -7023,7 +7023,7 @@
               <w:spacing w:after="10" w:before="0"/>
               <w:ind w:left="120"/>
             </w:pPr>
-            <w:hyperlink w:history="1" r:id="rIdcqnz85ca6oo7-g3xfnouo">
+            <w:hyperlink w:history="1" r:id="rIdf3bhmhou_oke4hjkwlkad">
               <w:r>
                 <w:rPr>
                   <w:rFonts w:ascii="Arial" w:cs="Arial" w:eastAsia="Arial" w:hAnsi="Arial"/>
@@ -7231,7 +7231,7 @@
             <w:pPr>
               <w:spacing w:after="20" w:before="0"/>
             </w:pPr>
-            <w:hyperlink w:history="1" r:id="rIdtanhnx7hmipegulfqnelz">
+            <w:hyperlink w:history="1" r:id="rId0196-7ydcnly1ay5zokrd">
               <w:r>
                 <w:rPr>
                   <w:rFonts w:ascii="Arial" w:cs="Arial" w:eastAsia="Arial" w:hAnsi="Arial"/>
@@ -7264,7 +7264,7 @@
               <w:spacing w:after="10" w:before="0"/>
               <w:ind w:left="120"/>
             </w:pPr>
-            <w:hyperlink w:history="1" r:id="rIdnxqu5wrxwzedzx1pmsejp">
+            <w:hyperlink w:history="1" r:id="rIduigme8af-fq2wr20e6z1h">
               <w:r>
                 <w:rPr>
                   <w:rFonts w:ascii="Arial" w:cs="Arial" w:eastAsia="Arial" w:hAnsi="Arial"/>
@@ -7309,7 +7309,7 @@
             <w:pPr>
               <w:spacing w:after="20" w:before="0"/>
             </w:pPr>
-            <w:hyperlink w:history="1" r:id="rId7e014rr0svjsx_6jmtuwl">
+            <w:hyperlink w:history="1" r:id="rIdxw9b7lgat2bo1udlemauh">
               <w:r>
                 <w:rPr>
                   <w:rFonts w:ascii="Arial" w:cs="Arial" w:eastAsia="Arial" w:hAnsi="Arial"/>
@@ -7342,7 +7342,7 @@
               <w:spacing w:after="10" w:before="0"/>
               <w:ind w:left="120"/>
             </w:pPr>
-            <w:hyperlink w:history="1" r:id="rId-auhq6si0vgjtxvbfgsba">
+            <w:hyperlink w:history="1" r:id="rIdm_bmnikpibcmvkaarzbhb">
               <w:r>
                 <w:rPr>
                   <w:rFonts w:ascii="Arial" w:cs="Arial" w:eastAsia="Arial" w:hAnsi="Arial"/>
@@ -7550,7 +7550,7 @@
             <w:pPr>
               <w:spacing w:after="20" w:before="0"/>
             </w:pPr>
-            <w:hyperlink w:history="1" r:id="rIdc-tfpwfnlvh6wmp24qjfs">
+            <w:hyperlink w:history="1" r:id="rIdndinzf6hftwfsp7juzlpu">
               <w:r>
                 <w:rPr>
                   <w:rFonts w:ascii="Arial" w:cs="Arial" w:eastAsia="Arial" w:hAnsi="Arial"/>
@@ -7583,7 +7583,7 @@
               <w:spacing w:after="10" w:before="0"/>
               <w:ind w:left="120"/>
             </w:pPr>
-            <w:hyperlink w:history="1" r:id="rIdmkh7wfiessjrpm8_uurkn">
+            <w:hyperlink w:history="1" r:id="rIdqybumrkpavdg3d8wk8kdq">
               <w:r>
                 <w:rPr>
                   <w:rFonts w:ascii="Arial" w:cs="Arial" w:eastAsia="Arial" w:hAnsi="Arial"/>
@@ -7628,7 +7628,7 @@
             <w:pPr>
               <w:spacing w:after="20" w:before="0"/>
             </w:pPr>
-            <w:hyperlink w:history="1" r:id="rIdhiciavpf6ovc0h6gjwx9j">
+            <w:hyperlink w:history="1" r:id="rIdrh5g1x09lhakfc8kmns4i">
               <w:r>
                 <w:rPr>
                   <w:rFonts w:ascii="Arial" w:cs="Arial" w:eastAsia="Arial" w:hAnsi="Arial"/>
@@ -7661,7 +7661,7 @@
               <w:spacing w:after="10" w:before="0"/>
               <w:ind w:left="120"/>
             </w:pPr>
-            <w:hyperlink w:history="1" r:id="rIdzrv4nevx_d_l4p2q4rzje">
+            <w:hyperlink w:history="1" r:id="rIdzarnpumyffpmom6fc5uyh">
               <w:r>
                 <w:rPr>
                   <w:rFonts w:ascii="Arial" w:cs="Arial" w:eastAsia="Arial" w:hAnsi="Arial"/>
@@ -7869,7 +7869,7 @@
             <w:pPr>
               <w:spacing w:after="20" w:before="0"/>
             </w:pPr>
-            <w:hyperlink w:history="1" r:id="rId6hy6fhxae-rvmvdrh6yku">
+            <w:hyperlink w:history="1" r:id="rIdv6fx8rom5bgqfwskiprd2">
               <w:r>
                 <w:rPr>
                   <w:rFonts w:ascii="Arial" w:cs="Arial" w:eastAsia="Arial" w:hAnsi="Arial"/>
@@ -7902,7 +7902,7 @@
               <w:spacing w:after="10" w:before="0"/>
               <w:ind w:left="120"/>
             </w:pPr>
-            <w:hyperlink w:history="1" r:id="rIdqtg63m4levquniu2a342m">
+            <w:hyperlink w:history="1" r:id="rIdpafpo8o0s8k1t_dmtukky">
               <w:r>
                 <w:rPr>
                   <w:rFonts w:ascii="Arial" w:cs="Arial" w:eastAsia="Arial" w:hAnsi="Arial"/>
@@ -7947,7 +7947,7 @@
             <w:pPr>
               <w:spacing w:after="20" w:before="0"/>
             </w:pPr>
-            <w:hyperlink w:history="1" r:id="rIducieljde9e5vgt8ce8-py">
+            <w:hyperlink w:history="1" r:id="rIdfgfzl82f086ix284vuaxs">
               <w:r>
                 <w:rPr>
                   <w:rFonts w:ascii="Arial" w:cs="Arial" w:eastAsia="Arial" w:hAnsi="Arial"/>
@@ -7980,7 +7980,7 @@
               <w:spacing w:after="10" w:before="0"/>
               <w:ind w:left="120"/>
             </w:pPr>
-            <w:hyperlink w:history="1" r:id="rIdqtmipeifjt-tmepgcjtxi">
+            <w:hyperlink w:history="1" r:id="rId1e_xdvgq4ookr1uymthrx">
               <w:r>
                 <w:rPr>
                   <w:rFonts w:ascii="Arial" w:cs="Arial" w:eastAsia="Arial" w:hAnsi="Arial"/>
@@ -9600,7 +9600,7 @@
             <w:pPr>
               <w:spacing w:after="20" w:before="0"/>
             </w:pPr>
-            <w:hyperlink w:history="1" r:id="rIdukohlobwbd6an6x358x4n">
+            <w:hyperlink w:history="1" r:id="rIdxaaftm0non03kkfheotr0">
               <w:r>
                 <w:rPr>
                   <w:rFonts w:ascii="Arial" w:cs="Arial" w:eastAsia="Arial" w:hAnsi="Arial"/>
@@ -9633,7 +9633,7 @@
               <w:spacing w:after="10" w:before="0"/>
               <w:ind w:left="120"/>
             </w:pPr>
-            <w:hyperlink w:history="1" r:id="rIdnhnbozcgm5fon6knmqn_h">
+            <w:hyperlink w:history="1" r:id="rIdef3br1193jdnh8rlptnjb">
               <w:r>
                 <w:rPr>
                   <w:rFonts w:ascii="Arial" w:cs="Arial" w:eastAsia="Arial" w:hAnsi="Arial"/>
@@ -9678,7 +9678,7 @@
             <w:pPr>
               <w:spacing w:after="20" w:before="0"/>
             </w:pPr>
-            <w:hyperlink w:history="1" r:id="rId6mlqeki_99x_3hh41rrcv">
+            <w:hyperlink w:history="1" r:id="rIdewkkjhc5iyrvqgxg7lbqn">
               <w:r>
                 <w:rPr>
                   <w:rFonts w:ascii="Arial" w:cs="Arial" w:eastAsia="Arial" w:hAnsi="Arial"/>
@@ -9711,7 +9711,7 @@
               <w:spacing w:after="10" w:before="0"/>
               <w:ind w:left="120"/>
             </w:pPr>
-            <w:hyperlink w:history="1" r:id="rId3tcq2kcejirm0zs_upy87">
+            <w:hyperlink w:history="1" r:id="rId8agoy04wxutkxcpscpv_e">
               <w:r>
                 <w:rPr>
                   <w:rFonts w:ascii="Arial" w:cs="Arial" w:eastAsia="Arial" w:hAnsi="Arial"/>
@@ -9919,7 +9919,7 @@
             <w:pPr>
               <w:spacing w:after="20" w:before="0"/>
             </w:pPr>
-            <w:hyperlink w:history="1" r:id="rIdhswgbmnr1ui01rnky8slc">
+            <w:hyperlink w:history="1" r:id="rId8hqpmbol5yanoz5ginone">
               <w:r>
                 <w:rPr>
                   <w:rFonts w:ascii="Arial" w:cs="Arial" w:eastAsia="Arial" w:hAnsi="Arial"/>
@@ -9952,7 +9952,7 @@
               <w:spacing w:after="10" w:before="0"/>
               <w:ind w:left="120"/>
             </w:pPr>
-            <w:hyperlink w:history="1" r:id="rIdu1vghdjlej3pqass5dvkz">
+            <w:hyperlink w:history="1" r:id="rIdpeu0zbd_aga0byhenb_ua">
               <w:r>
                 <w:rPr>
                   <w:rFonts w:ascii="Arial" w:cs="Arial" w:eastAsia="Arial" w:hAnsi="Arial"/>
@@ -9997,7 +9997,7 @@
             <w:pPr>
               <w:spacing w:after="20" w:before="0"/>
             </w:pPr>
-            <w:hyperlink w:history="1" r:id="rIdef0f7tcgazsjtiesj0kuh">
+            <w:hyperlink w:history="1" r:id="rIdmdmva5j5c6enpavtddjhk">
               <w:r>
                 <w:rPr>
                   <w:rFonts w:ascii="Arial" w:cs="Arial" w:eastAsia="Arial" w:hAnsi="Arial"/>
@@ -10030,7 +10030,7 @@
               <w:spacing w:after="10" w:before="0"/>
               <w:ind w:left="120"/>
             </w:pPr>
-            <w:hyperlink w:history="1" r:id="rIdweec4acsvhx0slwxhqaxt">
+            <w:hyperlink w:history="1" r:id="rIdte1hy4ehjh0yg9rq8m40d">
               <w:r>
                 <w:rPr>
                   <w:rFonts w:ascii="Arial" w:cs="Arial" w:eastAsia="Arial" w:hAnsi="Arial"/>
@@ -10238,7 +10238,7 @@
             <w:pPr>
               <w:spacing w:after="20" w:before="0"/>
             </w:pPr>
-            <w:hyperlink w:history="1" r:id="rIdd5xdm2tmje-c4sfsuowjp">
+            <w:hyperlink w:history="1" r:id="rIdyebefp1yzli2tg1jvysvw">
               <w:r>
                 <w:rPr>
                   <w:rFonts w:ascii="Arial" w:cs="Arial" w:eastAsia="Arial" w:hAnsi="Arial"/>
@@ -10271,7 +10271,7 @@
               <w:spacing w:after="10" w:before="0"/>
               <w:ind w:left="120"/>
             </w:pPr>
-            <w:hyperlink w:history="1" r:id="rIdtculceu-kyfjw4vslnr9x">
+            <w:hyperlink w:history="1" r:id="rIdwkszv7miq58n6fbmdrszg">
               <w:r>
                 <w:rPr>
                   <w:rFonts w:ascii="Arial" w:cs="Arial" w:eastAsia="Arial" w:hAnsi="Arial"/>
@@ -10316,7 +10316,7 @@
             <w:pPr>
               <w:spacing w:after="20" w:before="0"/>
             </w:pPr>
-            <w:hyperlink w:history="1" r:id="rIdirb6drihjggnpsmrp2trv">
+            <w:hyperlink w:history="1" r:id="rId0-haa8lbbre_lldd5w3ok">
               <w:r>
                 <w:rPr>
                   <w:rFonts w:ascii="Arial" w:cs="Arial" w:eastAsia="Arial" w:hAnsi="Arial"/>
@@ -10349,7 +10349,7 @@
               <w:spacing w:after="10" w:before="0"/>
               <w:ind w:left="120"/>
             </w:pPr>
-            <w:hyperlink w:history="1" r:id="rIdlgryd-r_6uf4earor7rey">
+            <w:hyperlink w:history="1" r:id="rIdikntqozfs5lcuehu5rdp7">
               <w:r>
                 <w:rPr>
                   <w:rFonts w:ascii="Arial" w:cs="Arial" w:eastAsia="Arial" w:hAnsi="Arial"/>
@@ -10557,7 +10557,7 @@
             <w:pPr>
               <w:spacing w:after="20" w:before="0"/>
             </w:pPr>
-            <w:hyperlink w:history="1" r:id="rIdssls0v9h0b_lgdcbllvkq">
+            <w:hyperlink w:history="1" r:id="rIdmiickrowxcf_-8nsalsok">
               <w:r>
                 <w:rPr>
                   <w:rFonts w:ascii="Arial" w:cs="Arial" w:eastAsia="Arial" w:hAnsi="Arial"/>
@@ -10590,7 +10590,7 @@
               <w:spacing w:after="10" w:before="0"/>
               <w:ind w:left="120"/>
             </w:pPr>
-            <w:hyperlink w:history="1" r:id="rIdz5yf5phgb7dcync9legc7">
+            <w:hyperlink w:history="1" r:id="rIdt8mov05zihlxofhj8udsg">
               <w:r>
                 <w:rPr>
                   <w:rFonts w:ascii="Arial" w:cs="Arial" w:eastAsia="Arial" w:hAnsi="Arial"/>
@@ -10635,7 +10635,7 @@
             <w:pPr>
               <w:spacing w:after="20" w:before="0"/>
             </w:pPr>
-            <w:hyperlink w:history="1" r:id="rIdyljz8qbuvwa0kw-g5n15d">
+            <w:hyperlink w:history="1" r:id="rIdxwpgsju_4cfzxl4xs5euq">
               <w:r>
                 <w:rPr>
                   <w:rFonts w:ascii="Arial" w:cs="Arial" w:eastAsia="Arial" w:hAnsi="Arial"/>
@@ -10668,7 +10668,7 @@
               <w:spacing w:after="10" w:before="0"/>
               <w:ind w:left="120"/>
             </w:pPr>
-            <w:hyperlink w:history="1" r:id="rIdntp9vga3-fggny3s7kw0c">
+            <w:hyperlink w:history="1" r:id="rIdzvvq4yrn8q_chv0pfzxx8">
               <w:r>
                 <w:rPr>
                   <w:rFonts w:ascii="Arial" w:cs="Arial" w:eastAsia="Arial" w:hAnsi="Arial"/>
@@ -10876,7 +10876,7 @@
             <w:pPr>
               <w:spacing w:after="20" w:before="0"/>
             </w:pPr>
-            <w:hyperlink w:history="1" r:id="rIdx02btbfojethxlhn8szhd">
+            <w:hyperlink w:history="1" r:id="rIdsuuujcsnnsl-z43-7sgbh">
               <w:r>
                 <w:rPr>
                   <w:rFonts w:ascii="Arial" w:cs="Arial" w:eastAsia="Arial" w:hAnsi="Arial"/>
@@ -10909,7 +10909,7 @@
               <w:spacing w:after="10" w:before="0"/>
               <w:ind w:left="120"/>
             </w:pPr>
-            <w:hyperlink w:history="1" r:id="rIdektstdfwhsnq9ttydl8jh">
+            <w:hyperlink w:history="1" r:id="rIdl4mgl67genijtezmqz-xw">
               <w:r>
                 <w:rPr>
                   <w:rFonts w:ascii="Arial" w:cs="Arial" w:eastAsia="Arial" w:hAnsi="Arial"/>
@@ -10954,7 +10954,7 @@
             <w:pPr>
               <w:spacing w:after="20" w:before="0"/>
             </w:pPr>
-            <w:hyperlink w:history="1" r:id="rIduf-a66zrtgrbccxphaw_s">
+            <w:hyperlink w:history="1" r:id="rIdsxyseauz22lgcaxpesvll">
               <w:r>
                 <w:rPr>
                   <w:rFonts w:ascii="Arial" w:cs="Arial" w:eastAsia="Arial" w:hAnsi="Arial"/>
@@ -10987,7 +10987,7 @@
               <w:spacing w:after="10" w:before="0"/>
               <w:ind w:left="120"/>
             </w:pPr>
-            <w:hyperlink w:history="1" r:id="rId645wlqv4o4xbntltki6bn">
+            <w:hyperlink w:history="1" r:id="rIden3cgkwt48uzie21vn_le">
               <w:r>
                 <w:rPr>
                   <w:rFonts w:ascii="Arial" w:cs="Arial" w:eastAsia="Arial" w:hAnsi="Arial"/>
@@ -12690,7 +12690,7 @@
             <w:pPr>
               <w:spacing w:after="20" w:before="0"/>
             </w:pPr>
-            <w:hyperlink w:history="1" r:id="rIdmi8w7ahuo5su8c-z6hkbq">
+            <w:hyperlink w:history="1" r:id="rIdufr6m3pwhqtzdnnrpyuff">
               <w:r>
                 <w:rPr>
                   <w:rFonts w:ascii="Arial" w:cs="Arial" w:eastAsia="Arial" w:hAnsi="Arial"/>
@@ -12723,7 +12723,7 @@
               <w:spacing w:after="10" w:before="0"/>
               <w:ind w:left="120"/>
             </w:pPr>
-            <w:hyperlink w:history="1" r:id="rIdlkdj2jdmvzixhndr2q_3w">
+            <w:hyperlink w:history="1" r:id="rId6tlbxorjvmicvt8dsvano">
               <w:r>
                 <w:rPr>
                   <w:rFonts w:ascii="Arial" w:cs="Arial" w:eastAsia="Arial" w:hAnsi="Arial"/>
@@ -12768,7 +12768,7 @@
             <w:pPr>
               <w:spacing w:after="20" w:before="0"/>
             </w:pPr>
-            <w:hyperlink w:history="1" r:id="rIdhildqd0_li-2doefuplqx">
+            <w:hyperlink w:history="1" r:id="rId5pfrrjf5vpmdg-rcagcu0">
               <w:r>
                 <w:rPr>
                   <w:rFonts w:ascii="Arial" w:cs="Arial" w:eastAsia="Arial" w:hAnsi="Arial"/>
@@ -12801,7 +12801,7 @@
               <w:spacing w:after="10" w:before="0"/>
               <w:ind w:left="120"/>
             </w:pPr>
-            <w:hyperlink w:history="1" r:id="rIdnzsovw4py_8dlvkwg3ifw">
+            <w:hyperlink w:history="1" r:id="rId9f51pwlylave3xcgz-5fw">
               <w:r>
                 <w:rPr>
                   <w:rFonts w:ascii="Arial" w:cs="Arial" w:eastAsia="Arial" w:hAnsi="Arial"/>
@@ -13009,7 +13009,7 @@
             <w:pPr>
               <w:spacing w:after="20" w:before="0"/>
             </w:pPr>
-            <w:hyperlink w:history="1" r:id="rIditkkkyzdux3knpsd7fhbm">
+            <w:hyperlink w:history="1" r:id="rIdnh1sp-g8ziss-txqgcrkd">
               <w:r>
                 <w:rPr>
                   <w:rFonts w:ascii="Arial" w:cs="Arial" w:eastAsia="Arial" w:hAnsi="Arial"/>
@@ -13042,7 +13042,7 @@
               <w:spacing w:after="10" w:before="0"/>
               <w:ind w:left="120"/>
             </w:pPr>
-            <w:hyperlink w:history="1" r:id="rIdlfbxybyjtit4nilf_tyd4">
+            <w:hyperlink w:history="1" r:id="rIdldikgkppnxokrzsqt-lfo">
               <w:r>
                 <w:rPr>
                   <w:rFonts w:ascii="Arial" w:cs="Arial" w:eastAsia="Arial" w:hAnsi="Arial"/>
@@ -13087,7 +13087,7 @@
             <w:pPr>
               <w:spacing w:after="20" w:before="0"/>
             </w:pPr>
-            <w:hyperlink w:history="1" r:id="rId0-ll_cpzl8dblrkkekwz0">
+            <w:hyperlink w:history="1" r:id="rIdcxppz7rtrbehbgbifrrhw">
               <w:r>
                 <w:rPr>
                   <w:rFonts w:ascii="Arial" w:cs="Arial" w:eastAsia="Arial" w:hAnsi="Arial"/>
@@ -13120,7 +13120,7 @@
               <w:spacing w:after="10" w:before="0"/>
               <w:ind w:left="120"/>
             </w:pPr>
-            <w:hyperlink w:history="1" r:id="rIdy_zs1qkqioftvejiijfsd">
+            <w:hyperlink w:history="1" r:id="rIdirztw01iykviwcwkr1p4w">
               <w:r>
                 <w:rPr>
                   <w:rFonts w:ascii="Arial" w:cs="Arial" w:eastAsia="Arial" w:hAnsi="Arial"/>
@@ -13328,7 +13328,7 @@
             <w:pPr>
               <w:spacing w:after="20" w:before="0"/>
             </w:pPr>
-            <w:hyperlink w:history="1" r:id="rId3nciahswpiotublandouw">
+            <w:hyperlink w:history="1" r:id="rIdl_famep_wd4n31rjhzjdq">
               <w:r>
                 <w:rPr>
                   <w:rFonts w:ascii="Arial" w:cs="Arial" w:eastAsia="Arial" w:hAnsi="Arial"/>
@@ -13361,7 +13361,7 @@
               <w:spacing w:after="10" w:before="0"/>
               <w:ind w:left="120"/>
             </w:pPr>
-            <w:hyperlink w:history="1" r:id="rIdrp_ygfqecyk3ekp-jhxqa">
+            <w:hyperlink w:history="1" r:id="rIdhb5isnpbkcs3eaenpuxt2">
               <w:r>
                 <w:rPr>
                   <w:rFonts w:ascii="Arial" w:cs="Arial" w:eastAsia="Arial" w:hAnsi="Arial"/>
@@ -13406,7 +13406,7 @@
             <w:pPr>
               <w:spacing w:after="20" w:before="0"/>
             </w:pPr>
-            <w:hyperlink w:history="1" r:id="rIdxpknzxhlflaq0s_wpmhh7">
+            <w:hyperlink w:history="1" r:id="rIdaungsdzeuk4pflqs3nnhj">
               <w:r>
                 <w:rPr>
                   <w:rFonts w:ascii="Arial" w:cs="Arial" w:eastAsia="Arial" w:hAnsi="Arial"/>
@@ -13439,7 +13439,7 @@
               <w:spacing w:after="10" w:before="0"/>
               <w:ind w:left="120"/>
             </w:pPr>
-            <w:hyperlink w:history="1" r:id="rIdhfktxy7sfb1a9oiynw76i">
+            <w:hyperlink w:history="1" r:id="rIdcnlgmwlsecpvezrjixxgd">
               <w:r>
                 <w:rPr>
                   <w:rFonts w:ascii="Arial" w:cs="Arial" w:eastAsia="Arial" w:hAnsi="Arial"/>
@@ -13647,7 +13647,7 @@
             <w:pPr>
               <w:spacing w:after="20" w:before="0"/>
             </w:pPr>
-            <w:hyperlink w:history="1" r:id="rId6twwketzn2w4zbxsjmh0h">
+            <w:hyperlink w:history="1" r:id="rIdzmvonk0rre3wxnfr6mltf">
               <w:r>
                 <w:rPr>
                   <w:rFonts w:ascii="Arial" w:cs="Arial" w:eastAsia="Arial" w:hAnsi="Arial"/>
@@ -13680,7 +13680,7 @@
               <w:spacing w:after="10" w:before="0"/>
               <w:ind w:left="120"/>
             </w:pPr>
-            <w:hyperlink w:history="1" r:id="rIdknl-lg8khhkexbeo4gqdy">
+            <w:hyperlink w:history="1" r:id="rId54ptsifdrifmblfdmuhw4">
               <w:r>
                 <w:rPr>
                   <w:rFonts w:ascii="Arial" w:cs="Arial" w:eastAsia="Arial" w:hAnsi="Arial"/>
@@ -13725,7 +13725,7 @@
             <w:pPr>
               <w:spacing w:after="20" w:before="0"/>
             </w:pPr>
-            <w:hyperlink w:history="1" r:id="rIdc5e83evwbjszpvo8ayaks">
+            <w:hyperlink w:history="1" r:id="rId4lyj9u1cf64tjfuods6zp">
               <w:r>
                 <w:rPr>
                   <w:rFonts w:ascii="Arial" w:cs="Arial" w:eastAsia="Arial" w:hAnsi="Arial"/>
@@ -13758,7 +13758,7 @@
               <w:spacing w:after="10" w:before="0"/>
               <w:ind w:left="120"/>
             </w:pPr>
-            <w:hyperlink w:history="1" r:id="rId8ifzo4y9xci9rbcqbf-k2">
+            <w:hyperlink w:history="1" r:id="rIdr982bcv54mb8qd_p7ravk">
               <w:r>
                 <w:rPr>
                   <w:rFonts w:ascii="Arial" w:cs="Arial" w:eastAsia="Arial" w:hAnsi="Arial"/>
@@ -13966,7 +13966,7 @@
             <w:pPr>
               <w:spacing w:after="20" w:before="0"/>
             </w:pPr>
-            <w:hyperlink w:history="1" r:id="rIdpxby0y73u7i1pypmoicap">
+            <w:hyperlink w:history="1" r:id="rIda_pqfm2tuzvqpwjqcgcc2">
               <w:r>
                 <w:rPr>
                   <w:rFonts w:ascii="Arial" w:cs="Arial" w:eastAsia="Arial" w:hAnsi="Arial"/>
@@ -13999,7 +13999,7 @@
               <w:spacing w:after="10" w:before="0"/>
               <w:ind w:left="120"/>
             </w:pPr>
-            <w:hyperlink w:history="1" r:id="rId3hu_qswssqidaeloquwmt">
+            <w:hyperlink w:history="1" r:id="rIdykzwqifaorsrfviietrwx">
               <w:r>
                 <w:rPr>
                   <w:rFonts w:ascii="Arial" w:cs="Arial" w:eastAsia="Arial" w:hAnsi="Arial"/>
@@ -14044,7 +14044,7 @@
             <w:pPr>
               <w:spacing w:after="20" w:before="0"/>
             </w:pPr>
-            <w:hyperlink w:history="1" r:id="rIdmh3sjn3hvgns0ioxmt8r-">
+            <w:hyperlink w:history="1" r:id="rIdacpwx8nqtc6g8ufacntoo">
               <w:r>
                 <w:rPr>
                   <w:rFonts w:ascii="Arial" w:cs="Arial" w:eastAsia="Arial" w:hAnsi="Arial"/>
@@ -14077,7 +14077,7 @@
               <w:spacing w:after="10" w:before="0"/>
               <w:ind w:left="120"/>
             </w:pPr>
-            <w:hyperlink w:history="1" r:id="rIda1nm1ilqzqehpaeite69i">
+            <w:hyperlink w:history="1" r:id="rIdhjmoquie9-cm1wpbg4gtb">
               <w:r>
                 <w:rPr>
                   <w:rFonts w:ascii="Arial" w:cs="Arial" w:eastAsia="Arial" w:hAnsi="Arial"/>
@@ -15856,7 +15856,7 @@
             <w:pPr>
               <w:spacing w:after="20" w:before="0"/>
             </w:pPr>
-            <w:hyperlink w:history="1" r:id="rIducncokosqv2apg3e-sym6">
+            <w:hyperlink w:history="1" r:id="rId6hynif7vp1t_bwbpi8rwc">
               <w:r>
                 <w:rPr>
                   <w:rFonts w:ascii="Arial" w:cs="Arial" w:eastAsia="Arial" w:hAnsi="Arial"/>
@@ -15889,7 +15889,7 @@
               <w:spacing w:after="10" w:before="0"/>
               <w:ind w:left="120"/>
             </w:pPr>
-            <w:hyperlink w:history="1" r:id="rIdswz7wmuujf1g2hgepbbfa">
+            <w:hyperlink w:history="1" r:id="rIdfgs_me9cyizwrg8rsh3ri">
               <w:r>
                 <w:rPr>
                   <w:rFonts w:ascii="Arial" w:cs="Arial" w:eastAsia="Arial" w:hAnsi="Arial"/>
@@ -15934,7 +15934,7 @@
             <w:pPr>
               <w:spacing w:after="20" w:before="0"/>
             </w:pPr>
-            <w:hyperlink w:history="1" r:id="rIdhpzjm_wryogige5dgrvf9">
+            <w:hyperlink w:history="1" r:id="rIdn2gzrgnk7ifvbljfrap1h">
               <w:r>
                 <w:rPr>
                   <w:rFonts w:ascii="Arial" w:cs="Arial" w:eastAsia="Arial" w:hAnsi="Arial"/>
@@ -15967,7 +15967,7 @@
               <w:spacing w:after="10" w:before="0"/>
               <w:ind w:left="120"/>
             </w:pPr>
-            <w:hyperlink w:history="1" r:id="rIdrh-ux4hugolzpk11mccip">
+            <w:hyperlink w:history="1" r:id="rId51f2sc9nltjlh1varmcwl">
               <w:r>
                 <w:rPr>
                   <w:rFonts w:ascii="Arial" w:cs="Arial" w:eastAsia="Arial" w:hAnsi="Arial"/>
@@ -16175,7 +16175,7 @@
             <w:pPr>
               <w:spacing w:after="20" w:before="0"/>
             </w:pPr>
-            <w:hyperlink w:history="1" r:id="rIdcsn283iw19nlrwbvzot25">
+            <w:hyperlink w:history="1" r:id="rIdnq69somlxprhfo3jfpoip">
               <w:r>
                 <w:rPr>
                   <w:rFonts w:ascii="Arial" w:cs="Arial" w:eastAsia="Arial" w:hAnsi="Arial"/>
@@ -16208,7 +16208,7 @@
               <w:spacing w:after="10" w:before="0"/>
               <w:ind w:left="120"/>
             </w:pPr>
-            <w:hyperlink w:history="1" r:id="rIdiklm8k_kpm720qfy5tgmi">
+            <w:hyperlink w:history="1" r:id="rId1hyf7rtzxowplfl2mrk0w">
               <w:r>
                 <w:rPr>
                   <w:rFonts w:ascii="Arial" w:cs="Arial" w:eastAsia="Arial" w:hAnsi="Arial"/>
@@ -16253,7 +16253,7 @@
             <w:pPr>
               <w:spacing w:after="20" w:before="0"/>
             </w:pPr>
-            <w:hyperlink w:history="1" r:id="rIdg_7qtwikv5okl7dn4s1p5">
+            <w:hyperlink w:history="1" r:id="rId4rp03cslv6omi5ekalkud">
               <w:r>
                 <w:rPr>
                   <w:rFonts w:ascii="Arial" w:cs="Arial" w:eastAsia="Arial" w:hAnsi="Arial"/>
@@ -16286,7 +16286,7 @@
               <w:spacing w:after="10" w:before="0"/>
               <w:ind w:left="120"/>
             </w:pPr>
-            <w:hyperlink w:history="1" r:id="rIdy69njmywpx9v2rdba6i6d">
+            <w:hyperlink w:history="1" r:id="rIdpyv0ubdvemvbddi1b5zya">
               <w:r>
                 <w:rPr>
                   <w:rFonts w:ascii="Arial" w:cs="Arial" w:eastAsia="Arial" w:hAnsi="Arial"/>
@@ -16494,7 +16494,7 @@
             <w:pPr>
               <w:spacing w:after="20" w:before="0"/>
             </w:pPr>
-            <w:hyperlink w:history="1" r:id="rIdab8pfim8dm551h7mjzgqt">
+            <w:hyperlink w:history="1" r:id="rIdqeax7ap7ovecot5qdaphk">
               <w:r>
                 <w:rPr>
                   <w:rFonts w:ascii="Arial" w:cs="Arial" w:eastAsia="Arial" w:hAnsi="Arial"/>
@@ -16527,7 +16527,7 @@
               <w:spacing w:after="10" w:before="0"/>
               <w:ind w:left="120"/>
             </w:pPr>
-            <w:hyperlink w:history="1" r:id="rIdeel5uk05qge5bxljcunud">
+            <w:hyperlink w:history="1" r:id="rIdkpshyvg96za3fsfqinvn6">
               <w:r>
                 <w:rPr>
                   <w:rFonts w:ascii="Arial" w:cs="Arial" w:eastAsia="Arial" w:hAnsi="Arial"/>
@@ -16572,7 +16572,7 @@
             <w:pPr>
               <w:spacing w:after="20" w:before="0"/>
             </w:pPr>
-            <w:hyperlink w:history="1" r:id="rIdfernboxcplrgv0kwonwkw">
+            <w:hyperlink w:history="1" r:id="rIdyi7tx6hgmntxsl-sptnkj">
               <w:r>
                 <w:rPr>
                   <w:rFonts w:ascii="Arial" w:cs="Arial" w:eastAsia="Arial" w:hAnsi="Arial"/>
@@ -16605,7 +16605,7 @@
               <w:spacing w:after="10" w:before="0"/>
               <w:ind w:left="120"/>
             </w:pPr>
-            <w:hyperlink w:history="1" r:id="rIdo4zkm6j-3qqs8chfwev29">
+            <w:hyperlink w:history="1" r:id="rIdacrikrvifajgquvd-_ycz">
               <w:r>
                 <w:rPr>
                   <w:rFonts w:ascii="Arial" w:cs="Arial" w:eastAsia="Arial" w:hAnsi="Arial"/>
@@ -16813,7 +16813,7 @@
             <w:pPr>
               <w:spacing w:after="20" w:before="0"/>
             </w:pPr>
-            <w:hyperlink w:history="1" r:id="rIdyody8pk3reohltky9p0w-">
+            <w:hyperlink w:history="1" r:id="rIdvi9yky2vzbgcwdemanxsf">
               <w:r>
                 <w:rPr>
                   <w:rFonts w:ascii="Arial" w:cs="Arial" w:eastAsia="Arial" w:hAnsi="Arial"/>
@@ -16846,7 +16846,7 @@
               <w:spacing w:after="10" w:before="0"/>
               <w:ind w:left="120"/>
             </w:pPr>
-            <w:hyperlink w:history="1" r:id="rIdwti0bakbk4d6oywchbtm3">
+            <w:hyperlink w:history="1" r:id="rIdv-ldyal67yeiam0s1mfyq">
               <w:r>
                 <w:rPr>
                   <w:rFonts w:ascii="Arial" w:cs="Arial" w:eastAsia="Arial" w:hAnsi="Arial"/>
@@ -16891,7 +16891,7 @@
             <w:pPr>
               <w:spacing w:after="20" w:before="0"/>
             </w:pPr>
-            <w:hyperlink w:history="1" r:id="rIdaogatnk8jvq-ulhegyquh">
+            <w:hyperlink w:history="1" r:id="rIdg7opygaotl3jnxovzscvl">
               <w:r>
                 <w:rPr>
                   <w:rFonts w:ascii="Arial" w:cs="Arial" w:eastAsia="Arial" w:hAnsi="Arial"/>
@@ -16924,7 +16924,7 @@
               <w:spacing w:after="10" w:before="0"/>
               <w:ind w:left="120"/>
             </w:pPr>
-            <w:hyperlink w:history="1" r:id="rId3i8mgufw0l-kx-wwafnwm">
+            <w:hyperlink w:history="1" r:id="rId1kwyf8adbqlkkjtwgntz3">
               <w:r>
                 <w:rPr>
                   <w:rFonts w:ascii="Arial" w:cs="Arial" w:eastAsia="Arial" w:hAnsi="Arial"/>
@@ -17132,7 +17132,7 @@
             <w:pPr>
               <w:spacing w:after="20" w:before="0"/>
             </w:pPr>
-            <w:hyperlink w:history="1" r:id="rIdqwsnviln9hg5jpkivbfuk">
+            <w:hyperlink w:history="1" r:id="rIdhjy1ok94oz_owypzjobqw">
               <w:r>
                 <w:rPr>
                   <w:rFonts w:ascii="Arial" w:cs="Arial" w:eastAsia="Arial" w:hAnsi="Arial"/>
@@ -17165,7 +17165,7 @@
               <w:spacing w:after="10" w:before="0"/>
               <w:ind w:left="120"/>
             </w:pPr>
-            <w:hyperlink w:history="1" r:id="rIdcqaneqpiywzmcsjavkhgu">
+            <w:hyperlink w:history="1" r:id="rIdmkoaeqgd6_c850rnaavn0">
               <w:r>
                 <w:rPr>
                   <w:rFonts w:ascii="Arial" w:cs="Arial" w:eastAsia="Arial" w:hAnsi="Arial"/>
@@ -17210,7 +17210,7 @@
             <w:pPr>
               <w:spacing w:after="20" w:before="0"/>
             </w:pPr>
-            <w:hyperlink w:history="1" r:id="rIdpu288tkilojf2ni_zn5ps">
+            <w:hyperlink w:history="1" r:id="rIdsoaaree2tbmnbpwecoj55">
               <w:r>
                 <w:rPr>
                   <w:rFonts w:ascii="Arial" w:cs="Arial" w:eastAsia="Arial" w:hAnsi="Arial"/>
@@ -17243,7 +17243,7 @@
               <w:spacing w:after="10" w:before="0"/>
               <w:ind w:left="120"/>
             </w:pPr>
-            <w:hyperlink w:history="1" r:id="rIdb4edsgunbyd4wkomgvnnw">
+            <w:hyperlink w:history="1" r:id="rIdviralxvp2yxw3ppww5gp5">
               <w:r>
                 <w:rPr>
                   <w:rFonts w:ascii="Arial" w:cs="Arial" w:eastAsia="Arial" w:hAnsi="Arial"/>
@@ -19022,7 +19022,7 @@
             <w:pPr>
               <w:spacing w:after="20" w:before="0"/>
             </w:pPr>
-            <w:hyperlink w:history="1" r:id="rIduosh4yd8ucovhggnnc70_">
+            <w:hyperlink w:history="1" r:id="rIdw1jms4un65gapj0tnnpqv">
               <w:r>
                 <w:rPr>
                   <w:rFonts w:ascii="Arial" w:cs="Arial" w:eastAsia="Arial" w:hAnsi="Arial"/>
@@ -19055,7 +19055,7 @@
               <w:spacing w:after="10" w:before="0"/>
               <w:ind w:left="120"/>
             </w:pPr>
-            <w:hyperlink w:history="1" r:id="rId_cigg-pmvz3ns0wh4uubs">
+            <w:hyperlink w:history="1" r:id="rIdbuauooqyih1jvjl6rimft">
               <w:r>
                 <w:rPr>
                   <w:rFonts w:ascii="Arial" w:cs="Arial" w:eastAsia="Arial" w:hAnsi="Arial"/>
@@ -19100,7 +19100,7 @@
             <w:pPr>
               <w:spacing w:after="20" w:before="0"/>
             </w:pPr>
-            <w:hyperlink w:history="1" r:id="rIdz-zrt9ru6z0btfe8sr2ab">
+            <w:hyperlink w:history="1" r:id="rIdsictnvl4kig0acd3yi8iz">
               <w:r>
                 <w:rPr>
                   <w:rFonts w:ascii="Arial" w:cs="Arial" w:eastAsia="Arial" w:hAnsi="Arial"/>
@@ -19133,7 +19133,7 @@
               <w:spacing w:after="10" w:before="0"/>
               <w:ind w:left="120"/>
             </w:pPr>
-            <w:hyperlink w:history="1" r:id="rIdvkidxpgsyxhfgqwensbbb">
+            <w:hyperlink w:history="1" r:id="rIdae7pgvnimjyshg1ftaw8x">
               <w:r>
                 <w:rPr>
                   <w:rFonts w:ascii="Arial" w:cs="Arial" w:eastAsia="Arial" w:hAnsi="Arial"/>
@@ -19341,7 +19341,7 @@
             <w:pPr>
               <w:spacing w:after="20" w:before="0"/>
             </w:pPr>
-            <w:hyperlink w:history="1" r:id="rIduhgxrjcngjqz7i9k34b7c">
+            <w:hyperlink w:history="1" r:id="rIdmcbsbp_ypfg0w0mqzvqkg">
               <w:r>
                 <w:rPr>
                   <w:rFonts w:ascii="Arial" w:cs="Arial" w:eastAsia="Arial" w:hAnsi="Arial"/>
@@ -19374,7 +19374,7 @@
               <w:spacing w:after="10" w:before="0"/>
               <w:ind w:left="120"/>
             </w:pPr>
-            <w:hyperlink w:history="1" r:id="rIdkxykyk4eiu4k3ua9xsmab">
+            <w:hyperlink w:history="1" r:id="rIdrihdyr2sqs_aomrtwolxu">
               <w:r>
                 <w:rPr>
                   <w:rFonts w:ascii="Arial" w:cs="Arial" w:eastAsia="Arial" w:hAnsi="Arial"/>
@@ -19419,7 +19419,7 @@
             <w:pPr>
               <w:spacing w:after="20" w:before="0"/>
             </w:pPr>
-            <w:hyperlink w:history="1" r:id="rIdquxgxm1miodeysjbhjhjy">
+            <w:hyperlink w:history="1" r:id="rIdpkxsmrvv1xyd7b5yynzvg">
               <w:r>
                 <w:rPr>
                   <w:rFonts w:ascii="Arial" w:cs="Arial" w:eastAsia="Arial" w:hAnsi="Arial"/>
@@ -19452,7 +19452,7 @@
               <w:spacing w:after="10" w:before="0"/>
               <w:ind w:left="120"/>
             </w:pPr>
-            <w:hyperlink w:history="1" r:id="rIdufyoj1m6fnpcgad9jibl3">
+            <w:hyperlink w:history="1" r:id="rIdhrjdeo0uihucenjzqyycx">
               <w:r>
                 <w:rPr>
                   <w:rFonts w:ascii="Arial" w:cs="Arial" w:eastAsia="Arial" w:hAnsi="Arial"/>
@@ -19660,7 +19660,7 @@
             <w:pPr>
               <w:spacing w:after="20" w:before="0"/>
             </w:pPr>
-            <w:hyperlink w:history="1" r:id="rIdvkajytkhdk9hclihkbynr">
+            <w:hyperlink w:history="1" r:id="rIdxecenvkw1ih9xaxkdyysf">
               <w:r>
                 <w:rPr>
                   <w:rFonts w:ascii="Arial" w:cs="Arial" w:eastAsia="Arial" w:hAnsi="Arial"/>
@@ -19693,7 +19693,7 @@
               <w:spacing w:after="10" w:before="0"/>
               <w:ind w:left="120"/>
             </w:pPr>
-            <w:hyperlink w:history="1" r:id="rIdknphcwcw05feploiml9f5">
+            <w:hyperlink w:history="1" r:id="rIdsxk5tyudtjcrenrngbrnh">
               <w:r>
                 <w:rPr>
                   <w:rFonts w:ascii="Arial" w:cs="Arial" w:eastAsia="Arial" w:hAnsi="Arial"/>
@@ -19738,7 +19738,7 @@
             <w:pPr>
               <w:spacing w:after="20" w:before="0"/>
             </w:pPr>
-            <w:hyperlink w:history="1" r:id="rIdwiectx5spcvcem-kbsg1o">
+            <w:hyperlink w:history="1" r:id="rIdqw4lkvdjqcs2hwqfplu0x">
               <w:r>
                 <w:rPr>
                   <w:rFonts w:ascii="Arial" w:cs="Arial" w:eastAsia="Arial" w:hAnsi="Arial"/>
@@ -19771,7 +19771,7 @@
               <w:spacing w:after="10" w:before="0"/>
               <w:ind w:left="120"/>
             </w:pPr>
-            <w:hyperlink w:history="1" r:id="rIdnykvjpqlacfxyk0k3feqx">
+            <w:hyperlink w:history="1" r:id="rId9xjdxej-tb2tjhoblbzq2">
               <w:r>
                 <w:rPr>
                   <w:rFonts w:ascii="Arial" w:cs="Arial" w:eastAsia="Arial" w:hAnsi="Arial"/>
@@ -19979,7 +19979,7 @@
             <w:pPr>
               <w:spacing w:after="20" w:before="0"/>
             </w:pPr>
-            <w:hyperlink w:history="1" r:id="rIdqwe4knmp0ftzuvoodhtnq">
+            <w:hyperlink w:history="1" r:id="rIde3irrywycxllejqeyj3pb">
               <w:r>
                 <w:rPr>
                   <w:rFonts w:ascii="Arial" w:cs="Arial" w:eastAsia="Arial" w:hAnsi="Arial"/>
@@ -20012,7 +20012,7 @@
               <w:spacing w:after="10" w:before="0"/>
               <w:ind w:left="120"/>
             </w:pPr>
-            <w:hyperlink w:history="1" r:id="rIddiip39kksrw3vlevzghj5">
+            <w:hyperlink w:history="1" r:id="rIdi6-x3xhcfhxuaj93x457-">
               <w:r>
                 <w:rPr>
                   <w:rFonts w:ascii="Arial" w:cs="Arial" w:eastAsia="Arial" w:hAnsi="Arial"/>
@@ -20057,7 +20057,7 @@
             <w:pPr>
               <w:spacing w:after="20" w:before="0"/>
             </w:pPr>
-            <w:hyperlink w:history="1" r:id="rIdh-2aoosiqyyya0wmzo6wr">
+            <w:hyperlink w:history="1" r:id="rIdmr6qjyrqsgw0xx3kcb3he">
               <w:r>
                 <w:rPr>
                   <w:rFonts w:ascii="Arial" w:cs="Arial" w:eastAsia="Arial" w:hAnsi="Arial"/>
@@ -20090,7 +20090,7 @@
               <w:spacing w:after="10" w:before="0"/>
               <w:ind w:left="120"/>
             </w:pPr>
-            <w:hyperlink w:history="1" r:id="rIdmnkz5np6_ods7zrjeokc-">
+            <w:hyperlink w:history="1" r:id="rId8ixerxxu8hk-urm2fnfbk">
               <w:r>
                 <w:rPr>
                   <w:rFonts w:ascii="Arial" w:cs="Arial" w:eastAsia="Arial" w:hAnsi="Arial"/>
@@ -20298,7 +20298,7 @@
             <w:pPr>
               <w:spacing w:after="20" w:before="0"/>
             </w:pPr>
-            <w:hyperlink w:history="1" r:id="rIdc-dmmtdbyydz-8fnrmplk">
+            <w:hyperlink w:history="1" r:id="rIdmuwuuix-bbr8_gopovjfn">
               <w:r>
                 <w:rPr>
                   <w:rFonts w:ascii="Arial" w:cs="Arial" w:eastAsia="Arial" w:hAnsi="Arial"/>
@@ -20331,7 +20331,7 @@
               <w:spacing w:after="10" w:before="0"/>
               <w:ind w:left="120"/>
             </w:pPr>
-            <w:hyperlink w:history="1" r:id="rIdeytbtnlkucuf9l_xpeyvn">
+            <w:hyperlink w:history="1" r:id="rIdqe-e45wvt2h9ajk9kspzu">
               <w:r>
                 <w:rPr>
                   <w:rFonts w:ascii="Arial" w:cs="Arial" w:eastAsia="Arial" w:hAnsi="Arial"/>
@@ -20376,7 +20376,7 @@
             <w:pPr>
               <w:spacing w:after="20" w:before="0"/>
             </w:pPr>
-            <w:hyperlink w:history="1" r:id="rIdzzaeiayi2odny0xqyiom5">
+            <w:hyperlink w:history="1" r:id="rIdgrttia1huagccdsmrkhyh">
               <w:r>
                 <w:rPr>
                   <w:rFonts w:ascii="Arial" w:cs="Arial" w:eastAsia="Arial" w:hAnsi="Arial"/>
@@ -20409,7 +20409,7 @@
               <w:spacing w:after="10" w:before="0"/>
               <w:ind w:left="120"/>
             </w:pPr>
-            <w:hyperlink w:history="1" r:id="rIdt8sm6zov7gs6ev7v8yx4p">
+            <w:hyperlink w:history="1" r:id="rId5ezcyyb4jhe3d7_snhgny">
               <w:r>
                 <w:rPr>
                   <w:rFonts w:ascii="Arial" w:cs="Arial" w:eastAsia="Arial" w:hAnsi="Arial"/>
@@ -22188,7 +22188,7 @@
             <w:pPr>
               <w:spacing w:after="20" w:before="0"/>
             </w:pPr>
-            <w:hyperlink w:history="1" r:id="rIdd8vk-1axme5ydpfef-7bz">
+            <w:hyperlink w:history="1" r:id="rIdnufqeh5gtughcphx9sin4">
               <w:r>
                 <w:rPr>
                   <w:rFonts w:ascii="Arial" w:cs="Arial" w:eastAsia="Arial" w:hAnsi="Arial"/>
@@ -22221,7 +22221,7 @@
               <w:spacing w:after="10" w:before="0"/>
               <w:ind w:left="120"/>
             </w:pPr>
-            <w:hyperlink w:history="1" r:id="rId5zoe2wuevzpadidqefiow">
+            <w:hyperlink w:history="1" r:id="rIdy8f88ukkntuedt0jdqmyx">
               <w:r>
                 <w:rPr>
                   <w:rFonts w:ascii="Arial" w:cs="Arial" w:eastAsia="Arial" w:hAnsi="Arial"/>
@@ -22266,7 +22266,7 @@
             <w:pPr>
               <w:spacing w:after="20" w:before="0"/>
             </w:pPr>
-            <w:hyperlink w:history="1" r:id="rId7cau-lswhqq3t9hpjbo45">
+            <w:hyperlink w:history="1" r:id="rIdiqukcp1pq1kvwc0vr_edn">
               <w:r>
                 <w:rPr>
                   <w:rFonts w:ascii="Arial" w:cs="Arial" w:eastAsia="Arial" w:hAnsi="Arial"/>
@@ -22299,7 +22299,7 @@
               <w:spacing w:after="10" w:before="0"/>
               <w:ind w:left="120"/>
             </w:pPr>
-            <w:hyperlink w:history="1" r:id="rId-qakk4uxs3rolxtg5vq0r">
+            <w:hyperlink w:history="1" r:id="rIdsegd6yuv2uxfbjlhibpxd">
               <w:r>
                 <w:rPr>
                   <w:rFonts w:ascii="Arial" w:cs="Arial" w:eastAsia="Arial" w:hAnsi="Arial"/>
@@ -22507,7 +22507,7 @@
             <w:pPr>
               <w:spacing w:after="20" w:before="0"/>
             </w:pPr>
-            <w:hyperlink w:history="1" r:id="rIdpnhnx74l3zomornowoulg">
+            <w:hyperlink w:history="1" r:id="rIdz2bfk8ew9uk7hf3gesero">
               <w:r>
                 <w:rPr>
                   <w:rFonts w:ascii="Arial" w:cs="Arial" w:eastAsia="Arial" w:hAnsi="Arial"/>
@@ -22540,7 +22540,7 @@
               <w:spacing w:after="10" w:before="0"/>
               <w:ind w:left="120"/>
             </w:pPr>
-            <w:hyperlink w:history="1" r:id="rIdgi4hrvg0lafaincqmlx6t">
+            <w:hyperlink w:history="1" r:id="rId09xqqigwzfdggfyhyr_mu">
               <w:r>
                 <w:rPr>
                   <w:rFonts w:ascii="Arial" w:cs="Arial" w:eastAsia="Arial" w:hAnsi="Arial"/>
@@ -22585,7 +22585,7 @@
             <w:pPr>
               <w:spacing w:after="20" w:before="0"/>
             </w:pPr>
-            <w:hyperlink w:history="1" r:id="rIdhm0omngjelrhzv3_a1rt_">
+            <w:hyperlink w:history="1" r:id="rIdb0aueu7ljpelg2dfcyv66">
               <w:r>
                 <w:rPr>
                   <w:rFonts w:ascii="Arial" w:cs="Arial" w:eastAsia="Arial" w:hAnsi="Arial"/>
@@ -22618,7 +22618,7 @@
               <w:spacing w:after="10" w:before="0"/>
               <w:ind w:left="120"/>
             </w:pPr>
-            <w:hyperlink w:history="1" r:id="rIdabpgsnvwvqrtoed1_rpbk">
+            <w:hyperlink w:history="1" r:id="rIdrhzzpafgr_s6a5rxh6olw">
               <w:r>
                 <w:rPr>
                   <w:rFonts w:ascii="Arial" w:cs="Arial" w:eastAsia="Arial" w:hAnsi="Arial"/>
@@ -22826,7 +22826,7 @@
             <w:pPr>
               <w:spacing w:after="20" w:before="0"/>
             </w:pPr>
-            <w:hyperlink w:history="1" r:id="rIdbebjz0nermdlsgbh0eyl9">
+            <w:hyperlink w:history="1" r:id="rIdmsdpw_uyir1xgp_vcxuli">
               <w:r>
                 <w:rPr>
                   <w:rFonts w:ascii="Arial" w:cs="Arial" w:eastAsia="Arial" w:hAnsi="Arial"/>
@@ -22859,7 +22859,7 @@
               <w:spacing w:after="10" w:before="0"/>
               <w:ind w:left="120"/>
             </w:pPr>
-            <w:hyperlink w:history="1" r:id="rId3bk3d9awsxp5krz_ral7v">
+            <w:hyperlink w:history="1" r:id="rIdk1z4zwtxpzvjcdap_28p6">
               <w:r>
                 <w:rPr>
                   <w:rFonts w:ascii="Arial" w:cs="Arial" w:eastAsia="Arial" w:hAnsi="Arial"/>
@@ -22904,7 +22904,7 @@
             <w:pPr>
               <w:spacing w:after="20" w:before="0"/>
             </w:pPr>
-            <w:hyperlink w:history="1" r:id="rIdvyknrnm1jblqddtuvwu7j">
+            <w:hyperlink w:history="1" r:id="rIdordysy4g3f0cz49ot87us">
               <w:r>
                 <w:rPr>
                   <w:rFonts w:ascii="Arial" w:cs="Arial" w:eastAsia="Arial" w:hAnsi="Arial"/>
@@ -22937,7 +22937,7 @@
               <w:spacing w:after="10" w:before="0"/>
               <w:ind w:left="120"/>
             </w:pPr>
-            <w:hyperlink w:history="1" r:id="rId4ulboonfpponitdietsdy">
+            <w:hyperlink w:history="1" r:id="rIdny7frxlqadqcifz8bjzor">
               <w:r>
                 <w:rPr>
                   <w:rFonts w:ascii="Arial" w:cs="Arial" w:eastAsia="Arial" w:hAnsi="Arial"/>
@@ -23145,7 +23145,7 @@
             <w:pPr>
               <w:spacing w:after="20" w:before="0"/>
             </w:pPr>
-            <w:hyperlink w:history="1" r:id="rIdwgatjwlbrmx32jhzitkp2">
+            <w:hyperlink w:history="1" r:id="rIdfjgaw4ierskc7crurq2pp">
               <w:r>
                 <w:rPr>
                   <w:rFonts w:ascii="Arial" w:cs="Arial" w:eastAsia="Arial" w:hAnsi="Arial"/>
@@ -23178,7 +23178,7 @@
               <w:spacing w:after="10" w:before="0"/>
               <w:ind w:left="120"/>
             </w:pPr>
-            <w:hyperlink w:history="1" r:id="rIdq9eocpm-li99byjgtx2c4">
+            <w:hyperlink w:history="1" r:id="rIdgb1l31y5zofzfliciyv7e">
               <w:r>
                 <w:rPr>
                   <w:rFonts w:ascii="Arial" w:cs="Arial" w:eastAsia="Arial" w:hAnsi="Arial"/>
@@ -23223,7 +23223,7 @@
             <w:pPr>
               <w:spacing w:after="20" w:before="0"/>
             </w:pPr>
-            <w:hyperlink w:history="1" r:id="rId8g8-elrfbdsgbge0cfi0n">
+            <w:hyperlink w:history="1" r:id="rIdtauoo2zxyvv3bsqwmiwln">
               <w:r>
                 <w:rPr>
                   <w:rFonts w:ascii="Arial" w:cs="Arial" w:eastAsia="Arial" w:hAnsi="Arial"/>
@@ -23256,7 +23256,7 @@
               <w:spacing w:after="10" w:before="0"/>
               <w:ind w:left="120"/>
             </w:pPr>
-            <w:hyperlink w:history="1" r:id="rId7rm-ttuwgo1lvz7zkx6re">
+            <w:hyperlink w:history="1" r:id="rIdf8rhqfmn4uykt_curwsra">
               <w:r>
                 <w:rPr>
                   <w:rFonts w:ascii="Arial" w:cs="Arial" w:eastAsia="Arial" w:hAnsi="Arial"/>
@@ -23464,7 +23464,7 @@
             <w:pPr>
               <w:spacing w:after="20" w:before="0"/>
             </w:pPr>
-            <w:hyperlink w:history="1" r:id="rId0bnn6c4xr2ui2wnc1hv12">
+            <w:hyperlink w:history="1" r:id="rIdic2pv9npqp2ti8qb7ohpg">
               <w:r>
                 <w:rPr>
                   <w:rFonts w:ascii="Arial" w:cs="Arial" w:eastAsia="Arial" w:hAnsi="Arial"/>
@@ -23497,7 +23497,7 @@
               <w:spacing w:after="10" w:before="0"/>
               <w:ind w:left="120"/>
             </w:pPr>
-            <w:hyperlink w:history="1" r:id="rIdmxalb61l6zngvo9dmlqth">
+            <w:hyperlink w:history="1" r:id="rIdy_9yni84tnkmm1bvtt2xl">
               <w:r>
                 <w:rPr>
                   <w:rFonts w:ascii="Arial" w:cs="Arial" w:eastAsia="Arial" w:hAnsi="Arial"/>
@@ -23542,7 +23542,7 @@
             <w:pPr>
               <w:spacing w:after="20" w:before="0"/>
             </w:pPr>
-            <w:hyperlink w:history="1" r:id="rIdew2r0mmm5wo4o3mfkobc3">
+            <w:hyperlink w:history="1" r:id="rIdxbdyybrxkrfiq0dbyhovq">
               <w:r>
                 <w:rPr>
                   <w:rFonts w:ascii="Arial" w:cs="Arial" w:eastAsia="Arial" w:hAnsi="Arial"/>
@@ -23575,7 +23575,7 @@
               <w:spacing w:after="10" w:before="0"/>
               <w:ind w:left="120"/>
             </w:pPr>
-            <w:hyperlink w:history="1" r:id="rId5_s1f2ijemlcwyhzj9bv7">
+            <w:hyperlink w:history="1" r:id="rIdnufgyyjp6smbtzzb3udfm">
               <w:r>
                 <w:rPr>
                   <w:rFonts w:ascii="Arial" w:cs="Arial" w:eastAsia="Arial" w:hAnsi="Arial"/>
@@ -25354,7 +25354,7 @@
             <w:pPr>
               <w:spacing w:after="20" w:before="0"/>
             </w:pPr>
-            <w:hyperlink w:history="1" r:id="rIdmet3aw8m6wfhfjjh7dbuy">
+            <w:hyperlink w:history="1" r:id="rId3ev9xkqbryn_pz2kjtpys">
               <w:r>
                 <w:rPr>
                   <w:rFonts w:ascii="Arial" w:cs="Arial" w:eastAsia="Arial" w:hAnsi="Arial"/>
@@ -25387,7 +25387,7 @@
               <w:spacing w:after="10" w:before="0"/>
               <w:ind w:left="120"/>
             </w:pPr>
-            <w:hyperlink w:history="1" r:id="rIdery2dwmyzjv086fbw6t_b">
+            <w:hyperlink w:history="1" r:id="rIdpnppvab398xzeffuoqugg">
               <w:r>
                 <w:rPr>
                   <w:rFonts w:ascii="Arial" w:cs="Arial" w:eastAsia="Arial" w:hAnsi="Arial"/>
@@ -25432,7 +25432,7 @@
             <w:pPr>
               <w:spacing w:after="20" w:before="0"/>
             </w:pPr>
-            <w:hyperlink w:history="1" r:id="rIdevtynutjk__geyh-_zqre">
+            <w:hyperlink w:history="1" r:id="rIdtguoeqdiepobpc7pwulbq">
               <w:r>
                 <w:rPr>
                   <w:rFonts w:ascii="Arial" w:cs="Arial" w:eastAsia="Arial" w:hAnsi="Arial"/>
@@ -25465,7 +25465,7 @@
               <w:spacing w:after="10" w:before="0"/>
               <w:ind w:left="120"/>
             </w:pPr>
-            <w:hyperlink w:history="1" r:id="rIden3e8lb3topibqotmxeoo">
+            <w:hyperlink w:history="1" r:id="rIdo_bwvgi-onn-twwuuxtrg">
               <w:r>
                 <w:rPr>
                   <w:rFonts w:ascii="Arial" w:cs="Arial" w:eastAsia="Arial" w:hAnsi="Arial"/>
@@ -25673,7 +25673,7 @@
             <w:pPr>
               <w:spacing w:after="20" w:before="0"/>
             </w:pPr>
-            <w:hyperlink w:history="1" r:id="rId9jh30v_1f0ddqolyqf2yu">
+            <w:hyperlink w:history="1" r:id="rIdf4_jsuxul15lukbpompi8">
               <w:r>
                 <w:rPr>
                   <w:rFonts w:ascii="Arial" w:cs="Arial" w:eastAsia="Arial" w:hAnsi="Arial"/>
@@ -25706,7 +25706,7 @@
               <w:spacing w:after="10" w:before="0"/>
               <w:ind w:left="120"/>
             </w:pPr>
-            <w:hyperlink w:history="1" r:id="rIdhxg-amccffcus3pjtglrd">
+            <w:hyperlink w:history="1" r:id="rIdxuyour2krpmn7aoys1nn-">
               <w:r>
                 <w:rPr>
                   <w:rFonts w:ascii="Arial" w:cs="Arial" w:eastAsia="Arial" w:hAnsi="Arial"/>
@@ -25751,7 +25751,7 @@
             <w:pPr>
               <w:spacing w:after="20" w:before="0"/>
             </w:pPr>
-            <w:hyperlink w:history="1" r:id="rIdwsyydi3a-dxybn2pvoczf">
+            <w:hyperlink w:history="1" r:id="rIdss-qygh0i-7_efrqxabxb">
               <w:r>
                 <w:rPr>
                   <w:rFonts w:ascii="Arial" w:cs="Arial" w:eastAsia="Arial" w:hAnsi="Arial"/>
@@ -25784,7 +25784,7 @@
               <w:spacing w:after="10" w:before="0"/>
               <w:ind w:left="120"/>
             </w:pPr>
-            <w:hyperlink w:history="1" r:id="rIdl6h8ep9em_jdihtzjlrxh">
+            <w:hyperlink w:history="1" r:id="rIdbd-jjlgklxfmv-sfvogvk">
               <w:r>
                 <w:rPr>
                   <w:rFonts w:ascii="Arial" w:cs="Arial" w:eastAsia="Arial" w:hAnsi="Arial"/>
@@ -25992,7 +25992,7 @@
             <w:pPr>
               <w:spacing w:after="20" w:before="0"/>
             </w:pPr>
-            <w:hyperlink w:history="1" r:id="rIdnyovnxtvdalrb4omb9aeo">
+            <w:hyperlink w:history="1" r:id="rIdugix1waewwdpwjaitrjel">
               <w:r>
                 <w:rPr>
                   <w:rFonts w:ascii="Arial" w:cs="Arial" w:eastAsia="Arial" w:hAnsi="Arial"/>
@@ -26025,7 +26025,7 @@
               <w:spacing w:after="10" w:before="0"/>
               <w:ind w:left="120"/>
             </w:pPr>
-            <w:hyperlink w:history="1" r:id="rIdwlbvxnj3ol70milzgvl6_">
+            <w:hyperlink w:history="1" r:id="rIdqtpiwttwtpkmqky2o1vrk">
               <w:r>
                 <w:rPr>
                   <w:rFonts w:ascii="Arial" w:cs="Arial" w:eastAsia="Arial" w:hAnsi="Arial"/>
@@ -26070,7 +26070,7 @@
             <w:pPr>
               <w:spacing w:after="20" w:before="0"/>
             </w:pPr>
-            <w:hyperlink w:history="1" r:id="rIdx3xpkf_1cbcg-6hftcsrd">
+            <w:hyperlink w:history="1" r:id="rIdtgmaw2_rerppgyrpglmz7">
               <w:r>
                 <w:rPr>
                   <w:rFonts w:ascii="Arial" w:cs="Arial" w:eastAsia="Arial" w:hAnsi="Arial"/>
@@ -26103,7 +26103,7 @@
               <w:spacing w:after="10" w:before="0"/>
               <w:ind w:left="120"/>
             </w:pPr>
-            <w:hyperlink w:history="1" r:id="rIdhluromx2k-lgwjg-hll6w">
+            <w:hyperlink w:history="1" r:id="rId4zpwxufxo59ovhs82exku">
               <w:r>
                 <w:rPr>
                   <w:rFonts w:ascii="Arial" w:cs="Arial" w:eastAsia="Arial" w:hAnsi="Arial"/>
@@ -26311,7 +26311,7 @@
             <w:pPr>
               <w:spacing w:after="20" w:before="0"/>
             </w:pPr>
-            <w:hyperlink w:history="1" r:id="rIdxybnew3fz5psrdpuxdxvf">
+            <w:hyperlink w:history="1" r:id="rId4carnnksm9bnidzmd5kp-">
               <w:r>
                 <w:rPr>
                   <w:rFonts w:ascii="Arial" w:cs="Arial" w:eastAsia="Arial" w:hAnsi="Arial"/>
@@ -26344,7 +26344,7 @@
               <w:spacing w:after="10" w:before="0"/>
               <w:ind w:left="120"/>
             </w:pPr>
-            <w:hyperlink w:history="1" r:id="rIdsxapu2aqhla2lef6pdhwm">
+            <w:hyperlink w:history="1" r:id="rIdr9vqrjodbir5z1v-tftwi">
               <w:r>
                 <w:rPr>
                   <w:rFonts w:ascii="Arial" w:cs="Arial" w:eastAsia="Arial" w:hAnsi="Arial"/>
@@ -26389,7 +26389,7 @@
             <w:pPr>
               <w:spacing w:after="20" w:before="0"/>
             </w:pPr>
-            <w:hyperlink w:history="1" r:id="rIdaxugevmwxk8bfblquktlf">
+            <w:hyperlink w:history="1" r:id="rIdggh5fls6wldujmhzybdcw">
               <w:r>
                 <w:rPr>
                   <w:rFonts w:ascii="Arial" w:cs="Arial" w:eastAsia="Arial" w:hAnsi="Arial"/>
@@ -26422,7 +26422,7 @@
               <w:spacing w:after="10" w:before="0"/>
               <w:ind w:left="120"/>
             </w:pPr>
-            <w:hyperlink w:history="1" r:id="rIdtges06tsatxypxyztg04h">
+            <w:hyperlink w:history="1" r:id="rId0tsw5izk0g9t9oxrzagkq">
               <w:r>
                 <w:rPr>
                   <w:rFonts w:ascii="Arial" w:cs="Arial" w:eastAsia="Arial" w:hAnsi="Arial"/>
@@ -26630,7 +26630,7 @@
             <w:pPr>
               <w:spacing w:after="20" w:before="0"/>
             </w:pPr>
-            <w:hyperlink w:history="1" r:id="rIdwvutdfaxgiq2qmuidkwsk">
+            <w:hyperlink w:history="1" r:id="rIdaz49m7t5-p-wtqvwsbbun">
               <w:r>
                 <w:rPr>
                   <w:rFonts w:ascii="Arial" w:cs="Arial" w:eastAsia="Arial" w:hAnsi="Arial"/>
@@ -26663,7 +26663,7 @@
               <w:spacing w:after="10" w:before="0"/>
               <w:ind w:left="120"/>
             </w:pPr>
-            <w:hyperlink w:history="1" r:id="rIdifj6_nxm_tas_sh6w38l7">
+            <w:hyperlink w:history="1" r:id="rIdevy8x6rrq-gw5ltxgf5dm">
               <w:r>
                 <w:rPr>
                   <w:rFonts w:ascii="Arial" w:cs="Arial" w:eastAsia="Arial" w:hAnsi="Arial"/>
@@ -26708,7 +26708,7 @@
             <w:pPr>
               <w:spacing w:after="20" w:before="0"/>
             </w:pPr>
-            <w:hyperlink w:history="1" r:id="rIdzqkc6xasecm7s3yjjazi9">
+            <w:hyperlink w:history="1" r:id="rIdsxyre5szvxo969_rcnpaz">
               <w:r>
                 <w:rPr>
                   <w:rFonts w:ascii="Arial" w:cs="Arial" w:eastAsia="Arial" w:hAnsi="Arial"/>
@@ -26741,7 +26741,7 @@
               <w:spacing w:after="10" w:before="0"/>
               <w:ind w:left="120"/>
             </w:pPr>
-            <w:hyperlink w:history="1" r:id="rIdukmwblaleir0rzz5emzou">
+            <w:hyperlink w:history="1" r:id="rIdcwokxeddlylqowz_vbjde">
               <w:r>
                 <w:rPr>
                   <w:rFonts w:ascii="Arial" w:cs="Arial" w:eastAsia="Arial" w:hAnsi="Arial"/>
